--- a/fuentes/722103_CF25_DU.docx
+++ b/fuentes/722103_CF25_DU.docx
@@ -1,11 +1,17 @@
 
 <file path=word/document.xml><?xml version="1.0" encoding="utf-8"?>
-<w:document xmlns:wpc="http://schemas.microsoft.com/office/word/2010/wordprocessingCanvas" xmlns:cx="http://schemas.microsoft.com/office/drawing/2014/chartex" xmlns:cx1="http://schemas.microsoft.com/office/drawing/2015/9/8/chartex" xmlns:cx2="http://schemas.microsoft.com/office/drawing/2015/10/21/chartex" xmlns:cx3="http://schemas.microsoft.com/office/drawing/2016/5/9/chartex" xmlns:cx4="http://schemas.microsoft.com/office/drawing/2016/5/10/chartex" xmlns:cx5="http://schemas.microsoft.com/office/drawing/2016/5/11/chartex" xmlns:cx6="http://schemas.microsoft.com/office/drawing/2016/5/12/chartex" xmlns:cx7="http://schemas.microsoft.com/office/drawing/2016/5/13/chartex" xmlns:cx8="http://schemas.microsoft.com/office/drawing/2016/5/14/chartex" xmlns:mc="http://schemas.openxmlformats.org/markup-compatibility/2006" xmlns:aink="http://schemas.microsoft.com/office/drawing/2016/ink" xmlns:am3d="http://schemas.microsoft.com/office/drawing/2017/model3d" xmlns:o="urn:schemas-microsoft-com:office:office" xmlns:oel="http://schemas.microsoft.com/office/2019/extlst" xmlns:r="http://schemas.openxmlformats.org/officeDocument/2006/relationships" xmlns:m="http://schemas.openxmlformats.org/officeDocument/2006/math" xmlns:v="urn:schemas-microsoft-com:vml" xmlns:wp14="http://schemas.microsoft.com/office/word/2010/wordprocessingDrawing" xmlns:wp="http://schemas.openxmlformats.org/drawingml/2006/wordprocessingDrawing" xmlns:w10="urn:schemas-microsoft-com:office:word" xmlns:w="http://schemas.openxmlformats.org/wordprocessingml/2006/main" xmlns:w14="http://schemas.microsoft.com/office/word/2010/wordml" xmlns:w15="http://schemas.microsoft.com/office/word/2012/wordml" xmlns:w16cex="http://schemas.microsoft.com/office/word/2018/wordml/cex" xmlns:w16cid="http://schemas.microsoft.com/office/word/2016/wordml/cid" xmlns:w16="http://schemas.microsoft.com/office/word/2018/wordml" xmlns:w16du="http://schemas.microsoft.com/office/word/2023/wordml/word16du" xmlns:w16sdtdh="http://schemas.microsoft.com/office/word/2020/wordml/sdtdatahash" xmlns:w16se="http://schemas.microsoft.com/office/word/2015/wordml/symex" xmlns:wpg="http://schemas.microsoft.com/office/word/2010/wordprocessingGroup" xmlns:wpi="http://schemas.microsoft.com/office/word/2010/wordprocessingInk" xmlns:wne="http://schemas.microsoft.com/office/word/2006/wordml" xmlns:wps="http://schemas.microsoft.com/office/word/2010/wordprocessingShape" mc:Ignorable="w14 w15 w16se w16cid w16 w16cex w16sdtdh w16du wp14">
+<w:document xmlns:wpc="http://schemas.microsoft.com/office/word/2010/wordprocessingCanvas" xmlns:cx="http://schemas.microsoft.com/office/drawing/2014/chartex" xmlns:cx1="http://schemas.microsoft.com/office/drawing/2015/9/8/chartex" xmlns:cx2="http://schemas.microsoft.com/office/drawing/2015/10/21/chartex" xmlns:cx3="http://schemas.microsoft.com/office/drawing/2016/5/9/chartex" xmlns:cx4="http://schemas.microsoft.com/office/drawing/2016/5/10/chartex" xmlns:cx5="http://schemas.microsoft.com/office/drawing/2016/5/11/chartex" xmlns:cx6="http://schemas.microsoft.com/office/drawing/2016/5/12/chartex" xmlns:cx7="http://schemas.microsoft.com/office/drawing/2016/5/13/chartex" xmlns:cx8="http://schemas.microsoft.com/office/drawing/2016/5/14/chartex" xmlns:mc="http://schemas.openxmlformats.org/markup-compatibility/2006" xmlns:aink="http://schemas.microsoft.com/office/drawing/2016/ink" xmlns:am3d="http://schemas.microsoft.com/office/drawing/2017/model3d" xmlns:o="urn:schemas-microsoft-com:office:office" xmlns:r="http://schemas.openxmlformats.org/officeDocument/2006/relationships" xmlns:m="http://schemas.openxmlformats.org/officeDocument/2006/math" xmlns:v="urn:schemas-microsoft-com:vml" xmlns:wp14="http://schemas.microsoft.com/office/word/2010/wordprocessingDrawing" xmlns:wp="http://schemas.openxmlformats.org/drawingml/2006/wordprocessingDrawing" xmlns:w10="urn:schemas-microsoft-com:office:word" xmlns:w="http://schemas.openxmlformats.org/wordprocessingml/2006/main" xmlns:w14="http://schemas.microsoft.com/office/word/2010/wordml" xmlns:w15="http://schemas.microsoft.com/office/word/2012/wordml" xmlns:w16cex="http://schemas.microsoft.com/office/word/2018/wordml/cex" xmlns:w16cid="http://schemas.microsoft.com/office/word/2016/wordml/cid" xmlns:w16="http://schemas.microsoft.com/office/word/2018/wordml" xmlns:w16sdtdh="http://schemas.microsoft.com/office/word/2020/wordml/sdtdatahash" xmlns:w16se="http://schemas.microsoft.com/office/word/2015/wordml/symex" xmlns:wpg="http://schemas.microsoft.com/office/word/2010/wordprocessingGroup" xmlns:wpi="http://schemas.microsoft.com/office/word/2010/wordprocessingInk" xmlns:wne="http://schemas.microsoft.com/office/word/2006/wordml" xmlns:wps="http://schemas.microsoft.com/office/word/2010/wordprocessingShape" mc:Ignorable="w14 w15 w16se w16cid w16 w16cex w16sdtdh wp14">
   <w:body>
     <w:p>
       <w:pPr>
         <w:rPr>
+          <w:rFonts w:ascii="Calibri" w:hAnsi="Calibri"/>
+          <w:b/>
+          <w:bCs/>
+          <w:color w:val="000000" w:themeColor="text1"/>
+          <w:kern w:val="0"/>
           <w:lang w:val="es-419"/>
+          <w14:ligatures w14:val="none"/>
         </w:rPr>
       </w:pPr>
       <w:r>
@@ -81,19 +87,6 @@
           </wp:anchor>
         </w:drawing>
       </w:r>
-    </w:p>
-    <w:p>
-      <w:pPr>
-        <w:rPr>
-          <w:rFonts w:ascii="Calibri" w:hAnsi="Calibri"/>
-          <w:b/>
-          <w:bCs/>
-          <w:color w:val="000000" w:themeColor="text1"/>
-          <w:kern w:val="0"/>
-          <w:lang w:val="es-419"/>
-          <w14:ligatures w14:val="none"/>
-        </w:rPr>
-      </w:pPr>
     </w:p>
     <w:p>
       <w:pPr>
@@ -210,7 +203,7 @@
               </wp:anchor>
             </w:drawing>
           </mc:Choice>
-          <mc:Fallback>
+          <mc:Fallback xmlns:w16du="http://schemas.microsoft.com/office/word/2023/wordml/word16du" xmlns:oel="http://schemas.microsoft.com/office/2019/extlst">
             <w:pict>
               <v:rect w14:anchorId="04BF2410" id="Rectángulo 3" o:spid="_x0000_s1026" alt="&quot;&quot;" style="position:absolute;margin-left:-55.7pt;margin-top:26.5pt;width:613.85pt;height:204pt;z-index:-251655168;visibility:visible;mso-wrap-style:square;mso-height-percent:0;mso-wrap-distance-left:9pt;mso-wrap-distance-top:0;mso-wrap-distance-right:9pt;mso-wrap-distance-bottom:0;mso-position-horizontal:absolute;mso-position-horizontal-relative:text;mso-position-vertical:absolute;mso-position-vertical-relative:text;mso-height-percent:0;mso-height-relative:margin;v-text-anchor:middle" o:gfxdata="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" fillcolor="#00314d" stroked="f" strokeweight="1pt"/>
             </w:pict>
@@ -287,7 +280,7 @@
                               <w:ind w:firstLine="0"/>
                             </w:pPr>
                             <w:r>
-                              <w:t>Evaluación financiera y análisis de riesgos para proyectos agroecológicos.</w:t>
+                              <w:t>Evaluación financiera y análisis de riesgos para proyectos agroecológicos</w:t>
                             </w:r>
                           </w:p>
                         </w:txbxContent>
@@ -313,7 +306,7 @@
                 <v:stroke joinstyle="miter"/>
                 <v:path gradientshapeok="t" o:connecttype="rect"/>
               </v:shapetype>
-              <v:shape id="Cuadro de texto 2" o:spid="_x0000_s1026" type="#_x0000_t202" alt="&quot;&quot;" style="position:absolute;left:0;text-align:left;margin-left:-21.45pt;margin-top:21.25pt;width:512.25pt;height:144.75pt;z-index:251663360;visibility:visible;mso-wrap-style:square;mso-width-percent:0;mso-height-percent:0;mso-wrap-distance-left:9pt;mso-wrap-distance-top:3.6pt;mso-wrap-distance-right:9pt;mso-wrap-distance-bottom:3.6pt;mso-position-horizontal:absolute;mso-position-horizontal-relative:text;mso-position-vertical:absolute;mso-position-vertical-relative:text;mso-width-percent:0;mso-height-percent:0;mso-width-relative:margin;mso-height-relative:margin;v-text-anchor:top" o:gfxdata="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" filled="f" stroked="f">
+              <v:shape id="Cuadro de texto 2" o:spid="_x0000_s1026" type="#_x0000_t202" alt="&quot;&quot;" style="position:absolute;left:0;text-align:left;margin-left:-21.45pt;margin-top:21.25pt;width:512.25pt;height:144.75pt;z-index:251663360;visibility:visible;mso-wrap-style:square;mso-width-percent:0;mso-height-percent:0;mso-wrap-distance-left:9pt;mso-wrap-distance-top:3.6pt;mso-wrap-distance-right:9pt;mso-wrap-distance-bottom:3.6pt;mso-position-horizontal:absolute;mso-position-horizontal-relative:text;mso-position-vertical:absolute;mso-position-vertical-relative:text;mso-width-percent:0;mso-height-percent:0;mso-width-relative:margin;mso-height-relative:margin;v-text-anchor:top" o:gfxdata="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" filled="f" stroked="f">
                 <v:textbox>
                   <w:txbxContent>
                     <w:p>
@@ -322,7 +315,7 @@
                         <w:ind w:firstLine="0"/>
                       </w:pPr>
                       <w:r>
-                        <w:t>Evaluación financiera y análisis de riesgos para proyectos agroecológicos.</w:t>
+                        <w:t>Evaluación financiera y análisis de riesgos para proyectos agroecológicos</w:t>
                       </w:r>
                     </w:p>
                   </w:txbxContent>
@@ -563,8 +556,10 @@
             <w:rPr>
               <w:rFonts w:eastAsiaTheme="minorEastAsia"/>
               <w:noProof/>
+              <w:kern w:val="0"/>
               <w:sz w:val="22"/>
               <w:lang w:eastAsia="es-CO"/>
+              <w14:ligatures w14:val="none"/>
             </w:rPr>
           </w:pPr>
           <w:r>
@@ -585,7 +580,7 @@
             </w:rPr>
             <w:fldChar w:fldCharType="separate"/>
           </w:r>
-          <w:hyperlink w:anchor="_Toc170330604" w:history="1">
+          <w:hyperlink w:anchor="_Toc172127633" w:history="1">
             <w:r>
               <w:rPr>
                 <w:rStyle w:val="Hipervnculo"/>
@@ -612,7 +607,7 @@
                 <w:noProof/>
                 <w:webHidden/>
               </w:rPr>
-              <w:instrText xml:space="preserve"> PAGEREF _Toc170330604 \h </w:instrText>
+              <w:instrText xml:space="preserve"> PAGEREF _Toc172127633 \h </w:instrText>
             </w:r>
             <w:r>
               <w:rPr>
@@ -653,11 +648,13 @@
             <w:rPr>
               <w:rFonts w:eastAsiaTheme="minorEastAsia"/>
               <w:noProof/>
+              <w:kern w:val="0"/>
               <w:sz w:val="22"/>
               <w:lang w:eastAsia="es-CO"/>
+              <w14:ligatures w14:val="none"/>
             </w:rPr>
           </w:pPr>
-          <w:hyperlink w:anchor="_Toc170330605" w:history="1">
+          <w:hyperlink w:anchor="_Toc172127634" w:history="1">
             <w:r>
               <w:rPr>
                 <w:rStyle w:val="Hipervnculo"/>
@@ -669,8 +666,10 @@
               <w:rPr>
                 <w:rFonts w:eastAsiaTheme="minorEastAsia"/>
                 <w:noProof/>
+                <w:kern w:val="0"/>
                 <w:sz w:val="22"/>
                 <w:lang w:eastAsia="es-CO"/>
+                <w14:ligatures w14:val="none"/>
               </w:rPr>
               <w:tab/>
             </w:r>
@@ -700,7 +699,7 @@
                 <w:noProof/>
                 <w:webHidden/>
               </w:rPr>
-              <w:instrText xml:space="preserve"> PAGEREF _Toc170330605 \h </w:instrText>
+              <w:instrText xml:space="preserve"> PAGEREF _Toc172127634 \h </w:instrText>
             </w:r>
             <w:r>
               <w:rPr>
@@ -741,11 +740,13 @@
             <w:rPr>
               <w:rFonts w:eastAsiaTheme="minorEastAsia"/>
               <w:noProof/>
+              <w:kern w:val="0"/>
               <w:sz w:val="22"/>
               <w:lang w:eastAsia="es-CO"/>
+              <w14:ligatures w14:val="none"/>
             </w:rPr>
           </w:pPr>
-          <w:hyperlink w:anchor="_Toc170330606" w:history="1">
+          <w:hyperlink w:anchor="_Toc172127635" w:history="1">
             <w:r>
               <w:rPr>
                 <w:rStyle w:val="Hipervnculo"/>
@@ -757,8 +758,10 @@
               <w:rPr>
                 <w:rFonts w:eastAsiaTheme="minorEastAsia"/>
                 <w:noProof/>
+                <w:kern w:val="0"/>
                 <w:sz w:val="22"/>
                 <w:lang w:eastAsia="es-CO"/>
+                <w14:ligatures w14:val="none"/>
               </w:rPr>
               <w:tab/>
             </w:r>
@@ -788,7 +791,7 @@
                 <w:noProof/>
                 <w:webHidden/>
               </w:rPr>
-              <w:instrText xml:space="preserve"> PAGEREF _Toc170330606 \h </w:instrText>
+              <w:instrText xml:space="preserve"> PAGEREF _Toc172127635 \h </w:instrText>
             </w:r>
             <w:r>
               <w:rPr>
@@ -829,11 +832,13 @@
             <w:rPr>
               <w:rFonts w:eastAsiaTheme="minorEastAsia"/>
               <w:noProof/>
+              <w:kern w:val="0"/>
               <w:sz w:val="22"/>
               <w:lang w:eastAsia="es-CO"/>
+              <w14:ligatures w14:val="none"/>
             </w:rPr>
           </w:pPr>
-          <w:hyperlink w:anchor="_Toc170330607" w:history="1">
+          <w:hyperlink w:anchor="_Toc172127636" w:history="1">
             <w:r>
               <w:rPr>
                 <w:rStyle w:val="Hipervnculo"/>
@@ -845,8 +850,10 @@
               <w:rPr>
                 <w:rFonts w:eastAsiaTheme="minorEastAsia"/>
                 <w:noProof/>
+                <w:kern w:val="0"/>
                 <w:sz w:val="22"/>
                 <w:lang w:eastAsia="es-CO"/>
+                <w14:ligatures w14:val="none"/>
               </w:rPr>
               <w:tab/>
             </w:r>
@@ -876,7 +883,7 @@
                 <w:noProof/>
                 <w:webHidden/>
               </w:rPr>
-              <w:instrText xml:space="preserve"> PAGEREF _Toc170330607 \h </w:instrText>
+              <w:instrText xml:space="preserve"> PAGEREF _Toc172127636 \h </w:instrText>
             </w:r>
             <w:r>
               <w:rPr>
@@ -917,11 +924,13 @@
             <w:rPr>
               <w:rFonts w:eastAsiaTheme="minorEastAsia"/>
               <w:noProof/>
+              <w:kern w:val="0"/>
               <w:sz w:val="22"/>
               <w:lang w:eastAsia="es-CO"/>
+              <w14:ligatures w14:val="none"/>
             </w:rPr>
           </w:pPr>
-          <w:hyperlink w:anchor="_Toc170330608" w:history="1">
+          <w:hyperlink w:anchor="_Toc172127637" w:history="1">
             <w:r>
               <w:rPr>
                 <w:rStyle w:val="Hipervnculo"/>
@@ -933,8 +942,10 @@
               <w:rPr>
                 <w:rFonts w:eastAsiaTheme="minorEastAsia"/>
                 <w:noProof/>
+                <w:kern w:val="0"/>
                 <w:sz w:val="22"/>
                 <w:lang w:eastAsia="es-CO"/>
+                <w14:ligatures w14:val="none"/>
               </w:rPr>
               <w:tab/>
             </w:r>
@@ -964,7 +975,7 @@
                 <w:noProof/>
                 <w:webHidden/>
               </w:rPr>
-              <w:instrText xml:space="preserve"> PAGEREF _Toc170330608 \h </w:instrText>
+              <w:instrText xml:space="preserve"> PAGEREF _Toc172127637 \h </w:instrText>
             </w:r>
             <w:r>
               <w:rPr>
@@ -1005,11 +1016,13 @@
             <w:rPr>
               <w:rFonts w:eastAsiaTheme="minorEastAsia"/>
               <w:noProof/>
+              <w:kern w:val="0"/>
               <w:sz w:val="22"/>
               <w:lang w:eastAsia="es-CO"/>
+              <w14:ligatures w14:val="none"/>
             </w:rPr>
           </w:pPr>
-          <w:hyperlink w:anchor="_Toc170330609" w:history="1">
+          <w:hyperlink w:anchor="_Toc172127638" w:history="1">
             <w:r>
               <w:rPr>
                 <w:rStyle w:val="Hipervnculo"/>
@@ -1021,8 +1034,10 @@
               <w:rPr>
                 <w:rFonts w:eastAsiaTheme="minorEastAsia"/>
                 <w:noProof/>
+                <w:kern w:val="0"/>
                 <w:sz w:val="22"/>
                 <w:lang w:eastAsia="es-CO"/>
+                <w14:ligatures w14:val="none"/>
               </w:rPr>
               <w:tab/>
             </w:r>
@@ -1052,7 +1067,7 @@
                 <w:noProof/>
                 <w:webHidden/>
               </w:rPr>
-              <w:instrText xml:space="preserve"> PAGEREF _Toc170330609 \h </w:instrText>
+              <w:instrText xml:space="preserve"> PAGEREF _Toc172127638 \h </w:instrText>
             </w:r>
             <w:r>
               <w:rPr>
@@ -1072,7 +1087,7 @@
                 <w:noProof/>
                 <w:webHidden/>
               </w:rPr>
-              <w:t>14</w:t>
+              <w:t>13</w:t>
             </w:r>
             <w:r>
               <w:rPr>
@@ -1093,11 +1108,13 @@
             <w:rPr>
               <w:rFonts w:eastAsiaTheme="minorEastAsia"/>
               <w:noProof/>
+              <w:kern w:val="0"/>
               <w:sz w:val="22"/>
               <w:lang w:eastAsia="es-CO"/>
+              <w14:ligatures w14:val="none"/>
             </w:rPr>
           </w:pPr>
-          <w:hyperlink w:anchor="_Toc170330610" w:history="1">
+          <w:hyperlink w:anchor="_Toc172127639" w:history="1">
             <w:r>
               <w:rPr>
                 <w:rStyle w:val="Hipervnculo"/>
@@ -1109,8 +1126,10 @@
               <w:rPr>
                 <w:rFonts w:eastAsiaTheme="minorEastAsia"/>
                 <w:noProof/>
+                <w:kern w:val="0"/>
                 <w:sz w:val="22"/>
                 <w:lang w:eastAsia="es-CO"/>
+                <w14:ligatures w14:val="none"/>
               </w:rPr>
               <w:tab/>
             </w:r>
@@ -1140,7 +1159,7 @@
                 <w:noProof/>
                 <w:webHidden/>
               </w:rPr>
-              <w:instrText xml:space="preserve"> PAGEREF _Toc170330610 \h </w:instrText>
+              <w:instrText xml:space="preserve"> PAGEREF _Toc172127639 \h </w:instrText>
             </w:r>
             <w:r>
               <w:rPr>
@@ -1160,7 +1179,7 @@
                 <w:noProof/>
                 <w:webHidden/>
               </w:rPr>
-              <w:t>30</w:t>
+              <w:t>27</w:t>
             </w:r>
             <w:r>
               <w:rPr>
@@ -1180,11 +1199,13 @@
             <w:rPr>
               <w:rFonts w:eastAsiaTheme="minorEastAsia"/>
               <w:noProof/>
+              <w:kern w:val="0"/>
               <w:sz w:val="22"/>
               <w:lang w:eastAsia="es-CO"/>
+              <w14:ligatures w14:val="none"/>
             </w:rPr>
           </w:pPr>
-          <w:hyperlink w:anchor="_Toc170330611" w:history="1">
+          <w:hyperlink w:anchor="_Toc172127640" w:history="1">
             <w:r>
               <w:rPr>
                 <w:rStyle w:val="Hipervnculo"/>
@@ -1211,7 +1232,7 @@
                 <w:noProof/>
                 <w:webHidden/>
               </w:rPr>
-              <w:instrText xml:space="preserve"> PAGEREF _Toc170330611 \h </w:instrText>
+              <w:instrText xml:space="preserve"> PAGEREF _Toc172127640 \h </w:instrText>
             </w:r>
             <w:r>
               <w:rPr>
@@ -1231,7 +1252,7 @@
                 <w:noProof/>
                 <w:webHidden/>
               </w:rPr>
-              <w:t>32</w:t>
+              <w:t>30</w:t>
             </w:r>
             <w:r>
               <w:rPr>
@@ -1251,11 +1272,13 @@
             <w:rPr>
               <w:rFonts w:eastAsiaTheme="minorEastAsia"/>
               <w:noProof/>
+              <w:kern w:val="0"/>
               <w:sz w:val="22"/>
               <w:lang w:eastAsia="es-CO"/>
+              <w14:ligatures w14:val="none"/>
             </w:rPr>
           </w:pPr>
-          <w:hyperlink w:anchor="_Toc170330612" w:history="1">
+          <w:hyperlink w:anchor="_Toc172127641" w:history="1">
             <w:r>
               <w:rPr>
                 <w:rStyle w:val="Hipervnculo"/>
@@ -1282,7 +1305,7 @@
                 <w:noProof/>
                 <w:webHidden/>
               </w:rPr>
-              <w:instrText xml:space="preserve"> PAGEREF _Toc170330612 \h </w:instrText>
+              <w:instrText xml:space="preserve"> PAGEREF _Toc172127641 \h </w:instrText>
             </w:r>
             <w:r>
               <w:rPr>
@@ -1302,7 +1325,7 @@
                 <w:noProof/>
                 <w:webHidden/>
               </w:rPr>
-              <w:t>33</w:t>
+              <w:t>31</w:t>
             </w:r>
             <w:r>
               <w:rPr>
@@ -1322,11 +1345,13 @@
             <w:rPr>
               <w:rFonts w:eastAsiaTheme="minorEastAsia"/>
               <w:noProof/>
+              <w:kern w:val="0"/>
               <w:sz w:val="22"/>
               <w:lang w:eastAsia="es-CO"/>
+              <w14:ligatures w14:val="none"/>
             </w:rPr>
           </w:pPr>
-          <w:hyperlink w:anchor="_Toc170330613" w:history="1">
+          <w:hyperlink w:anchor="_Toc172127642" w:history="1">
             <w:r>
               <w:rPr>
                 <w:rStyle w:val="Hipervnculo"/>
@@ -1353,7 +1378,7 @@
                 <w:noProof/>
                 <w:webHidden/>
               </w:rPr>
-              <w:instrText xml:space="preserve"> PAGEREF _Toc170330613 \h </w:instrText>
+              <w:instrText xml:space="preserve"> PAGEREF _Toc172127642 \h </w:instrText>
             </w:r>
             <w:r>
               <w:rPr>
@@ -1373,7 +1398,7 @@
                 <w:noProof/>
                 <w:webHidden/>
               </w:rPr>
-              <w:t>34</w:t>
+              <w:t>32</w:t>
             </w:r>
             <w:r>
               <w:rPr>
@@ -1393,11 +1418,13 @@
             <w:rPr>
               <w:rFonts w:eastAsiaTheme="minorEastAsia"/>
               <w:noProof/>
+              <w:kern w:val="0"/>
               <w:sz w:val="22"/>
               <w:lang w:eastAsia="es-CO"/>
+              <w14:ligatures w14:val="none"/>
             </w:rPr>
           </w:pPr>
-          <w:hyperlink w:anchor="_Toc170330614" w:history="1">
+          <w:hyperlink w:anchor="_Toc172127643" w:history="1">
             <w:r>
               <w:rPr>
                 <w:rStyle w:val="Hipervnculo"/>
@@ -1424,7 +1451,7 @@
                 <w:noProof/>
                 <w:webHidden/>
               </w:rPr>
-              <w:instrText xml:space="preserve"> PAGEREF _Toc170330614 \h </w:instrText>
+              <w:instrText xml:space="preserve"> PAGEREF _Toc172127643 \h </w:instrText>
             </w:r>
             <w:r>
               <w:rPr>
@@ -1444,7 +1471,7 @@
                 <w:noProof/>
                 <w:webHidden/>
               </w:rPr>
-              <w:t>35</w:t>
+              <w:t>33</w:t>
             </w:r>
             <w:r>
               <w:rPr>
@@ -1464,11 +1491,13 @@
             <w:rPr>
               <w:rFonts w:eastAsiaTheme="minorEastAsia"/>
               <w:noProof/>
+              <w:kern w:val="0"/>
               <w:sz w:val="22"/>
               <w:lang w:eastAsia="es-CO"/>
+              <w14:ligatures w14:val="none"/>
             </w:rPr>
           </w:pPr>
-          <w:hyperlink w:anchor="_Toc170330615" w:history="1">
+          <w:hyperlink w:anchor="_Toc172127644" w:history="1">
             <w:r>
               <w:rPr>
                 <w:rStyle w:val="Hipervnculo"/>
@@ -1495,7 +1524,7 @@
                 <w:noProof/>
                 <w:webHidden/>
               </w:rPr>
-              <w:instrText xml:space="preserve"> PAGEREF _Toc170330615 \h </w:instrText>
+              <w:instrText xml:space="preserve"> PAGEREF _Toc172127644 \h </w:instrText>
             </w:r>
             <w:r>
               <w:rPr>
@@ -1515,7 +1544,7 @@
                 <w:noProof/>
                 <w:webHidden/>
               </w:rPr>
-              <w:t>36</w:t>
+              <w:t>34</w:t>
             </w:r>
             <w:r>
               <w:rPr>
@@ -1575,7 +1604,7 @@
       <w:pPr>
         <w:pStyle w:val="Titulosgenerales"/>
       </w:pPr>
-      <w:bookmarkStart w:id="0" w:name="_Toc170330604"/>
+      <w:bookmarkStart w:id="0" w:name="_Toc172127633"/>
       <w:r>
         <w:lastRenderedPageBreak/>
         <w:t>Introducción</w:t>
@@ -1701,7 +1730,23 @@
             <w:b/>
             <w:lang w:val="es-419"/>
           </w:rPr>
-          <w:t>Enlace de reproducción del video</w:t>
+          <w:t>Enlace de repro</w:t>
+        </w:r>
+        <w:r>
+          <w:rPr>
+            <w:rStyle w:val="Hipervnculo"/>
+            <w:b/>
+            <w:lang w:val="es-419"/>
+          </w:rPr>
+          <w:t>d</w:t>
+        </w:r>
+        <w:r>
+          <w:rPr>
+            <w:rStyle w:val="Hipervnculo"/>
+            <w:b/>
+            <w:lang w:val="es-419"/>
+          </w:rPr>
+          <w:t>ucción del video</w:t>
         </w:r>
       </w:hyperlink>
     </w:p>
@@ -1867,7 +1912,7 @@
       <w:pPr>
         <w:pStyle w:val="Ttulo1"/>
       </w:pPr>
-      <w:bookmarkStart w:id="1" w:name="_Toc170330605"/>
+      <w:bookmarkStart w:id="1" w:name="_Toc172127634"/>
       <w:r>
         <w:lastRenderedPageBreak/>
         <w:t>Evaluación de proyectos</w:t>
@@ -1887,7 +1932,19 @@
         <w:rPr>
           <w:lang w:val="es-419" w:eastAsia="es-CO"/>
         </w:rPr>
-        <w:t>Antes de dar inicio al tema se muestra una vista general de lo que sería la evaluación de los proyectos organizado de manera visual:</w:t>
+        <w:t xml:space="preserve">Antes de dar inicio al tema se muestra una vista general de lo que sería la evaluación de los proyectos organizado de </w:t>
+      </w:r>
+      <w:r>
+        <w:rPr>
+          <w:lang w:val="es-419" w:eastAsia="es-CO"/>
+        </w:rPr>
+        <w:t xml:space="preserve">la siguiente </w:t>
+      </w:r>
+      <w:r>
+        <w:rPr>
+          <w:lang w:val="es-419" w:eastAsia="es-CO"/>
+        </w:rPr>
+        <w:t>manera:</w:t>
       </w:r>
     </w:p>
     <w:p>
@@ -1992,19 +2049,13 @@
         <w:rPr>
           <w:lang w:val="es-419" w:eastAsia="es-CO"/>
         </w:rPr>
-        <w:t>, en el video, Evaluación de Proyectos,</w:t>
-      </w:r>
-      <w:r>
-        <w:rPr>
-          <w:lang w:val="es-419" w:eastAsia="es-CO"/>
-        </w:rPr>
-        <w:t xml:space="preserve"> </w:t>
-      </w:r>
-      <w:r>
-        <w:rPr>
-          <w:lang w:val="es-419" w:eastAsia="es-CO"/>
-        </w:rPr>
-        <w:t>que se puede acceder con el siguiente link:</w:t>
+        <w:t xml:space="preserve"> en</w:t>
+      </w:r>
+      <w:r>
+        <w:rPr>
+          <w:lang w:val="es-419" w:eastAsia="es-CO"/>
+        </w:rPr>
+        <w:t xml:space="preserve"> el siguiente link:</w:t>
       </w:r>
     </w:p>
     <w:bookmarkEnd w:id="3"/>
@@ -2188,15 +2239,28 @@
       <w:pPr>
         <w:pStyle w:val="Ttulo2"/>
       </w:pPr>
-      <w:bookmarkStart w:id="5" w:name="_Hlk168387024"/>
-      <w:bookmarkStart w:id="6" w:name="_Toc170330606"/>
+      <w:bookmarkStart w:id="5" w:name="_Toc172127635"/>
+      <w:bookmarkStart w:id="6" w:name="_Hlk168387024"/>
       <w:bookmarkEnd w:id="4"/>
       <w:r>
         <w:t>Evaluación de la coherencia y pertinencia del proyecto</w:t>
       </w:r>
-      <w:bookmarkEnd w:id="6"/>
-    </w:p>
-    <w:bookmarkEnd w:id="5"/>
+      <w:bookmarkEnd w:id="5"/>
+    </w:p>
+    <w:bookmarkEnd w:id="6"/>
+    <w:p>
+      <w:pPr>
+        <w:rPr>
+          <w:lang w:val="es-419" w:eastAsia="es-CO"/>
+        </w:rPr>
+      </w:pPr>
+      <w:r>
+        <w:rPr>
+          <w:lang w:val="es-419" w:eastAsia="es-CO"/>
+        </w:rPr>
+        <w:t>De acuerdo con Hernández et Al (2019):</w:t>
+      </w:r>
+    </w:p>
     <w:p>
       <w:pPr>
         <w:rPr>
@@ -2209,7 +2273,7 @@
         <w:rPr>
           <w:lang w:val="es-419" w:eastAsia="es-CO"/>
         </w:rPr>
-        <w:t>De acuerdo con Hernández et Al (2019): La coherencia y pertinencia de un proyecto son consideradas como la forma en la cual se pueden producir los cambios deseados.</w:t>
+        <w:t>La coherencia y pertinencia de un proyecto son consideradas como la forma en la cual se pueden producir los cambios deseados.</w:t>
       </w:r>
       <w:r>
         <w:t xml:space="preserve"> </w:t>
@@ -2226,7 +2290,23 @@
           <w:bCs/>
           <w:lang w:val="es-419" w:eastAsia="es-CO"/>
         </w:rPr>
-        <w:t xml:space="preserve">“La coherencia y la pertinencia es la congruencia que se evidencia entre la prefactibilidad, preparación, objetivos y metas que se quieren lograr con el proyecto” </w:t>
+        <w:t>“La coherencia y la pertinencia es la congruencia que se evidencia entre la prefactibilidad, preparación, objetivos y metas que se quieren lograr con el proyecto”</w:t>
+      </w:r>
+      <w:r>
+        <w:rPr>
+          <w:b/>
+          <w:bCs/>
+          <w:lang w:val="es-419" w:eastAsia="es-CO"/>
+        </w:rPr>
+        <w:t>.</w:t>
+      </w:r>
+      <w:r>
+        <w:rPr>
+          <w:b/>
+          <w:bCs/>
+          <w:lang w:val="es-419" w:eastAsia="es-CO"/>
+        </w:rPr>
+        <w:t xml:space="preserve"> </w:t>
       </w:r>
     </w:p>
     <w:p>
@@ -2244,25 +2324,6 @@
       <w:r>
         <w:rPr>
           <w:lang w:val="es-419" w:eastAsia="es-CO"/>
-        </w:rPr>
-        <w:t>:</w:t>
-      </w:r>
-    </w:p>
-    <w:p>
-      <w:pPr>
-        <w:rPr>
-          <w:lang w:eastAsia="es-CO"/>
-        </w:rPr>
-      </w:pPr>
-      <w:r>
-        <w:rPr>
-          <w:lang w:eastAsia="es-CO"/>
-        </w:rPr>
-        <w:t>Brinda elementos de juicio para mejor decisión o selección de propuestas de intervenciones sociales</w:t>
-      </w:r>
-      <w:r>
-        <w:rPr>
-          <w:lang w:eastAsia="es-CO"/>
         </w:rPr>
         <w:t>:</w:t>
       </w:r>
@@ -2282,7 +2343,13 @@
         <w:rPr>
           <w:lang w:eastAsia="es-CO"/>
         </w:rPr>
-        <w:t>Contribuye a mejorar la formulación del proyecto.</w:t>
+        <w:t>Brinda elementos de juicio para mejor decisión o selección de propuestas de intervenciones sociales</w:t>
+      </w:r>
+      <w:r>
+        <w:rPr>
+          <w:lang w:eastAsia="es-CO"/>
+        </w:rPr>
+        <w:t>.</w:t>
       </w:r>
     </w:p>
     <w:p>
@@ -2300,7 +2367,7 @@
         <w:rPr>
           <w:lang w:eastAsia="es-CO"/>
         </w:rPr>
-        <w:t>Permite formular recomendaciones para la etapa de ejecución.</w:t>
+        <w:t>Contribuye a mejorar la formulación del proyecto.</w:t>
       </w:r>
     </w:p>
     <w:p>
@@ -2318,6 +2385,25 @@
         <w:rPr>
           <w:lang w:eastAsia="es-CO"/>
         </w:rPr>
+        <w:t>Permite formular recomendaciones para la etapa de ejecución.</w:t>
+      </w:r>
+    </w:p>
+    <w:p>
+      <w:pPr>
+        <w:pStyle w:val="Prrafodelista"/>
+        <w:numPr>
+          <w:ilvl w:val="0"/>
+          <w:numId w:val="13"/>
+        </w:numPr>
+        <w:rPr>
+          <w:lang w:eastAsia="es-CO"/>
+        </w:rPr>
+      </w:pPr>
+      <w:r>
+        <w:rPr>
+          <w:lang w:eastAsia="es-CO"/>
+        </w:rPr>
+        <w:lastRenderedPageBreak/>
         <w:t>Orienta el proceso de monitoreo y evaluación con foco en los procesos.</w:t>
       </w:r>
     </w:p>
@@ -2332,7 +2418,6 @@
         <w:rPr>
           <w:lang w:val="es-419" w:eastAsia="es-CO"/>
         </w:rPr>
-        <w:lastRenderedPageBreak/>
         <w:t>La evaluación de la pertenencia puede realizarse con los siguientes fines:</w:t>
       </w:r>
     </w:p>
@@ -2575,7 +2660,7 @@
       <w:pPr>
         <w:pStyle w:val="Ttulo2"/>
       </w:pPr>
-      <w:bookmarkStart w:id="7" w:name="_Toc170330607"/>
+      <w:bookmarkStart w:id="7" w:name="_Toc172127636"/>
       <w:r>
         <w:t>Análisis de riesgos de proyectos.</w:t>
       </w:r>
@@ -2923,14 +3008,6 @@
           <w:lang w:val="es-419" w:eastAsia="es-CO"/>
         </w:rPr>
       </w:pPr>
-    </w:p>
-    <w:p>
-      <w:pPr>
-        <w:ind w:firstLine="0"/>
-        <w:rPr>
-          <w:lang w:val="es-419" w:eastAsia="es-CO"/>
-        </w:rPr>
-      </w:pPr>
       <w:r>
         <w:rPr>
           <w:lang w:val="es-419" w:eastAsia="es-CO"/>
@@ -3011,7 +3088,19 @@
         <w:rPr>
           <w:lang w:val="es-419" w:eastAsia="es-CO"/>
         </w:rPr>
-        <w:t xml:space="preserve"> Se debe describir el riesgo de manera completa.</w:t>
+        <w:t xml:space="preserve"> </w:t>
+      </w:r>
+      <w:r>
+        <w:rPr>
+          <w:lang w:val="es-419" w:eastAsia="es-CO"/>
+        </w:rPr>
+        <w:t>s</w:t>
+      </w:r>
+      <w:r>
+        <w:rPr>
+          <w:lang w:val="es-419" w:eastAsia="es-CO"/>
+        </w:rPr>
+        <w:t>e debe describir el riesgo de manera completa.</w:t>
       </w:r>
     </w:p>
     <w:p>
@@ -3037,31 +3126,7 @@
         <w:rPr>
           <w:lang w:val="es-419" w:eastAsia="es-CO"/>
         </w:rPr>
-        <w:t xml:space="preserve"> </w:t>
-      </w:r>
-      <w:r>
-        <w:rPr>
-          <w:lang w:val="es-419" w:eastAsia="es-CO"/>
-        </w:rPr>
-        <w:t>(</w:t>
-      </w:r>
-      <w:r>
-        <w:rPr>
-          <w:lang w:val="es-419" w:eastAsia="es-CO"/>
-        </w:rPr>
-        <w:t>r</w:t>
-      </w:r>
-      <w:r>
-        <w:rPr>
-          <w:lang w:val="es-419" w:eastAsia="es-CO"/>
-        </w:rPr>
-        <w:t>ango de 1 a 5, donde: 1: muy baja; 2: baja; 3: media; 4: alta; 5: muy alta)</w:t>
-      </w:r>
-      <w:r>
-        <w:rPr>
-          <w:lang w:val="es-419" w:eastAsia="es-CO"/>
-        </w:rPr>
-        <w:t>.</w:t>
+        <w:t xml:space="preserve"> (rango de 1 a 5, donde: 1: muy baja; 2: baja; 3: media; 4: alta; 5: muy alta).</w:t>
       </w:r>
     </w:p>
     <w:p>
@@ -3087,25 +3152,7 @@
         <w:rPr>
           <w:lang w:val="es-419" w:eastAsia="es-CO"/>
         </w:rPr>
-        <w:t xml:space="preserve"> </w:t>
-      </w:r>
-      <w:r>
-        <w:rPr>
-          <w:lang w:val="es-419" w:eastAsia="es-CO"/>
-        </w:rPr>
-        <w:t>(</w:t>
-      </w:r>
-      <w:r>
-        <w:rPr>
-          <w:lang w:val="es-419" w:eastAsia="es-CO"/>
-        </w:rPr>
-        <w:t>r</w:t>
-      </w:r>
-      <w:r>
-        <w:rPr>
-          <w:lang w:val="es-419" w:eastAsia="es-CO"/>
-        </w:rPr>
-        <w:t>ango de 1 a 5, donde: 1: despreciable; 2: considerable; 3: importante; 4: grave; 5: catastrófica).</w:t>
+        <w:t xml:space="preserve"> (rango de 1 a 5, donde: 1: despreciable; 2: considerable; 3: importante; 4: grave; 5: catastrófica).</w:t>
       </w:r>
     </w:p>
     <w:p>
@@ -3131,34 +3178,8 @@
         <w:rPr>
           <w:lang w:val="es-419" w:eastAsia="es-CO"/>
         </w:rPr>
-        <w:t xml:space="preserve"> </w:t>
-      </w:r>
-      <w:r>
-        <w:rPr>
-          <w:lang w:val="es-419" w:eastAsia="es-CO"/>
-        </w:rPr>
-        <w:t>(</w:t>
-      </w:r>
-      <w:r>
-        <w:rPr>
-          <w:lang w:val="es-419" w:eastAsia="es-CO"/>
-        </w:rPr>
-        <w:t>p</w:t>
-      </w:r>
-      <w:r>
-        <w:rPr>
-          <w:lang w:val="es-419" w:eastAsia="es-CO"/>
-        </w:rPr>
-        <w:t>robabilidad x gravedad)</w:t>
-      </w:r>
-    </w:p>
-    <w:p>
-      <w:pPr>
-        <w:ind w:firstLine="0"/>
-        <w:rPr>
-          <w:lang w:val="es-419" w:eastAsia="es-CO"/>
-        </w:rPr>
-      </w:pPr>
+        <w:t xml:space="preserve"> (probabilidad x gravedad)</w:t>
+      </w:r>
     </w:p>
     <w:p>
       <w:pPr>
@@ -3177,26 +3198,35 @@
           <w:bCs/>
           <w:lang w:val="es-419" w:eastAsia="es-CO"/>
         </w:rPr>
+        <w:t>Nivel de riesgo:</w:t>
+      </w:r>
+      <w:r>
+        <w:rPr>
+          <w:lang w:val="es-419" w:eastAsia="es-CO"/>
+        </w:rPr>
+        <w:t xml:space="preserve"> en este espacio se ubica la matriz de riesgos.</w:t>
+      </w:r>
+    </w:p>
+    <w:p>
+      <w:pPr>
+        <w:pStyle w:val="Prrafodelista"/>
+        <w:ind w:firstLine="0"/>
+        <w:rPr>
+          <w:lang w:val="es-419" w:eastAsia="es-CO"/>
+        </w:rPr>
+      </w:pPr>
+    </w:p>
+    <w:p>
+      <w:bookmarkStart w:id="8" w:name="_Hlk165886803"/>
+      <w:r>
         <w:lastRenderedPageBreak/>
-        <w:t>Nivel de riesgo:</w:t>
-      </w:r>
-      <w:r>
-        <w:rPr>
-          <w:lang w:val="es-419" w:eastAsia="es-CO"/>
-        </w:rPr>
-        <w:t xml:space="preserve"> en este espacio se ubica la matriz de riesgos.</w:t>
-      </w:r>
-    </w:p>
-    <w:p>
-      <w:bookmarkStart w:id="8" w:name="_Hlk165886803"/>
-      <w:r>
-        <w:t xml:space="preserve">A continuación, se da un ejemplo de la matriz de evaluación de riesgos que trabaja con colores para facilitar su visualización, </w:t>
-      </w:r>
-      <w:r>
-        <w:t>se puede apreciar</w:t>
-      </w:r>
-      <w:r>
-        <w:t xml:space="preserve"> los rojos:</w:t>
+        <w:t xml:space="preserve">A continuación, se da un ejemplo de la matriz de evaluación de riesgos que trabaja con colores </w:t>
+      </w:r>
+      <w:r>
+        <w:t xml:space="preserve">(rojos) </w:t>
+      </w:r>
+      <w:r>
+        <w:t>para facilitar su visualización:</w:t>
       </w:r>
     </w:p>
     <w:bookmarkEnd w:id="8"/>
@@ -3272,11 +3302,11 @@
     </w:p>
     <w:p>
       <w:r>
-        <w:t xml:space="preserve">El anterior análisis de riesgos contempla lo que no debe ocurrir para que el proyecto se desarrolle como se ha planeado. En el caso de los supuestos se establecen las condiciones y requisitos para que se puedan realizar las actividades, lograr los objetivos y cumplir finalmente con el propósito del proyecto. Es por estas razones que este análisis se hace posteriormente a la definición de los indicadores y el desglose de </w:t>
+        <w:t xml:space="preserve">El anterior análisis de riesgos contempla lo que no debe ocurrir para que el proyecto se desarrolle como se ha planeado. En el caso de los supuestos se establecen las condiciones y requisitos para que se puedan realizar las actividades, lograr los objetivos y cumplir finalmente con el propósito del proyecto. Es por estas razones que este análisis se hace posteriormente a la definición de los indicadores y el desglose de las actividades. La forma en que se redactan los supuestos que corresponde a la de un </w:t>
       </w:r>
       <w:r>
         <w:lastRenderedPageBreak/>
-        <w:t>las actividades. La forma en que se redactan los supuestos que corresponde a la de un objetivo a alcanzar o mantener por parte de quien fuere necesario a pesar de que estos estén fuera del alcance del ejecutor del proyecto. Ejemplo:</w:t>
+        <w:t>objetivo a alcanzar o mantener por parte de quien fuere necesario a pesar de que estos estén fuera del alcance del ejecutor del proyecto. Ejemplo:</w:t>
       </w:r>
     </w:p>
     <w:p>
@@ -3293,7 +3323,23 @@
           <w:bCs/>
           <w:lang w:val="es-419" w:eastAsia="es-CO"/>
         </w:rPr>
-        <w:t xml:space="preserve">     “Los precios agrícolas mantienen sus niveles (dentro de una banda de + 10%) en términos reales” Departamento Nacional de Planeación, (2016).</w:t>
+        <w:t xml:space="preserve">     “Los precios agrícolas mantienen sus niveles (dentro de una banda de + 10%) en términos reales”</w:t>
+      </w:r>
+      <w:r>
+        <w:rPr>
+          <w:b/>
+          <w:bCs/>
+          <w:lang w:val="es-419" w:eastAsia="es-CO"/>
+        </w:rPr>
+        <w:t>.</w:t>
+      </w:r>
+      <w:r>
+        <w:rPr>
+          <w:b/>
+          <w:bCs/>
+          <w:lang w:val="es-419" w:eastAsia="es-CO"/>
+        </w:rPr>
+        <w:t xml:space="preserve"> Departamento Nacional de Planeación, (2016).</w:t>
       </w:r>
     </w:p>
     <w:p>
@@ -3465,7 +3511,6 @@
         <w:rPr>
           <w:lang w:val="es-419" w:eastAsia="es-CO"/>
         </w:rPr>
-        <w:lastRenderedPageBreak/>
         <w:t>Cada componente es necesario para lograr el propósito del proyecto y además no falta ningún componente necesario.</w:t>
       </w:r>
     </w:p>
@@ -3484,6 +3529,7 @@
         <w:rPr>
           <w:lang w:val="es-419" w:eastAsia="es-CO"/>
         </w:rPr>
+        <w:lastRenderedPageBreak/>
         <w:t>Si se producen los componentes y los supuestos a este nivel se conforman, se logrará el propósito de la intervención.</w:t>
       </w:r>
     </w:p>
@@ -3507,7 +3553,13 @@
     </w:p>
     <w:p>
       <w:r>
-        <w:t>El conjunto objetivo–indicadores-medios de verificación define lo que se conoce como lógica horizontal en la matriz de marco lógico (MML) Esta puede comprobarse en su lógica a través de los siguientes aspectos:</w:t>
+        <w:t>El conjunto objetivo–indicadores-medios de verificación define lo que se conoce como lógica horizontal en la matriz de marco lógico (MML)</w:t>
+      </w:r>
+      <w:r>
+        <w:t>, e</w:t>
+      </w:r>
+      <w:r>
+        <w:t>sta puede comprobarse en su lógica a través de los siguientes aspectos:</w:t>
       </w:r>
     </w:p>
     <w:p>
@@ -3542,15 +3594,17 @@
       </w:r>
     </w:p>
     <w:p>
+      <w:pPr>
+        <w:ind w:firstLine="1134"/>
+      </w:pPr>
       <w:r>
         <w:rPr>
           <w:noProof/>
         </w:rPr>
-        <w:lastRenderedPageBreak/>
         <w:drawing>
-          <wp:inline distT="0" distB="0" distL="0" distR="0" wp14:anchorId="2D09A169" wp14:editId="4B0DEE82">
-            <wp:extent cx="5744377" cy="3324689"/>
-            <wp:effectExtent l="0" t="0" r="8890" b="9525"/>
+          <wp:inline distT="0" distB="0" distL="0" distR="0" wp14:anchorId="2D09A169" wp14:editId="3194DC54">
+            <wp:extent cx="4610100" cy="2668201"/>
+            <wp:effectExtent l="0" t="0" r="0" b="0"/>
             <wp:docPr id="15" name="Imagen 15" descr="Podemos apreciar de manera global los aspectos positivos de la metodología: FIN: supuestos sobre sostenibilidad.&#10;PROPÓSITO: supuestos propósitos- fin.&#10;COMPONENTES: supuestos componentes-propósito.&#10;ACTIVIDADES: supuestas actividades- componentes."/>
             <wp:cNvGraphicFramePr>
               <a:graphicFrameLocks xmlns:a="http://schemas.openxmlformats.org/drawingml/2006/main" noChangeAspect="1"/>
@@ -3571,7 +3625,7 @@
                   <pic:spPr>
                     <a:xfrm>
                       <a:off x="0" y="0"/>
-                      <a:ext cx="5744377" cy="3324689"/>
+                      <a:ext cx="4624779" cy="2676697"/>
                     </a:xfrm>
                     <a:prstGeom prst="rect">
                       <a:avLst/>
@@ -3587,31 +3641,16 @@
     <w:p>
       <w:r>
         <w:rPr>
-          <w:b/>
-          <w:bCs/>
-          <w:lang w:val="es-419" w:eastAsia="es-CO"/>
-        </w:rPr>
-        <w:t xml:space="preserve">Infografía de </w:t>
-      </w:r>
-      <w:r>
-        <w:rPr>
-          <w:b/>
-          <w:bCs/>
-          <w:lang w:val="es-419" w:eastAsia="es-CO"/>
-        </w:rPr>
-        <w:t>matriz de marco lógico</w:t>
-      </w:r>
-      <w:r>
-        <w:rPr>
-          <w:lang w:val="es-419" w:eastAsia="es-CO"/>
-        </w:rPr>
-        <w:t xml:space="preserve">. Consultar documento </w:t>
-      </w:r>
-      <w:r>
-        <w:rPr>
-          <w:lang w:val="es-419" w:eastAsia="es-CO"/>
-        </w:rPr>
-        <w:t xml:space="preserve">Infografía de </w:t>
+          <w:lang w:val="es-419" w:eastAsia="es-CO"/>
+        </w:rPr>
+        <w:lastRenderedPageBreak/>
+        <w:t>Consultar documento</w:t>
+      </w:r>
+      <w:r>
+        <w:rPr>
+          <w:lang w:val="es-419" w:eastAsia="es-CO"/>
+        </w:rPr>
+        <w:t xml:space="preserve"> en la </w:t>
       </w:r>
       <w:r>
         <w:rPr>
@@ -3623,20 +3662,14 @@
         <w:rPr>
           <w:lang w:val="es-419" w:eastAsia="es-CO"/>
         </w:rPr>
-        <w:t xml:space="preserve"> que se encuentra en la carpeta de anexos</w:t>
-      </w:r>
-      <w:r>
-        <w:rPr>
-          <w:lang w:val="es-419" w:eastAsia="es-CO"/>
-        </w:rPr>
-        <w:t>.</w:t>
+        <w:t xml:space="preserve"> que se encuentra en la carpeta de anexos.</w:t>
       </w:r>
     </w:p>
     <w:p>
       <w:pPr>
         <w:pStyle w:val="Ttulo2"/>
       </w:pPr>
-      <w:bookmarkStart w:id="9" w:name="_Toc170330608"/>
+      <w:bookmarkStart w:id="9" w:name="_Toc172127637"/>
       <w:r>
         <w:t>Evaluación técnica</w:t>
       </w:r>
@@ -3650,7 +3683,10 @@
         <w:t xml:space="preserve">El estudio técnico puede subdividirse en cuatro partes, </w:t>
       </w:r>
       <w:r>
-        <w:t>para ayudar a la realización de este análisis se trabajan los conceptos que se tratan a continuación en los que se establece la claridad de lo que se puede hacer a la hora de hacer el análisis financiero:</w:t>
+        <w:rPr>
+          <w:lang w:val="es-419" w:eastAsia="es-CO"/>
+        </w:rPr>
+        <w:t>que son:</w:t>
       </w:r>
     </w:p>
     <w:p>
@@ -3658,7 +3694,7 @@
         <w:pStyle w:val="Prrafodelista"/>
         <w:numPr>
           <w:ilvl w:val="0"/>
-          <w:numId w:val="10"/>
+          <w:numId w:val="18"/>
         </w:numPr>
         <w:rPr>
           <w:lang w:val="es-419" w:eastAsia="es-CO"/>
@@ -3686,7 +3722,7 @@
         <w:pStyle w:val="Prrafodelista"/>
         <w:numPr>
           <w:ilvl w:val="0"/>
-          <w:numId w:val="10"/>
+          <w:numId w:val="18"/>
         </w:numPr>
         <w:rPr>
           <w:lang w:val="es-419" w:eastAsia="es-CO"/>
@@ -3697,7 +3733,6 @@
           <w:b/>
           <w:bCs/>
         </w:rPr>
-        <w:lastRenderedPageBreak/>
         <w:t>Localización óptima</w:t>
       </w:r>
       <w:r>
@@ -3719,7 +3754,7 @@
         <w:pStyle w:val="Prrafodelista"/>
         <w:numPr>
           <w:ilvl w:val="0"/>
-          <w:numId w:val="10"/>
+          <w:numId w:val="18"/>
         </w:numPr>
         <w:rPr>
           <w:lang w:val="es-419" w:eastAsia="es-CO"/>
@@ -3754,7 +3789,7 @@
         <w:pStyle w:val="Prrafodelista"/>
         <w:numPr>
           <w:ilvl w:val="0"/>
-          <w:numId w:val="10"/>
+          <w:numId w:val="19"/>
         </w:numPr>
         <w:rPr>
           <w:lang w:val="es-419" w:eastAsia="es-CO"/>
@@ -3765,6 +3800,7 @@
           <w:b/>
           <w:bCs/>
         </w:rPr>
+        <w:lastRenderedPageBreak/>
         <w:t>Organización</w:t>
       </w:r>
       <w:r>
@@ -3775,7 +3811,10 @@
         <w:t xml:space="preserve">: </w:t>
       </w:r>
       <w:r>
-        <w:t>Algunos de los aspectos que no se analizan con profundidad en los estudios de factibilidad son el organizativo, el administrativo y el legal. Esto se debe a que son considerados aspectos que por su importancia y delicadeza merecen ser tratados a fondo en la etapa de proyecto definitivo. Esto no implica que deba pasarse por alto, sino, simplemente, se hace una relación general de la empresa en términos organizacionales.</w:t>
+        <w:t>a</w:t>
+      </w:r>
+      <w:r>
+        <w:t>lgunos de los aspectos que no se analizan con profundidad en los estudios de factibilidad son el organizativo, el administrativo y el legal. Esto se debe a que son considerados aspectos que por su importancia y delicadeza merecen ser tratados a fondo en la etapa de proyecto definitivo. Esto no implica que deba pasarse por alto, sino, simplemente, se hace una relación general de la empresa en términos organizacionales.</w:t>
       </w:r>
     </w:p>
     <w:p>
@@ -3825,20 +3864,7 @@
         <w:rPr>
           <w:lang w:val="es-419" w:eastAsia="es-CO"/>
         </w:rPr>
-        <w:t>s</w:t>
-      </w:r>
-      <w:r>
-        <w:rPr>
-          <w:lang w:val="es-419" w:eastAsia="es-CO"/>
-        </w:rPr>
-        <w:t xml:space="preserve">e analiza el tamaño óptimo de la planta, es su capacidad instalada, y se expresa en unidades de producción por año. Se considera óptimo cuando opera con los menores costos totales o la máxima rentabilidad </w:t>
-      </w:r>
-      <w:r>
-        <w:rPr>
-          <w:lang w:val="es-419" w:eastAsia="es-CO"/>
-        </w:rPr>
-        <w:lastRenderedPageBreak/>
-        <w:t>económica. Se tiene en cuenta para el tamaño general el tamaño del proyecto y la demanda; el tamaño del proyecto y los suministros e insumos; el tamaño del proyecto, la tecnología y los equipos; el tamaño del proyecto y el financiamiento; y el tamaño del proyecto y la organización.</w:t>
+        <w:t>se analiza el tamaño óptimo de la planta, es su capacidad instalada, y se expresa en unidades de producción por año. Se considera óptimo cuando opera con los menores costos totales o la máxima rentabilidad económica. Se tiene en cuenta para el tamaño general el tamaño del proyecto y la demanda; el tamaño del proyecto y los suministros e insumos; el tamaño del proyecto, la tecnología y los equipos; el tamaño del proyecto y el financiamiento; y el tamaño del proyecto y la organización.</w:t>
       </w:r>
     </w:p>
     <w:p>
@@ -3875,19 +3901,7 @@
         <w:rPr>
           <w:lang w:val="es-419" w:eastAsia="es-CO"/>
         </w:rPr>
-        <w:t>e</w:t>
-      </w:r>
-      <w:r>
-        <w:rPr>
-          <w:lang w:val="es-419" w:eastAsia="es-CO"/>
-        </w:rPr>
-        <w:t xml:space="preserve">s </w:t>
-      </w:r>
-      <w:r>
-        <w:rPr>
-          <w:lang w:val="es-419" w:eastAsia="es-CO"/>
-        </w:rPr>
-        <w:t>la</w:t>
+        <w:t>es la</w:t>
       </w:r>
       <w:r>
         <w:rPr>
@@ -3938,19 +3952,14 @@
         <w:rPr>
           <w:lang w:val="es-419" w:eastAsia="es-CO"/>
         </w:rPr>
-        <w:t xml:space="preserve">a localización óptima de un proyecto es lo que contribuye en mayor medida a que se logre la mayor tasa de rentabilidad sobre el capital (criterio privado) o a obtener el costo unitario mínimo (criterio social). Se puede usar un método de observación en el que la persona revisa las variables de donde está la planta y si es posible o no cambiarla, de no ser posible cambiarla de sitio se intenta gestionar toda la logística necesaria para economizar los </w:t>
-      </w:r>
-      <w:r>
-        <w:rPr>
-          <w:lang w:val="es-419" w:eastAsia="es-CO"/>
-        </w:rPr>
-        <w:t>trayectos para</w:t>
-      </w:r>
-      <w:r>
-        <w:rPr>
-          <w:lang w:val="es-419" w:eastAsia="es-CO"/>
-        </w:rPr>
-        <w:t xml:space="preserve"> la entrega de materiales entre otros factores que se dificultan por la localización.</w:t>
+        <w:t xml:space="preserve">a localización óptima de un proyecto es lo que contribuye en mayor medida a que se logre la mayor tasa de rentabilidad sobre el capital </w:t>
+      </w:r>
+      <w:r>
+        <w:rPr>
+          <w:lang w:val="es-419" w:eastAsia="es-CO"/>
+        </w:rPr>
+        <w:lastRenderedPageBreak/>
+        <w:t>(criterio privado) o a obtener el costo unitario mínimo (criterio social). Se puede usar un método de observación en el que la persona revisa las variables de donde está la planta y si es posible o no cambiarla, de no ser posible cambiarla de sitio se intenta gestionar toda la logística necesaria para economizar los trayectos para la entrega de materiales entre otros factores que se dificultan por la localización.</w:t>
       </w:r>
     </w:p>
     <w:p>
@@ -3996,40 +4005,10 @@
     </w:p>
     <w:p>
       <w:pPr>
-        <w:pStyle w:val="Prrafodelista"/>
-        <w:rPr>
-          <w:lang w:val="es-419" w:eastAsia="es-CO"/>
-        </w:rPr>
-      </w:pPr>
-    </w:p>
-    <w:p>
-      <w:pPr>
-        <w:rPr>
-          <w:lang w:val="es-419" w:eastAsia="es-CO"/>
-        </w:rPr>
-      </w:pPr>
-    </w:p>
-    <w:p>
-      <w:pPr>
-        <w:rPr>
-          <w:lang w:val="es-419" w:eastAsia="es-CO"/>
-        </w:rPr>
-      </w:pPr>
-    </w:p>
-    <w:p>
-      <w:pPr>
-        <w:rPr>
-          <w:lang w:val="es-419" w:eastAsia="es-CO"/>
-        </w:rPr>
-      </w:pPr>
-    </w:p>
-    <w:p>
-      <w:pPr>
         <w:pStyle w:val="Ttulo2"/>
       </w:pPr>
-      <w:bookmarkStart w:id="10" w:name="_Toc170330609"/>
-      <w:r>
-        <w:lastRenderedPageBreak/>
+      <w:bookmarkStart w:id="10" w:name="_Toc172127638"/>
+      <w:r>
         <w:t>Evaluación financiera</w:t>
       </w:r>
       <w:bookmarkEnd w:id="10"/>
@@ -4073,7 +4052,23 @@
           <w:bCs/>
           <w:lang w:val="es-419" w:eastAsia="es-CO"/>
         </w:rPr>
-        <w:t>“el ejercicio mediante el cual se identifican los costos y beneficios de un proyecto, con la finalidad de tomar la decisión más acertada”.</w:t>
+        <w:t>“</w:t>
+      </w:r>
+      <w:r>
+        <w:rPr>
+          <w:b/>
+          <w:bCs/>
+          <w:lang w:val="es-419" w:eastAsia="es-CO"/>
+        </w:rPr>
+        <w:t>E</w:t>
+      </w:r>
+      <w:r>
+        <w:rPr>
+          <w:b/>
+          <w:bCs/>
+          <w:lang w:val="es-419" w:eastAsia="es-CO"/>
+        </w:rPr>
+        <w:t>l ejercicio mediante el cual se identifican los costos y beneficios de un proyecto, con la finalidad de tomar la decisión más acertada”.</w:t>
       </w:r>
     </w:p>
     <w:p>
@@ -4140,7 +4135,11 @@
     </w:p>
     <w:p>
       <w:r>
-        <w:t>La imagen anterior esquematiza el proceso de la evaluación financiera, la cual parte de un flujo de inversiones, ya sean de índole público o privado, pasando por una evaluación de indicadores financieros (VAN, TIR, R B/C), finalizando con el análisis respectivo, que permita tomar la decisión de llevar a cabo o no la ejecución del proyecto.</w:t>
+        <w:t xml:space="preserve">La imagen anterior esquematiza el proceso de la evaluación financiera, la cual parte de un flujo de inversiones, ya sean de índole público o privado, pasando por una evaluación de indicadores financieros (VAN, TIR, R B/C), finalizando con el análisis </w:t>
+      </w:r>
+      <w:r>
+        <w:lastRenderedPageBreak/>
+        <w:t>respectivo, que permita tomar la decisión de llevar a cabo o no la ejecución del proyecto.</w:t>
       </w:r>
     </w:p>
     <w:p>
@@ -4183,7 +4182,6 @@
         <w:rPr>
           <w:lang w:val="es-419" w:eastAsia="es-CO"/>
         </w:rPr>
-        <w:lastRenderedPageBreak/>
         <w:t>Para efectuar un correcto análisis de la situación financiera del proyecto, es necesario efectuar los tres indicadores propuestos, aunque estos de manera individual tienen sus pros y sus contras, analizados de manera conjunta permite tomar decisiones basadas en los resultados.</w:t>
       </w:r>
     </w:p>
@@ -4257,8 +4255,14 @@
     <w:p>
       <w:pPr>
         <w:pStyle w:val="Figura"/>
-      </w:pPr>
-      <w:r>
+        <w:tabs>
+          <w:tab w:val="clear" w:pos="1134"/>
+          <w:tab w:val="left" w:pos="709"/>
+        </w:tabs>
+        <w:ind w:left="142" w:hanging="425"/>
+      </w:pPr>
+      <w:r>
+        <w:lastRenderedPageBreak/>
         <w:t>Para interpretar el valor presente neto se dice q</w:t>
       </w:r>
       <w:r>
@@ -4316,16 +4320,11 @@
         <w:t xml:space="preserve"> en la siguiente tabla:</w:t>
       </w:r>
     </w:p>
-    <w:p/>
-    <w:p/>
-    <w:p/>
-    <w:p/>
     <w:p>
       <w:pPr>
         <w:pStyle w:val="Tabla"/>
       </w:pPr>
       <w:r>
-        <w:lastRenderedPageBreak/>
         <w:t>Valoración VNA</w:t>
       </w:r>
     </w:p>
@@ -4427,6 +4426,9 @@
             <w:r>
               <w:t>La inversión producirá ganancias</w:t>
             </w:r>
+            <w:r>
+              <w:t>.</w:t>
+            </w:r>
           </w:p>
         </w:tc>
         <w:tc>
@@ -4440,6 +4442,9 @@
             </w:pPr>
             <w:r>
               <w:t>Se acepta el proyecto</w:t>
+            </w:r>
+            <w:r>
+              <w:t>.</w:t>
             </w:r>
           </w:p>
         </w:tc>
@@ -4474,6 +4479,9 @@
             <w:r>
               <w:t>La inversión no producirá ganancias</w:t>
             </w:r>
+            <w:r>
+              <w:t>.</w:t>
+            </w:r>
           </w:p>
         </w:tc>
         <w:tc>
@@ -4487,6 +4495,9 @@
             </w:pPr>
             <w:r>
               <w:t>Se rechaza el proyecto</w:t>
+            </w:r>
+            <w:r>
+              <w:t>.</w:t>
             </w:r>
           </w:p>
         </w:tc>
@@ -4521,6 +4532,9 @@
             </w:pPr>
             <w:r>
               <w:t>La inversión no producirá ni ganancias ni pérdidas</w:t>
+            </w:r>
+            <w:r>
+              <w:t>.</w:t>
             </w:r>
           </w:p>
         </w:tc>
@@ -4779,6 +4793,7 @@
               <w:ind w:left="22"/>
             </w:pPr>
             <w:r>
+              <w:lastRenderedPageBreak/>
               <w:t>Flujo neto</w:t>
             </w:r>
           </w:p>
@@ -4857,53 +4872,42 @@
     </w:tbl>
     <w:p>
       <w:pPr>
-        <w:ind w:firstLine="0"/>
         <w:rPr>
           <w:b/>
           <w:bCs/>
           <w:lang w:val="es-419" w:eastAsia="es-CO"/>
         </w:rPr>
       </w:pPr>
-    </w:p>
-    <w:p>
-      <w:pPr>
+      <w:r>
         <w:rPr>
           <w:b/>
           <w:bCs/>
           <w:lang w:val="es-419" w:eastAsia="es-CO"/>
         </w:rPr>
-      </w:pPr>
+        <w:t>¿Cómo calcular el Valor Presente Neto?</w:t>
+      </w:r>
+    </w:p>
+    <w:p>
+      <w:pPr>
+        <w:rPr>
+          <w:lang w:val="es-419" w:eastAsia="es-CO"/>
+        </w:rPr>
+      </w:pPr>
+      <w:bookmarkStart w:id="11" w:name="_Hlk165648834"/>
+      <w:r>
+        <w:rPr>
+          <w:lang w:val="es-419" w:eastAsia="es-CO"/>
+        </w:rPr>
+        <w:t>Para calcular lo primero que deben hacer es pasar los datos al archivo en Excel, como se muestra en el siguiente recurso.</w:t>
+      </w:r>
+    </w:p>
+    <w:bookmarkEnd w:id="11"/>
+    <w:p>
       <w:r>
         <w:rPr>
           <w:b/>
           <w:bCs/>
-          <w:lang w:val="es-419" w:eastAsia="es-CO"/>
-        </w:rPr>
-        <w:t>¿Cómo calcular el Valor Presente Neto?</w:t>
-      </w:r>
-    </w:p>
-    <w:p>
-      <w:pPr>
-        <w:rPr>
-          <w:lang w:val="es-419" w:eastAsia="es-CO"/>
-        </w:rPr>
-      </w:pPr>
-      <w:bookmarkStart w:id="11" w:name="_Hlk165648834"/>
-      <w:r>
-        <w:rPr>
-          <w:lang w:val="es-419" w:eastAsia="es-CO"/>
-        </w:rPr>
-        <w:t>Para calcular lo primero que deben hacer es pasar los datos al archivo en Excel, como se muestra en el siguiente recurso.</w:t>
-      </w:r>
-    </w:p>
-    <w:bookmarkEnd w:id="11"/>
-    <w:p>
-      <w:r>
-        <w:rPr>
-          <w:b/>
-          <w:bCs/>
-        </w:rPr>
-        <w:lastRenderedPageBreak/>
+        </w:rPr>
         <w:t>Paso 1</w:t>
       </w:r>
       <w:r>
@@ -4977,12 +4981,6 @@
       </w:r>
     </w:p>
     <w:p/>
-    <w:p/>
-    <w:p/>
-    <w:p/>
-    <w:p/>
-    <w:p/>
-    <w:p/>
     <w:p>
       <w:r>
         <w:rPr>
@@ -5179,6 +5177,12 @@
         <w:t>n la celda de Tasa se refiere a la tasa de oportunidad, la celda de valores, corresponden a los flujos netos</w:t>
       </w:r>
       <w:r>
+        <w:t>,</w:t>
+      </w:r>
+      <w:r>
+        <w:t xml:space="preserve"> incluyendo el periodo 0, como se ilustra en la presente figura</w:t>
+      </w:r>
+      <w:r>
         <w:t>:</w:t>
       </w:r>
     </w:p>
@@ -5275,9 +5279,9 @@
           <w:lang w:val="es-419" w:eastAsia="es-CO"/>
         </w:rPr>
         <w:drawing>
-          <wp:inline distT="0" distB="0" distL="0" distR="0" wp14:anchorId="24051397" wp14:editId="3C7611D1">
-            <wp:extent cx="4714875" cy="3007402"/>
-            <wp:effectExtent l="0" t="0" r="0" b="2540"/>
+          <wp:inline distT="0" distB="0" distL="0" distR="0" wp14:anchorId="24051397" wp14:editId="2651A208">
+            <wp:extent cx="4524375" cy="2885891"/>
+            <wp:effectExtent l="0" t="0" r="0" b="0"/>
             <wp:docPr id="719233529" name="Imagen 16" descr="Paso 5"/>
             <wp:cNvGraphicFramePr>
               <a:graphicFrameLocks xmlns:a="http://schemas.openxmlformats.org/drawingml/2006/main" noChangeAspect="1"/>
@@ -5307,7 +5311,7 @@
                   <pic:spPr bwMode="auto">
                     <a:xfrm>
                       <a:off x="0" y="0"/>
-                      <a:ext cx="4737736" cy="3021984"/>
+                      <a:ext cx="4554788" cy="2905290"/>
                     </a:xfrm>
                     <a:prstGeom prst="rect">
                       <a:avLst/>
@@ -5777,15 +5781,7 @@
           <w:bCs/>
           <w:lang w:val="es-419" w:eastAsia="es-CO"/>
         </w:rPr>
-        <w:t>Paso 1</w:t>
-      </w:r>
-      <w:r>
-        <w:rPr>
-          <w:b/>
-          <w:bCs/>
-          <w:lang w:val="es-419" w:eastAsia="es-CO"/>
-        </w:rPr>
-        <w:t>:</w:t>
+        <w:t>Paso 1:</w:t>
       </w:r>
       <w:r>
         <w:rPr>
@@ -5940,34 +5936,26 @@
           <w:lang w:val="es-419" w:eastAsia="es-CO"/>
         </w:rPr>
         <w:lastRenderedPageBreak/>
-        <w:t>Paso 2</w:t>
-      </w:r>
-      <w:r>
-        <w:rPr>
-          <w:b/>
-          <w:bCs/>
+        <w:t>Paso 2:</w:t>
+      </w:r>
+      <w:r>
+        <w:rPr>
+          <w:lang w:val="es-419" w:eastAsia="es-CO"/>
+        </w:rPr>
+        <w:t xml:space="preserve"> d</w:t>
+      </w:r>
+      <w:r>
+        <w:rPr>
+          <w:lang w:val="es-419" w:eastAsia="es-CO"/>
+        </w:rPr>
+        <w:t>espués de tener los datos en el archivo de Excel se procede a digitar igual seguido de la palabra TIR y se le da clic en insertar función, como lo ilustra la figura</w:t>
+      </w:r>
+      <w:r>
+        <w:rPr>
           <w:lang w:val="es-419" w:eastAsia="es-CO"/>
         </w:rPr>
         <w:t>:</w:t>
       </w:r>
-      <w:r>
-        <w:rPr>
-          <w:lang w:val="es-419" w:eastAsia="es-CO"/>
-        </w:rPr>
-        <w:t xml:space="preserve"> d</w:t>
-      </w:r>
-      <w:r>
-        <w:rPr>
-          <w:lang w:val="es-419" w:eastAsia="es-CO"/>
-        </w:rPr>
-        <w:t>espués de tener los datos en el archivo de Excel se procede a digitar igual seguido de la palabra TIR y se le da clic en insertar función, como lo ilustra la figura</w:t>
-      </w:r>
-      <w:r>
-        <w:rPr>
-          <w:lang w:val="es-419" w:eastAsia="es-CO"/>
-        </w:rPr>
-        <w:t>:</w:t>
-      </w:r>
     </w:p>
     <w:p>
       <w:pPr>
@@ -5980,8 +5968,8 @@
           <w:noProof/>
         </w:rPr>
         <w:drawing>
-          <wp:inline distT="0" distB="0" distL="0" distR="0" wp14:anchorId="4BA8AF60" wp14:editId="7D7B1AF7">
-            <wp:extent cx="5057775" cy="4159414"/>
+          <wp:inline distT="0" distB="0" distL="0" distR="0" wp14:anchorId="4BA8AF60" wp14:editId="76DE9B38">
+            <wp:extent cx="4429125" cy="2728340"/>
             <wp:effectExtent l="0" t="0" r="0" b="0"/>
             <wp:docPr id="71110732" name="Imagen 18" descr="Paso 2"/>
             <wp:cNvGraphicFramePr>
@@ -6012,7 +6000,7 @@
                   <pic:spPr bwMode="auto">
                     <a:xfrm>
                       <a:off x="0" y="0"/>
-                      <a:ext cx="5073222" cy="4172118"/>
+                      <a:ext cx="4471441" cy="2754407"/>
                     </a:xfrm>
                     <a:prstGeom prst="rect">
                       <a:avLst/>
@@ -6032,116 +6020,58 @@
     <w:p>
       <w:pPr>
         <w:rPr>
+          <w:lang w:val="es-419" w:eastAsia="es-CO"/>
+        </w:rPr>
+      </w:pPr>
+      <w:r>
+        <w:rPr>
           <w:b/>
           <w:bCs/>
           <w:lang w:val="es-419" w:eastAsia="es-CO"/>
         </w:rPr>
-      </w:pPr>
-    </w:p>
-    <w:p>
-      <w:pPr>
-        <w:rPr>
-          <w:b/>
-          <w:bCs/>
-          <w:lang w:val="es-419" w:eastAsia="es-CO"/>
-        </w:rPr>
-      </w:pPr>
-    </w:p>
-    <w:p>
-      <w:pPr>
-        <w:rPr>
-          <w:b/>
-          <w:bCs/>
-          <w:lang w:val="es-419" w:eastAsia="es-CO"/>
-        </w:rPr>
-      </w:pPr>
-    </w:p>
-    <w:p>
-      <w:pPr>
-        <w:rPr>
-          <w:b/>
-          <w:bCs/>
-          <w:lang w:val="es-419" w:eastAsia="es-CO"/>
-        </w:rPr>
-      </w:pPr>
-    </w:p>
-    <w:p>
-      <w:pPr>
-        <w:rPr>
-          <w:b/>
-          <w:bCs/>
-          <w:lang w:val="es-419" w:eastAsia="es-CO"/>
-        </w:rPr>
-      </w:pPr>
-    </w:p>
-    <w:p>
-      <w:pPr>
-        <w:rPr>
-          <w:b/>
-          <w:bCs/>
-          <w:lang w:val="es-419" w:eastAsia="es-CO"/>
-        </w:rPr>
-      </w:pPr>
-    </w:p>
-    <w:p>
-      <w:pPr>
-        <w:rPr>
-          <w:lang w:val="es-419" w:eastAsia="es-CO"/>
-        </w:rPr>
-      </w:pPr>
-      <w:r>
-        <w:rPr>
-          <w:b/>
-          <w:bCs/>
-          <w:lang w:val="es-419" w:eastAsia="es-CO"/>
-        </w:rPr>
-        <w:lastRenderedPageBreak/>
-        <w:t>Paso 3</w:t>
-      </w:r>
-      <w:r>
-        <w:rPr>
-          <w:b/>
-          <w:bCs/>
+        <w:t>Paso 3:</w:t>
+      </w:r>
+      <w:r>
+        <w:rPr>
+          <w:lang w:val="es-419" w:eastAsia="es-CO"/>
+        </w:rPr>
+        <w:t xml:space="preserve"> d</w:t>
+      </w:r>
+      <w:r>
+        <w:rPr>
+          <w:lang w:val="es-419" w:eastAsia="es-CO"/>
+        </w:rPr>
+        <w:t>espués de dar clic en insertar función aparece el siguiente cuadro de diálogo</w:t>
+      </w:r>
+      <w:r>
+        <w:rPr>
           <w:lang w:val="es-419" w:eastAsia="es-CO"/>
         </w:rPr>
         <w:t>:</w:t>
       </w:r>
-      <w:r>
-        <w:rPr>
-          <w:lang w:val="es-419" w:eastAsia="es-CO"/>
-        </w:rPr>
-        <w:t xml:space="preserve"> d</w:t>
-      </w:r>
-      <w:r>
-        <w:rPr>
-          <w:lang w:val="es-419" w:eastAsia="es-CO"/>
-        </w:rPr>
-        <w:t>espués de dar clic en insertar función aparece el siguiente cuadro de diálogo</w:t>
-      </w:r>
-      <w:r>
-        <w:rPr>
-          <w:lang w:val="es-419" w:eastAsia="es-CO"/>
-        </w:rPr>
-        <w:t>:</w:t>
-      </w:r>
     </w:p>
     <w:p>
       <w:pPr>
         <w:ind w:hanging="284"/>
-        <w:jc w:val="center"/>
-        <w:rPr>
-          <w:lang w:val="es-419" w:eastAsia="es-CO"/>
-        </w:rPr>
-      </w:pPr>
+        <w:rPr>
+          <w:lang w:val="es-419" w:eastAsia="es-CO"/>
+        </w:rPr>
+      </w:pPr>
+      <w:r>
+        <w:rPr>
+          <w:lang w:val="es-419" w:eastAsia="es-CO"/>
+        </w:rPr>
+        <w:t xml:space="preserve">              </w:t>
+      </w:r>
       <w:r>
         <w:rPr>
           <w:noProof/>
           <w:lang w:val="es-419" w:eastAsia="es-CO"/>
         </w:rPr>
         <w:drawing>
-          <wp:inline distT="0" distB="0" distL="0" distR="0" wp14:anchorId="2DAAB9AB" wp14:editId="1648F4BE">
-            <wp:extent cx="5562600" cy="3329780"/>
-            <wp:effectExtent l="0" t="0" r="0" b="4445"/>
+          <wp:inline distT="0" distB="0" distL="0" distR="0" wp14:anchorId="2DAAB9AB" wp14:editId="6ADBFF43">
+            <wp:extent cx="4638383" cy="2776543"/>
+            <wp:effectExtent l="0" t="0" r="0" b="5080"/>
             <wp:docPr id="1805844112" name="Imagen 19" descr="Paso 3"/>
             <wp:cNvGraphicFramePr>
               <a:graphicFrameLocks xmlns:a="http://schemas.openxmlformats.org/drawingml/2006/main" noChangeAspect="1"/>
@@ -6171,7 +6101,7 @@
                   <pic:spPr bwMode="auto">
                     <a:xfrm>
                       <a:off x="0" y="0"/>
-                      <a:ext cx="5569998" cy="3334209"/>
+                      <a:ext cx="4656120" cy="2787160"/>
                     </a:xfrm>
                     <a:prstGeom prst="rect">
                       <a:avLst/>
@@ -6197,130 +6127,29 @@
     </w:p>
     <w:p>
       <w:pPr>
-        <w:ind w:firstLine="0"/>
+        <w:rPr>
+          <w:lang w:val="es-419" w:eastAsia="es-CO"/>
+        </w:rPr>
+      </w:pPr>
+      <w:r>
         <w:rPr>
           <w:b/>
           <w:bCs/>
           <w:lang w:val="es-419" w:eastAsia="es-CO"/>
         </w:rPr>
-      </w:pPr>
-    </w:p>
-    <w:p>
-      <w:pPr>
-        <w:ind w:firstLine="0"/>
-        <w:rPr>
-          <w:b/>
-          <w:bCs/>
-          <w:lang w:val="es-419" w:eastAsia="es-CO"/>
-        </w:rPr>
-      </w:pPr>
-    </w:p>
-    <w:p>
-      <w:pPr>
-        <w:ind w:firstLine="0"/>
-        <w:rPr>
-          <w:b/>
-          <w:bCs/>
-          <w:lang w:val="es-419" w:eastAsia="es-CO"/>
-        </w:rPr>
-      </w:pPr>
-    </w:p>
-    <w:p>
-      <w:pPr>
-        <w:ind w:firstLine="0"/>
-        <w:rPr>
-          <w:b/>
-          <w:bCs/>
-          <w:lang w:val="es-419" w:eastAsia="es-CO"/>
-        </w:rPr>
-      </w:pPr>
-    </w:p>
-    <w:p>
-      <w:pPr>
-        <w:ind w:firstLine="0"/>
-        <w:rPr>
-          <w:b/>
-          <w:bCs/>
-          <w:lang w:val="es-419" w:eastAsia="es-CO"/>
-        </w:rPr>
-      </w:pPr>
-    </w:p>
-    <w:p>
-      <w:pPr>
-        <w:ind w:firstLine="0"/>
-        <w:rPr>
-          <w:b/>
-          <w:bCs/>
-          <w:lang w:val="es-419" w:eastAsia="es-CO"/>
-        </w:rPr>
-      </w:pPr>
-    </w:p>
-    <w:p>
-      <w:pPr>
-        <w:ind w:firstLine="0"/>
-        <w:rPr>
-          <w:b/>
-          <w:bCs/>
-          <w:lang w:val="es-419" w:eastAsia="es-CO"/>
-        </w:rPr>
-      </w:pPr>
-    </w:p>
-    <w:p>
-      <w:pPr>
-        <w:ind w:firstLine="0"/>
-        <w:rPr>
-          <w:b/>
-          <w:bCs/>
-          <w:lang w:val="es-419" w:eastAsia="es-CO"/>
-        </w:rPr>
-      </w:pPr>
-    </w:p>
-    <w:p>
-      <w:pPr>
-        <w:ind w:firstLine="0"/>
-        <w:rPr>
-          <w:lang w:val="es-419" w:eastAsia="es-CO"/>
-        </w:rPr>
-      </w:pPr>
-      <w:r>
-        <w:rPr>
-          <w:b/>
-          <w:bCs/>
-          <w:lang w:val="es-419" w:eastAsia="es-CO"/>
-        </w:rPr>
         <w:lastRenderedPageBreak/>
-        <w:t>Paso 4</w:t>
-      </w:r>
-      <w:r>
-        <w:rPr>
-          <w:b/>
-          <w:bCs/>
-          <w:lang w:val="es-419" w:eastAsia="es-CO"/>
-        </w:rPr>
-        <w:t>:</w:t>
-      </w:r>
-      <w:r>
-        <w:rPr>
-          <w:lang w:val="es-419" w:eastAsia="es-CO"/>
-        </w:rPr>
-        <w:t xml:space="preserve"> e</w:t>
-      </w:r>
-      <w:r>
-        <w:rPr>
-          <w:lang w:val="es-419" w:eastAsia="es-CO"/>
-        </w:rPr>
-        <w:t>n la celda de Valores se deben seleccionar todos los flujos netos incluyendo el periodo 0, como se ilustra en la presente figura</w:t>
-      </w:r>
-      <w:r>
-        <w:rPr>
-          <w:lang w:val="es-419" w:eastAsia="es-CO"/>
-        </w:rPr>
-        <w:t>:</w:t>
-      </w:r>
-    </w:p>
-    <w:p>
-      <w:pPr>
-        <w:ind w:firstLine="0"/>
+        <w:t>Paso 4:</w:t>
+      </w:r>
+      <w:r>
+        <w:rPr>
+          <w:lang w:val="es-419" w:eastAsia="es-CO"/>
+        </w:rPr>
+        <w:t xml:space="preserve"> en la celda de Valores se deben seleccionar todos los flujos netos incluyendo el periodo 0, como se ilustra en la presente figura:</w:t>
+      </w:r>
+    </w:p>
+    <w:p>
+      <w:pPr>
+        <w:ind w:firstLine="851"/>
         <w:rPr>
           <w:lang w:val="es-419" w:eastAsia="es-CO"/>
         </w:rPr>
@@ -6331,8 +6160,8 @@
           <w:lang w:val="es-419" w:eastAsia="es-CO"/>
         </w:rPr>
         <w:drawing>
-          <wp:inline distT="0" distB="0" distL="0" distR="0" wp14:anchorId="252B1A1B" wp14:editId="3FEDE521">
-            <wp:extent cx="6248400" cy="3698915"/>
+          <wp:inline distT="0" distB="0" distL="0" distR="0" wp14:anchorId="252B1A1B" wp14:editId="3C73FB9C">
+            <wp:extent cx="4574960" cy="2708275"/>
             <wp:effectExtent l="0" t="0" r="0" b="0"/>
             <wp:docPr id="1474167537" name="Imagen 20" descr="Paso 4"/>
             <wp:cNvGraphicFramePr>
@@ -6363,7 +6192,7 @@
                   <pic:spPr bwMode="auto">
                     <a:xfrm>
                       <a:off x="0" y="0"/>
-                      <a:ext cx="6251279" cy="3700619"/>
+                      <a:ext cx="4579113" cy="2710734"/>
                     </a:xfrm>
                     <a:prstGeom prst="rect">
                       <a:avLst/>
@@ -6380,121 +6209,49 @@
     <w:p>
       <w:pPr>
         <w:rPr>
+          <w:lang w:val="es-419" w:eastAsia="es-CO"/>
+        </w:rPr>
+      </w:pPr>
+      <w:r>
+        <w:rPr>
           <w:b/>
           <w:bCs/>
           <w:lang w:val="es-419" w:eastAsia="es-CO"/>
         </w:rPr>
-      </w:pPr>
-    </w:p>
-    <w:p>
-      <w:pPr>
-        <w:rPr>
-          <w:b/>
-          <w:bCs/>
-          <w:lang w:val="es-419" w:eastAsia="es-CO"/>
-        </w:rPr>
-      </w:pPr>
-    </w:p>
-    <w:p>
-      <w:pPr>
-        <w:rPr>
-          <w:b/>
-          <w:bCs/>
-          <w:lang w:val="es-419" w:eastAsia="es-CO"/>
-        </w:rPr>
-      </w:pPr>
-    </w:p>
-    <w:p>
-      <w:pPr>
-        <w:rPr>
-          <w:b/>
-          <w:bCs/>
-          <w:lang w:val="es-419" w:eastAsia="es-CO"/>
-        </w:rPr>
-      </w:pPr>
-    </w:p>
-    <w:p>
-      <w:pPr>
-        <w:rPr>
-          <w:b/>
-          <w:bCs/>
-          <w:lang w:val="es-419" w:eastAsia="es-CO"/>
-        </w:rPr>
-      </w:pPr>
-    </w:p>
-    <w:p>
-      <w:pPr>
-        <w:rPr>
-          <w:b/>
-          <w:bCs/>
-          <w:lang w:val="es-419" w:eastAsia="es-CO"/>
-        </w:rPr>
-      </w:pPr>
-    </w:p>
-    <w:p>
-      <w:pPr>
-        <w:rPr>
-          <w:b/>
-          <w:bCs/>
-          <w:lang w:val="es-419" w:eastAsia="es-CO"/>
-        </w:rPr>
-      </w:pPr>
-    </w:p>
-    <w:p>
-      <w:pPr>
-        <w:rPr>
-          <w:lang w:val="es-419" w:eastAsia="es-CO"/>
-        </w:rPr>
-      </w:pPr>
-      <w:r>
-        <w:rPr>
-          <w:b/>
-          <w:bCs/>
-          <w:lang w:val="es-419" w:eastAsia="es-CO"/>
-        </w:rPr>
-        <w:lastRenderedPageBreak/>
-        <w:t>Paso 5</w:t>
-      </w:r>
-      <w:r>
-        <w:rPr>
-          <w:b/>
-          <w:bCs/>
+        <w:t>Paso 5:</w:t>
+      </w:r>
+      <w:r>
+        <w:rPr>
+          <w:lang w:val="es-419" w:eastAsia="es-CO"/>
+        </w:rPr>
+        <w:t xml:space="preserve"> f</w:t>
+      </w:r>
+      <w:r>
+        <w:rPr>
+          <w:lang w:val="es-419" w:eastAsia="es-CO"/>
+        </w:rPr>
+        <w:t xml:space="preserve">inalmente, se le da </w:t>
+      </w:r>
+      <w:proofErr w:type="spellStart"/>
+      <w:r>
+        <w:rPr>
+          <w:lang w:val="es-419" w:eastAsia="es-CO"/>
+        </w:rPr>
+        <w:t>enter</w:t>
+      </w:r>
+      <w:proofErr w:type="spellEnd"/>
+      <w:r>
+        <w:rPr>
+          <w:lang w:val="es-419" w:eastAsia="es-CO"/>
+        </w:rPr>
+        <w:t xml:space="preserve"> y se obtiene el resultado correspondiente a la TIR, como se muestra en la siguiente figura</w:t>
+      </w:r>
+      <w:r>
+        <w:rPr>
           <w:lang w:val="es-419" w:eastAsia="es-CO"/>
         </w:rPr>
         <w:t>:</w:t>
       </w:r>
-      <w:r>
-        <w:rPr>
-          <w:lang w:val="es-419" w:eastAsia="es-CO"/>
-        </w:rPr>
-        <w:t xml:space="preserve"> f</w:t>
-      </w:r>
-      <w:r>
-        <w:rPr>
-          <w:lang w:val="es-419" w:eastAsia="es-CO"/>
-        </w:rPr>
-        <w:t xml:space="preserve">inalmente, se le da </w:t>
-      </w:r>
-      <w:proofErr w:type="spellStart"/>
-      <w:r>
-        <w:rPr>
-          <w:lang w:val="es-419" w:eastAsia="es-CO"/>
-        </w:rPr>
-        <w:t>enter</w:t>
-      </w:r>
-      <w:proofErr w:type="spellEnd"/>
-      <w:r>
-        <w:rPr>
-          <w:lang w:val="es-419" w:eastAsia="es-CO"/>
-        </w:rPr>
-        <w:t xml:space="preserve"> y se obtiene el resultado correspondiente a la TIR, como se muestra en la siguiente figura</w:t>
-      </w:r>
-      <w:r>
-        <w:rPr>
-          <w:lang w:val="es-419" w:eastAsia="es-CO"/>
-        </w:rPr>
-        <w:t>:</w:t>
-      </w:r>
     </w:p>
     <w:p>
       <w:pPr>
@@ -6508,9 +6265,9 @@
           <w:lang w:val="es-419" w:eastAsia="es-CO"/>
         </w:rPr>
         <w:drawing>
-          <wp:inline distT="0" distB="0" distL="0" distR="0" wp14:anchorId="52C54775" wp14:editId="5C0F4129">
-            <wp:extent cx="5067300" cy="3232197"/>
-            <wp:effectExtent l="0" t="0" r="0" b="6350"/>
+          <wp:inline distT="0" distB="0" distL="0" distR="0" wp14:anchorId="52C54775" wp14:editId="78C05425">
+            <wp:extent cx="4723769" cy="3013075"/>
+            <wp:effectExtent l="0" t="0" r="635" b="0"/>
             <wp:docPr id="235027492" name="Imagen 21" descr="Paso 5"/>
             <wp:cNvGraphicFramePr>
               <a:graphicFrameLocks xmlns:a="http://schemas.openxmlformats.org/drawingml/2006/main" noChangeAspect="1"/>
@@ -6540,7 +6297,7 @@
                   <pic:spPr bwMode="auto">
                     <a:xfrm>
                       <a:off x="0" y="0"/>
-                      <a:ext cx="5075486" cy="3237419"/>
+                      <a:ext cx="4733208" cy="3019096"/>
                     </a:xfrm>
                     <a:prstGeom prst="rect">
                       <a:avLst/>
@@ -6557,6 +6314,13 @@
     <w:p>
       <w:pPr>
         <w:rPr>
+          <w:lang w:val="es-419" w:eastAsia="es-CO"/>
+        </w:rPr>
+      </w:pPr>
+    </w:p>
+    <w:p>
+      <w:pPr>
+        <w:rPr>
           <w:b/>
           <w:bCs/>
           <w:lang w:val="es-419" w:eastAsia="es-CO"/>
@@ -6568,6 +6332,7 @@
           <w:bCs/>
           <w:lang w:val="es-419" w:eastAsia="es-CO"/>
         </w:rPr>
+        <w:lastRenderedPageBreak/>
         <w:t>Relación Beneficio - Costo R B/C</w:t>
       </w:r>
     </w:p>
@@ -6621,6 +6386,32 @@
           <w:lang w:val="es-419" w:eastAsia="es-CO"/>
         </w:rPr>
         <w:t xml:space="preserve"> un ejemplo de la Relación Beneficio - Costo en una hoja de cálculo:</w:t>
+      </w:r>
+    </w:p>
+    <w:p>
+      <w:pPr>
+        <w:pStyle w:val="Tabla"/>
+        <w:rPr>
+          <w:lang w:val="es-419" w:eastAsia="es-CO"/>
+        </w:rPr>
+      </w:pPr>
+      <w:r>
+        <w:rPr>
+          <w:lang w:val="es-419" w:eastAsia="es-CO"/>
+        </w:rPr>
+        <w:t xml:space="preserve">Flujo </w:t>
+      </w:r>
+      <w:r>
+        <w:rPr>
+          <w:lang w:val="es-419" w:eastAsia="es-CO"/>
+        </w:rPr>
+        <w:t>neto para cálculo de la R B/C</w:t>
+      </w:r>
+      <w:r>
+        <w:rPr>
+          <w:lang w:val="es-419" w:eastAsia="es-CO"/>
+        </w:rPr>
+        <w:t xml:space="preserve"> </w:t>
       </w:r>
     </w:p>
     <w:bookmarkEnd w:id="12"/>
@@ -6641,7 +6432,6 @@
           <w:noProof/>
           <w:lang w:val="es-419" w:eastAsia="es-CO"/>
         </w:rPr>
-        <w:lastRenderedPageBreak/>
         <w:drawing>
           <wp:inline distT="0" distB="0" distL="0" distR="0" wp14:anchorId="44035230" wp14:editId="347669BC">
             <wp:extent cx="5791545" cy="2315440"/>
@@ -6755,6 +6545,12 @@
         </w:rPr>
         <w:t>-costo</w:t>
       </w:r>
+      <w:r>
+        <w:rPr>
+          <w:lang w:val="es-419" w:eastAsia="es-CO"/>
+        </w:rPr>
+        <w:t>:</w:t>
+      </w:r>
     </w:p>
     <w:p>
       <w:pPr>
@@ -6768,6 +6564,7 @@
           <w:bCs/>
           <w:lang w:val="es-419" w:eastAsia="es-CO"/>
         </w:rPr>
+        <w:lastRenderedPageBreak/>
         <w:t>Paso 1</w:t>
       </w:r>
       <w:r>
@@ -6853,16 +6650,7 @@
           <w:bCs/>
           <w:lang w:val="es-419" w:eastAsia="es-CO"/>
         </w:rPr>
-        <w:lastRenderedPageBreak/>
-        <w:t>Paso 2</w:t>
-      </w:r>
-      <w:r>
-        <w:rPr>
-          <w:b/>
-          <w:bCs/>
-          <w:lang w:val="es-419" w:eastAsia="es-CO"/>
-        </w:rPr>
-        <w:t>:</w:t>
+        <w:t>Paso 2:</w:t>
       </w:r>
       <w:r>
         <w:rPr>
@@ -6947,6 +6735,7 @@
           <w:bCs/>
           <w:lang w:val="es-419" w:eastAsia="es-CO"/>
         </w:rPr>
+        <w:lastRenderedPageBreak/>
         <w:t>Paso 3</w:t>
       </w:r>
       <w:r>
@@ -7052,16 +6841,7 @@
           <w:bCs/>
           <w:lang w:val="es-419" w:eastAsia="es-CO"/>
         </w:rPr>
-        <w:lastRenderedPageBreak/>
-        <w:t>Paso 4</w:t>
-      </w:r>
-      <w:r>
-        <w:rPr>
-          <w:b/>
-          <w:bCs/>
-          <w:lang w:val="es-419" w:eastAsia="es-CO"/>
-        </w:rPr>
-        <w:t>:</w:t>
+        <w:t>Paso 4:</w:t>
       </w:r>
       <w:r>
         <w:rPr>
@@ -7146,12 +6926,20 @@
           <w:lang w:val="es-419" w:eastAsia="es-CO"/>
         </w:rPr>
       </w:pPr>
+    </w:p>
+    <w:p>
+      <w:pPr>
+        <w:rPr>
+          <w:lang w:val="es-419" w:eastAsia="es-CO"/>
+        </w:rPr>
+      </w:pPr>
       <w:r>
         <w:rPr>
           <w:b/>
           <w:bCs/>
           <w:lang w:val="es-419" w:eastAsia="es-CO"/>
         </w:rPr>
+        <w:lastRenderedPageBreak/>
         <w:t>Paso 5</w:t>
       </w:r>
       <w:r>
@@ -7271,27 +7059,12 @@
           <w:lang w:val="es-419" w:eastAsia="es-CO"/>
         </w:rPr>
       </w:pPr>
-    </w:p>
-    <w:p>
-      <w:pPr>
-        <w:rPr>
-          <w:lang w:val="es-419" w:eastAsia="es-CO"/>
-        </w:rPr>
-      </w:pPr>
-    </w:p>
-    <w:p>
-      <w:pPr>
-        <w:rPr>
-          <w:lang w:val="es-419" w:eastAsia="es-CO"/>
-        </w:rPr>
-      </w:pPr>
       <w:r>
         <w:rPr>
           <w:b/>
           <w:bCs/>
           <w:lang w:val="es-419" w:eastAsia="es-CO"/>
         </w:rPr>
-        <w:lastRenderedPageBreak/>
         <w:t>Paso 6</w:t>
       </w:r>
       <w:r>
@@ -7410,6 +7183,7 @@
           <w:bCs/>
           <w:lang w:val="es-419" w:eastAsia="es-CO"/>
         </w:rPr>
+        <w:lastRenderedPageBreak/>
         <w:t>Paso 7</w:t>
       </w:r>
       <w:r>
@@ -7535,149 +7309,183 @@
     </w:p>
     <w:p>
       <w:pPr>
+        <w:pStyle w:val="Ttulo2"/>
+      </w:pPr>
+      <w:bookmarkStart w:id="13" w:name="_Toc172127639"/>
+      <w:r>
+        <w:t>Evaluación económica y social.</w:t>
+      </w:r>
+      <w:bookmarkEnd w:id="13"/>
+    </w:p>
+    <w:p>
+      <w:pPr>
+        <w:rPr>
+          <w:lang w:val="es-419" w:eastAsia="es-CO"/>
+        </w:rPr>
+      </w:pPr>
+      <w:r>
+        <w:rPr>
+          <w:lang w:val="es-419" w:eastAsia="es-CO"/>
+        </w:rPr>
+        <w:t>La evaluación económica y social, es aquella que permite identificar las cualidades que tiene un proyecto, indiferente de la situación financiera, por lo que no es un factor relevante, la distribución de las utilidades, tiene como propósito, identificar el impacto que del proyecto sobre el bienestar económico del país. Revisando el aporte de Puentes (2011) la evaluación económica difiere de la evaluación financiera, la primera pretende medir el rendimiento del proyecto en términos de recursos reales para la sociedad, la segunda se estima el rendimiento de un proyecto.</w:t>
+      </w:r>
+    </w:p>
+    <w:p>
+      <w:pPr>
+        <w:rPr>
+          <w:lang w:val="es-419" w:eastAsia="es-CO"/>
+        </w:rPr>
+      </w:pPr>
+      <w:r>
+        <w:rPr>
+          <w:lang w:val="es-419" w:eastAsia="es-CO"/>
+        </w:rPr>
+        <w:t xml:space="preserve">Para efectuar la evaluación económica y social se deben utilizar la Tasa Social de Descuento (TSD), que para el caso de Colombia se ha calculado en el 12%, queriendo decir con esto, que la rentabilidad esperada en el proyecto de inversión pública debe estar por encima de este valor. De igual forma, para la evaluación económica y social se </w:t>
+      </w:r>
+      <w:r>
+        <w:rPr>
+          <w:lang w:val="es-419" w:eastAsia="es-CO"/>
+        </w:rPr>
+        <w:lastRenderedPageBreak/>
+        <w:t>debe medir con los costos verdaderos de oportunidad y no con los costos del mercado, estos se conocen como precios sombra o precios cuenta.</w:t>
+      </w:r>
+    </w:p>
+    <w:p>
+      <w:pPr>
+        <w:rPr>
+          <w:lang w:val="es-419" w:eastAsia="es-CO"/>
+        </w:rPr>
+      </w:pPr>
+      <w:r>
+        <w:rPr>
+          <w:lang w:val="es-419" w:eastAsia="es-CO"/>
+        </w:rPr>
+        <w:t xml:space="preserve">Para proceder a realizar la evaluación económica y social se deben tener en cuenta, </w:t>
+      </w:r>
+      <w:bookmarkStart w:id="14" w:name="_Hlk166048082"/>
+      <w:r>
+        <w:rPr>
+          <w:lang w:val="es-419" w:eastAsia="es-CO"/>
+        </w:rPr>
+        <w:t>e</w:t>
+      </w:r>
+      <w:r>
+        <w:rPr>
+          <w:lang w:val="es-419" w:eastAsia="es-CO"/>
+        </w:rPr>
+        <w:t>l</w:t>
+      </w:r>
+      <w:r>
+        <w:rPr>
+          <w:lang w:val="es-419" w:eastAsia="es-CO"/>
+        </w:rPr>
+        <w:t xml:space="preserve"> </w:t>
+      </w:r>
+      <w:r>
+        <w:rPr>
+          <w:lang w:val="es-419" w:eastAsia="es-CO"/>
+        </w:rPr>
+        <w:t>documento</w:t>
+      </w:r>
+      <w:r>
+        <w:rPr>
+          <w:lang w:val="es-419" w:eastAsia="es-CO"/>
+        </w:rPr>
+        <w:t xml:space="preserve">: </w:t>
+      </w:r>
+      <w:hyperlink r:id="rId38" w:history="1">
+        <w:r>
+          <w:rPr>
+            <w:rStyle w:val="Hipervnculo"/>
+            <w:lang w:val="es-419" w:eastAsia="es-CO"/>
+          </w:rPr>
+          <w:t>Actualización de la estimación de los indicadores “Razón Precio-Cuenta”.</w:t>
+        </w:r>
+      </w:hyperlink>
+      <w:r>
+        <w:rPr>
+          <w:lang w:val="es-419" w:eastAsia="es-CO"/>
+        </w:rPr>
+        <w:t xml:space="preserve"> </w:t>
+      </w:r>
+    </w:p>
+    <w:bookmarkEnd w:id="14"/>
+    <w:p>
+      <w:pPr>
+        <w:rPr>
+          <w:lang w:val="es-419" w:eastAsia="es-CO"/>
+        </w:rPr>
+      </w:pPr>
+      <w:r>
+        <w:rPr>
+          <w:b/>
+          <w:bCs/>
+          <w:lang w:val="es-419" w:eastAsia="es-CO"/>
+        </w:rPr>
+        <w:t>Diferencias entre el análisis financiero y el económico y social</w:t>
+      </w:r>
+      <w:r>
+        <w:rPr>
+          <w:b/>
+          <w:bCs/>
+          <w:lang w:val="es-419" w:eastAsia="es-CO"/>
+        </w:rPr>
+        <w:cr/>
+      </w:r>
+      <w:r>
+        <w:rPr>
+          <w:lang w:val="es-419" w:eastAsia="es-CO"/>
+        </w:rPr>
+        <w:t>De acuerdo a lo evidenciado en la evaluación de un proyecto, se denotan</w:t>
+      </w:r>
+      <w:r>
+        <w:rPr>
+          <w:lang w:val="es-419" w:eastAsia="es-CO"/>
+        </w:rPr>
+        <w:t xml:space="preserve"> </w:t>
+      </w:r>
+      <w:r>
+        <w:rPr>
+          <w:lang w:val="es-419" w:eastAsia="es-CO"/>
+        </w:rPr>
+        <w:t>diferencias significativas entre la evaluación financiera y la evaluación</w:t>
+      </w:r>
+      <w:r>
+        <w:rPr>
+          <w:lang w:val="es-419" w:eastAsia="es-CO"/>
+        </w:rPr>
+        <w:t xml:space="preserve"> </w:t>
+      </w:r>
+      <w:r>
+        <w:rPr>
+          <w:lang w:val="es-419" w:eastAsia="es-CO"/>
+        </w:rPr>
+        <w:t xml:space="preserve">económica y social, como se </w:t>
+      </w:r>
+      <w:r>
+        <w:rPr>
+          <w:lang w:val="es-419" w:eastAsia="es-CO"/>
+        </w:rPr>
+        <w:t>aprecia</w:t>
+      </w:r>
+      <w:r>
+        <w:rPr>
+          <w:lang w:val="es-419" w:eastAsia="es-CO"/>
+        </w:rPr>
+        <w:t xml:space="preserve"> a continuación:</w:t>
+      </w:r>
+    </w:p>
+    <w:p>
+      <w:pPr>
         <w:ind w:firstLine="0"/>
         <w:rPr>
           <w:lang w:val="es-419" w:eastAsia="es-CO"/>
         </w:rPr>
       </w:pPr>
-    </w:p>
-    <w:p>
-      <w:pPr>
-        <w:pStyle w:val="Ttulo2"/>
-      </w:pPr>
-      <w:bookmarkStart w:id="13" w:name="_Toc170330610"/>
-      <w:r>
-        <w:lastRenderedPageBreak/>
-        <w:t>Evaluación económica y social.</w:t>
-      </w:r>
-      <w:bookmarkEnd w:id="13"/>
-    </w:p>
-    <w:p>
-      <w:pPr>
-        <w:rPr>
-          <w:lang w:val="es-419" w:eastAsia="es-CO"/>
-        </w:rPr>
-      </w:pPr>
-      <w:r>
-        <w:rPr>
-          <w:lang w:val="es-419" w:eastAsia="es-CO"/>
-        </w:rPr>
-        <w:t>La evaluación económica y social, es aquella que permite identificar las cualidades que tiene un proyecto, indiferente de la situación financiera, por lo que no es un factor relevante, la distribución de las utilidades, tiene como propósito, identificar el impacto que del proyecto sobre el bienestar económico del país. Revisando el aporte de Puentes (2011) la evaluación económica difiere de la evaluación financiera, la primera pretende medir el rendimiento del proyecto en términos de recursos reales para la sociedad, la segunda se estima el rendimiento de un proyecto.</w:t>
-      </w:r>
-    </w:p>
-    <w:p>
-      <w:pPr>
-        <w:rPr>
-          <w:lang w:val="es-419" w:eastAsia="es-CO"/>
-        </w:rPr>
-      </w:pPr>
-      <w:r>
-        <w:rPr>
-          <w:lang w:val="es-419" w:eastAsia="es-CO"/>
-        </w:rPr>
-        <w:t>Para efectuar la evaluación económica y social se deben utilizar la Tasa Social de Descuento (TSD), que para el caso de Colombia se ha calculado en el 12%, queriendo decir con esto, que la rentabilidad esperada en el proyecto de inversión pública debe estar por encima de este valor. De igual forma, para la evaluación económica y social se debe medir con los costos verdaderos de oportunidad y no con los costos del mercado, estos se conocen como precios sombra o precios cuenta.</w:t>
-      </w:r>
-    </w:p>
-    <w:p>
-      <w:pPr>
-        <w:rPr>
-          <w:lang w:val="es-419" w:eastAsia="es-CO"/>
-        </w:rPr>
-      </w:pPr>
-      <w:r>
-        <w:rPr>
-          <w:lang w:val="es-419" w:eastAsia="es-CO"/>
-        </w:rPr>
-        <w:t>Para proceder a realizar la evaluación económica y social se deben tener en cuenta, el anexo</w:t>
-      </w:r>
-      <w:bookmarkStart w:id="14" w:name="_Hlk166048082"/>
-      <w:r>
-        <w:rPr>
-          <w:lang w:val="es-419" w:eastAsia="es-CO"/>
-        </w:rPr>
-        <w:t>: Actualización de la estimación de los indicadores “Razón Precio-Cuenta”.</w:t>
-      </w:r>
-      <w:r>
-        <w:rPr>
-          <w:lang w:val="es-419" w:eastAsia="es-CO"/>
-        </w:rPr>
-        <w:t xml:space="preserve"> </w:t>
-      </w:r>
-    </w:p>
-    <w:bookmarkEnd w:id="14"/>
-    <w:p>
-      <w:pPr>
-        <w:rPr>
-          <w:lang w:val="es-419" w:eastAsia="es-CO"/>
-        </w:rPr>
-      </w:pPr>
-      <w:r>
-        <w:rPr>
-          <w:lang w:val="es-419" w:eastAsia="es-CO"/>
-        </w:rPr>
-        <w:t>Diferencias entre el análisis financiero y el económico y social</w:t>
-      </w:r>
-      <w:r>
-        <w:rPr>
-          <w:lang w:val="es-419" w:eastAsia="es-CO"/>
-        </w:rPr>
-        <w:cr/>
-      </w:r>
-      <w:r>
-        <w:rPr>
-          <w:lang w:val="es-419" w:eastAsia="es-CO"/>
-        </w:rPr>
-        <w:t>De acuerdo a lo evidenciado en la evaluación de un proyecto, se denotan</w:t>
-      </w:r>
-      <w:r>
-        <w:rPr>
-          <w:lang w:val="es-419" w:eastAsia="es-CO"/>
-        </w:rPr>
-        <w:t xml:space="preserve"> </w:t>
-      </w:r>
-      <w:r>
-        <w:rPr>
-          <w:lang w:val="es-419" w:eastAsia="es-CO"/>
-        </w:rPr>
-        <w:t>diferencias significativas entre la evaluación financiera y la evaluación</w:t>
-      </w:r>
-      <w:r>
-        <w:rPr>
-          <w:lang w:val="es-419" w:eastAsia="es-CO"/>
-        </w:rPr>
-        <w:t xml:space="preserve"> </w:t>
-      </w:r>
-      <w:r>
-        <w:rPr>
-          <w:lang w:val="es-419" w:eastAsia="es-CO"/>
-        </w:rPr>
-        <w:t xml:space="preserve">económica y social, como se </w:t>
-      </w:r>
-      <w:r>
-        <w:rPr>
-          <w:lang w:val="es-419" w:eastAsia="es-CO"/>
-        </w:rPr>
-        <w:t>aprecia</w:t>
-      </w:r>
-      <w:r>
-        <w:rPr>
-          <w:lang w:val="es-419" w:eastAsia="es-CO"/>
-        </w:rPr>
-        <w:t xml:space="preserve"> a continuación:</w:t>
-      </w:r>
-    </w:p>
-    <w:p>
-      <w:pPr>
-        <w:ind w:firstLine="0"/>
-        <w:rPr>
-          <w:lang w:val="es-419" w:eastAsia="es-CO"/>
-        </w:rPr>
-      </w:pPr>
-      <w:r>
-        <w:rPr>
-          <w:lang w:val="es-419" w:eastAsia="es-CO"/>
-        </w:rPr>
-        <w:lastRenderedPageBreak/>
+      <w:r>
+        <w:rPr>
+          <w:lang w:val="es-419" w:eastAsia="es-CO"/>
+        </w:rPr>
         <w:t xml:space="preserve">                      </w:t>
       </w:r>
       <w:r>
@@ -7701,7 +7509,7 @@
                     <pic:cNvPicPr/>
                   </pic:nvPicPr>
                   <pic:blipFill>
-                    <a:blip r:embed="rId38"/>
+                    <a:blip r:embed="rId39"/>
                     <a:stretch>
                       <a:fillRect/>
                     </a:stretch>
@@ -7732,7 +7540,14 @@
         <w:rPr>
           <w:lang w:val="es-419" w:eastAsia="es-CO"/>
         </w:rPr>
-        <w:t>Finalmente, la evaluación de proyectos permite estimar los costos y beneficios desde la óptica financiera y los costos y beneficios económicos desde la óptica económica, se construyen los indicadores financieros, los cuales de acuerdo a los resultados obtenidos (viable o no viable), permiten tomar la decisión de continuar con el proyecto.</w:t>
+        <w:t xml:space="preserve">Finalmente, la evaluación de proyectos permite estimar los costos y beneficios desde la óptica financiera y los costos y beneficios económicos desde la óptica económica, se construyen los indicadores financieros, los cuales de acuerdo a los </w:t>
+      </w:r>
+      <w:r>
+        <w:rPr>
+          <w:lang w:val="es-419" w:eastAsia="es-CO"/>
+        </w:rPr>
+        <w:lastRenderedPageBreak/>
+        <w:t>resultados obtenidos (viable o no viable), permiten tomar la decisión de continuar con el proyecto.</w:t>
       </w:r>
     </w:p>
     <w:p>
@@ -7789,7 +7604,7 @@
         <w:pStyle w:val="Titulosgenerales"/>
       </w:pPr>
       <w:bookmarkStart w:id="15" w:name="_Toc161149019"/>
-      <w:bookmarkStart w:id="16" w:name="_Toc170330611"/>
+      <w:bookmarkStart w:id="16" w:name="_Toc172127640"/>
       <w:r>
         <w:lastRenderedPageBreak/>
         <w:t>Síntesis</w:t>
@@ -7853,7 +7668,7 @@
                     <pic:cNvPicPr/>
                   </pic:nvPicPr>
                   <pic:blipFill>
-                    <a:blip r:embed="rId39"/>
+                    <a:blip r:embed="rId40"/>
                     <a:stretch>
                       <a:fillRect/>
                     </a:stretch>
@@ -7922,7 +7737,7 @@
       <w:pPr>
         <w:pStyle w:val="Titulosgenerales"/>
       </w:pPr>
-      <w:bookmarkStart w:id="17" w:name="_Toc170330612"/>
+      <w:bookmarkStart w:id="17" w:name="_Toc172127641"/>
       <w:r>
         <w:lastRenderedPageBreak/>
         <w:t>Material complementario</w:t>
@@ -8091,7 +7906,7 @@
                 <w:lang w:val="es-419" w:eastAsia="es-CO"/>
               </w:rPr>
             </w:pPr>
-            <w:hyperlink r:id="rId40" w:history="1">
+            <w:hyperlink r:id="rId41" w:history="1">
               <w:r>
                 <w:rPr>
                   <w:rStyle w:val="Hipervnculo"/>
@@ -8179,7 +7994,7 @@
             <w:pPr>
               <w:pStyle w:val="TextoTablas"/>
             </w:pPr>
-            <w:hyperlink r:id="rId41" w:history="1">
+            <w:hyperlink r:id="rId42" w:history="1">
               <w:r>
                 <w:rPr>
                   <w:rStyle w:val="Hipervnculo"/>
@@ -8251,7 +8066,7 @@
             <w:pPr>
               <w:pStyle w:val="TextoTablas"/>
             </w:pPr>
-            <w:hyperlink r:id="rId42" w:history="1">
+            <w:hyperlink r:id="rId43" w:history="1">
               <w:r>
                 <w:rPr>
                   <w:rStyle w:val="Hipervnculo"/>
@@ -8272,7 +8087,7 @@
       <w:pPr>
         <w:pStyle w:val="Titulosgenerales"/>
       </w:pPr>
-      <w:bookmarkStart w:id="18" w:name="_Toc170330613"/>
+      <w:bookmarkStart w:id="18" w:name="_Toc172127642"/>
       <w:r>
         <w:lastRenderedPageBreak/>
         <w:t>Glosario</w:t>
@@ -8461,7 +8276,7 @@
       <w:pPr>
         <w:pStyle w:val="Titulosgenerales"/>
       </w:pPr>
-      <w:bookmarkStart w:id="19" w:name="_Toc170330614"/>
+      <w:bookmarkStart w:id="19" w:name="_Toc172127643"/>
       <w:r>
         <w:lastRenderedPageBreak/>
         <w:t>Referencias bibliográficas</w:t>
@@ -8483,7 +8298,7 @@
         </w:rPr>
         <w:t xml:space="preserve">Baca Urbina, G. (2013). Evaluación de proyectos (Séptima ed.). México: Mc Graw Hill. </w:t>
       </w:r>
-      <w:hyperlink r:id="rId43" w:history="1">
+      <w:hyperlink r:id="rId44" w:history="1">
         <w:r>
           <w:rPr>
             <w:rStyle w:val="Hipervnculo"/>
@@ -8505,7 +8320,7 @@
         </w:rPr>
         <w:t xml:space="preserve">Corporación Industrial Minuto de Dios. (27 de agosto de 2019). Pasos para evaluar la viabilidad de un proyecto. Obtenido de </w:t>
       </w:r>
-      <w:hyperlink r:id="rId44" w:history="1">
+      <w:hyperlink r:id="rId45" w:history="1">
         <w:r>
           <w:rPr>
             <w:rStyle w:val="Hipervnculo"/>
@@ -8533,7 +8348,7 @@
         </w:rPr>
         <w:t xml:space="preserve">DNP </w:t>
       </w:r>
-      <w:hyperlink r:id="rId45" w:history="1">
+      <w:hyperlink r:id="rId46" w:history="1">
         <w:r>
           <w:rPr>
             <w:rStyle w:val="Hipervnculo"/>
@@ -8555,7 +8370,7 @@
         </w:rPr>
         <w:t xml:space="preserve">FINAGRO. (2019). Riesgos Agropecuarios. Obtenido de </w:t>
       </w:r>
-      <w:hyperlink r:id="rId46" w:history="1">
+      <w:hyperlink r:id="rId47" w:history="1">
         <w:r>
           <w:rPr>
             <w:rStyle w:val="Hipervnculo"/>
@@ -8603,7 +8418,7 @@
         </w:rPr>
         <w:t xml:space="preserve">Universidad de Antioquia. (9 de julio de 2018). Formulación y evaluación de proyectos. Obtenido de </w:t>
       </w:r>
-      <w:hyperlink r:id="rId47" w:history="1">
+      <w:hyperlink r:id="rId48" w:history="1">
         <w:r>
           <w:rPr>
             <w:rStyle w:val="Hipervnculo"/>
@@ -8617,7 +8432,7 @@
       <w:pPr>
         <w:pStyle w:val="Titulosgenerales"/>
       </w:pPr>
-      <w:bookmarkStart w:id="20" w:name="_Toc170330615"/>
+      <w:bookmarkStart w:id="20" w:name="_Toc172127644"/>
       <w:r>
         <w:lastRenderedPageBreak/>
         <w:t>Créditos</w:t>
@@ -8770,13 +8585,13 @@
               <w:t xml:space="preserve">Responsable de </w:t>
             </w:r>
             <w:r>
-              <w:t>L</w:t>
+              <w:t>l</w:t>
             </w:r>
             <w:r>
               <w:t xml:space="preserve">ínea de </w:t>
             </w:r>
             <w:r>
-              <w:t>P</w:t>
+              <w:t>p</w:t>
             </w:r>
             <w:r>
               <w:t>roducción</w:t>
@@ -8829,7 +8644,19 @@
               <w:pStyle w:val="TextoTablas"/>
             </w:pPr>
             <w:r>
-              <w:t>Responsable de Desarrollo Curricular</w:t>
+              <w:t xml:space="preserve">Responsable de </w:t>
+            </w:r>
+            <w:r>
+              <w:t>d</w:t>
+            </w:r>
+            <w:r>
+              <w:t xml:space="preserve">esarrollo </w:t>
+            </w:r>
+            <w:r>
+              <w:t>c</w:t>
+            </w:r>
+            <w:r>
+              <w:t>urricular</w:t>
             </w:r>
           </w:p>
         </w:tc>
@@ -8870,7 +8697,13 @@
               <w:pStyle w:val="TextoTablas"/>
             </w:pPr>
             <w:r>
-              <w:t>Experta Temática</w:t>
+              <w:t xml:space="preserve">Experta </w:t>
+            </w:r>
+            <w:r>
+              <w:t>t</w:t>
+            </w:r>
+            <w:r>
+              <w:t>emática</w:t>
             </w:r>
           </w:p>
         </w:tc>
@@ -8955,7 +8788,13 @@
               <w:pStyle w:val="TextoTablas"/>
             </w:pPr>
             <w:r>
-              <w:t>Asesora Metodológica</w:t>
+              <w:t xml:space="preserve">Asesora </w:t>
+            </w:r>
+            <w:r>
+              <w:t>m</w:t>
+            </w:r>
+            <w:r>
+              <w:t>etodológica</w:t>
             </w:r>
           </w:p>
         </w:tc>
@@ -9380,7 +9219,18 @@
                 <w:color w:val="000000"/>
                 <w:sz w:val="22"/>
               </w:rPr>
-              <w:t>Fullstack</w:t>
+              <w:t>f</w:t>
+            </w:r>
+            <w:r>
+              <w:rPr>
+                <w:rStyle w:val="normaltextrun"/>
+                <w:rFonts w:cs="Calibri"/>
+                <w:b w:val="0"/>
+                <w:bCs/>
+                <w:color w:val="000000"/>
+                <w:sz w:val="22"/>
+              </w:rPr>
+              <w:t>ullstack</w:t>
             </w:r>
             <w:proofErr w:type="spellEnd"/>
           </w:p>
@@ -9661,8 +9511,8 @@
       </w:pPr>
     </w:p>
     <w:sectPr>
-      <w:headerReference w:type="default" r:id="rId48"/>
-      <w:footerReference w:type="default" r:id="rId49"/>
+      <w:headerReference w:type="default" r:id="rId49"/>
+      <w:footerReference w:type="default" r:id="rId50"/>
       <w:pgSz w:w="12240" w:h="15840"/>
       <w:pgMar w:top="1701" w:right="900" w:bottom="1134" w:left="1276" w:header="709" w:footer="737" w:gutter="0"/>
       <w:pgNumType w:start="1"/>
@@ -9674,7 +9524,7 @@
 </file>
 
 <file path=word/endnotes.xml><?xml version="1.0" encoding="utf-8"?>
-<w:endnotes xmlns:wpc="http://schemas.microsoft.com/office/word/2010/wordprocessingCanvas" xmlns:cx="http://schemas.microsoft.com/office/drawing/2014/chartex" xmlns:cx1="http://schemas.microsoft.com/office/drawing/2015/9/8/chartex" xmlns:cx2="http://schemas.microsoft.com/office/drawing/2015/10/21/chartex" xmlns:cx3="http://schemas.microsoft.com/office/drawing/2016/5/9/chartex" xmlns:cx4="http://schemas.microsoft.com/office/drawing/2016/5/10/chartex" xmlns:cx5="http://schemas.microsoft.com/office/drawing/2016/5/11/chartex" xmlns:cx6="http://schemas.microsoft.com/office/drawing/2016/5/12/chartex" xmlns:cx7="http://schemas.microsoft.com/office/drawing/2016/5/13/chartex" xmlns:cx8="http://schemas.microsoft.com/office/drawing/2016/5/14/chartex" xmlns:mc="http://schemas.openxmlformats.org/markup-compatibility/2006" xmlns:aink="http://schemas.microsoft.com/office/drawing/2016/ink" xmlns:am3d="http://schemas.microsoft.com/office/drawing/2017/model3d" xmlns:o="urn:schemas-microsoft-com:office:office" xmlns:oel="http://schemas.microsoft.com/office/2019/extlst" xmlns:r="http://schemas.openxmlformats.org/officeDocument/2006/relationships" xmlns:m="http://schemas.openxmlformats.org/officeDocument/2006/math" xmlns:v="urn:schemas-microsoft-com:vml" xmlns:wp14="http://schemas.microsoft.com/office/word/2010/wordprocessingDrawing" xmlns:wp="http://schemas.openxmlformats.org/drawingml/2006/wordprocessingDrawing" xmlns:w10="urn:schemas-microsoft-com:office:word" xmlns:w="http://schemas.openxmlformats.org/wordprocessingml/2006/main" xmlns:w14="http://schemas.microsoft.com/office/word/2010/wordml" xmlns:w15="http://schemas.microsoft.com/office/word/2012/wordml" xmlns:w16cex="http://schemas.microsoft.com/office/word/2018/wordml/cex" xmlns:w16cid="http://schemas.microsoft.com/office/word/2016/wordml/cid" xmlns:w16="http://schemas.microsoft.com/office/word/2018/wordml" xmlns:w16du="http://schemas.microsoft.com/office/word/2023/wordml/word16du" xmlns:w16sdtdh="http://schemas.microsoft.com/office/word/2020/wordml/sdtdatahash" xmlns:w16se="http://schemas.microsoft.com/office/word/2015/wordml/symex" xmlns:wpg="http://schemas.microsoft.com/office/word/2010/wordprocessingGroup" xmlns:wpi="http://schemas.microsoft.com/office/word/2010/wordprocessingInk" xmlns:wne="http://schemas.microsoft.com/office/word/2006/wordml" xmlns:wps="http://schemas.microsoft.com/office/word/2010/wordprocessingShape" mc:Ignorable="w14 w15 w16se w16cid w16 w16cex w16sdtdh w16du wp14">
+<w:endnotes xmlns:wpc="http://schemas.microsoft.com/office/word/2010/wordprocessingCanvas" xmlns:cx="http://schemas.microsoft.com/office/drawing/2014/chartex" xmlns:cx1="http://schemas.microsoft.com/office/drawing/2015/9/8/chartex" xmlns:cx2="http://schemas.microsoft.com/office/drawing/2015/10/21/chartex" xmlns:cx3="http://schemas.microsoft.com/office/drawing/2016/5/9/chartex" xmlns:cx4="http://schemas.microsoft.com/office/drawing/2016/5/10/chartex" xmlns:cx5="http://schemas.microsoft.com/office/drawing/2016/5/11/chartex" xmlns:cx6="http://schemas.microsoft.com/office/drawing/2016/5/12/chartex" xmlns:cx7="http://schemas.microsoft.com/office/drawing/2016/5/13/chartex" xmlns:cx8="http://schemas.microsoft.com/office/drawing/2016/5/14/chartex" xmlns:mc="http://schemas.openxmlformats.org/markup-compatibility/2006" xmlns:aink="http://schemas.microsoft.com/office/drawing/2016/ink" xmlns:am3d="http://schemas.microsoft.com/office/drawing/2017/model3d" xmlns:o="urn:schemas-microsoft-com:office:office" xmlns:r="http://schemas.openxmlformats.org/officeDocument/2006/relationships" xmlns:m="http://schemas.openxmlformats.org/officeDocument/2006/math" xmlns:v="urn:schemas-microsoft-com:vml" xmlns:wp14="http://schemas.microsoft.com/office/word/2010/wordprocessingDrawing" xmlns:wp="http://schemas.openxmlformats.org/drawingml/2006/wordprocessingDrawing" xmlns:w10="urn:schemas-microsoft-com:office:word" xmlns:w="http://schemas.openxmlformats.org/wordprocessingml/2006/main" xmlns:w14="http://schemas.microsoft.com/office/word/2010/wordml" xmlns:w15="http://schemas.microsoft.com/office/word/2012/wordml" xmlns:w16cex="http://schemas.microsoft.com/office/word/2018/wordml/cex" xmlns:w16cid="http://schemas.microsoft.com/office/word/2016/wordml/cid" xmlns:w16="http://schemas.microsoft.com/office/word/2018/wordml" xmlns:w16sdtdh="http://schemas.microsoft.com/office/word/2020/wordml/sdtdatahash" xmlns:w16se="http://schemas.microsoft.com/office/word/2015/wordml/symex" xmlns:wpg="http://schemas.microsoft.com/office/word/2010/wordprocessingGroup" xmlns:wpi="http://schemas.microsoft.com/office/word/2010/wordprocessingInk" xmlns:wne="http://schemas.microsoft.com/office/word/2006/wordml" xmlns:wps="http://schemas.microsoft.com/office/word/2010/wordprocessingShape" mc:Ignorable="w14 w15 w16se w16cid w16 w16cex w16sdtdh wp14">
   <w:endnote w:type="separator" w:id="-1">
     <w:p>
       <w:pPr>
@@ -9699,7 +9549,7 @@
 </file>
 
 <file path=word/footer1.xml><?xml version="1.0" encoding="utf-8"?>
-<w:ftr xmlns:wpc="http://schemas.microsoft.com/office/word/2010/wordprocessingCanvas" xmlns:cx="http://schemas.microsoft.com/office/drawing/2014/chartex" xmlns:cx1="http://schemas.microsoft.com/office/drawing/2015/9/8/chartex" xmlns:cx2="http://schemas.microsoft.com/office/drawing/2015/10/21/chartex" xmlns:cx3="http://schemas.microsoft.com/office/drawing/2016/5/9/chartex" xmlns:cx4="http://schemas.microsoft.com/office/drawing/2016/5/10/chartex" xmlns:cx5="http://schemas.microsoft.com/office/drawing/2016/5/11/chartex" xmlns:cx6="http://schemas.microsoft.com/office/drawing/2016/5/12/chartex" xmlns:cx7="http://schemas.microsoft.com/office/drawing/2016/5/13/chartex" xmlns:cx8="http://schemas.microsoft.com/office/drawing/2016/5/14/chartex" xmlns:mc="http://schemas.openxmlformats.org/markup-compatibility/2006" xmlns:aink="http://schemas.microsoft.com/office/drawing/2016/ink" xmlns:am3d="http://schemas.microsoft.com/office/drawing/2017/model3d" xmlns:o="urn:schemas-microsoft-com:office:office" xmlns:oel="http://schemas.microsoft.com/office/2019/extlst" xmlns:r="http://schemas.openxmlformats.org/officeDocument/2006/relationships" xmlns:m="http://schemas.openxmlformats.org/officeDocument/2006/math" xmlns:v="urn:schemas-microsoft-com:vml" xmlns:wp14="http://schemas.microsoft.com/office/word/2010/wordprocessingDrawing" xmlns:wp="http://schemas.openxmlformats.org/drawingml/2006/wordprocessingDrawing" xmlns:w10="urn:schemas-microsoft-com:office:word" xmlns:w="http://schemas.openxmlformats.org/wordprocessingml/2006/main" xmlns:w14="http://schemas.microsoft.com/office/word/2010/wordml" xmlns:w15="http://schemas.microsoft.com/office/word/2012/wordml" xmlns:w16cex="http://schemas.microsoft.com/office/word/2018/wordml/cex" xmlns:w16cid="http://schemas.microsoft.com/office/word/2016/wordml/cid" xmlns:w16="http://schemas.microsoft.com/office/word/2018/wordml" xmlns:w16du="http://schemas.microsoft.com/office/word/2023/wordml/word16du" xmlns:w16sdtdh="http://schemas.microsoft.com/office/word/2020/wordml/sdtdatahash" xmlns:w16se="http://schemas.microsoft.com/office/word/2015/wordml/symex" xmlns:wpg="http://schemas.microsoft.com/office/word/2010/wordprocessingGroup" xmlns:wpi="http://schemas.microsoft.com/office/word/2010/wordprocessingInk" xmlns:wne="http://schemas.microsoft.com/office/word/2006/wordml" xmlns:wps="http://schemas.microsoft.com/office/word/2010/wordprocessingShape" mc:Ignorable="w14 w15 w16se w16cid w16 w16cex w16sdtdh w16du wp14">
+<w:ftr xmlns:wpc="http://schemas.microsoft.com/office/word/2010/wordprocessingCanvas" xmlns:cx="http://schemas.microsoft.com/office/drawing/2014/chartex" xmlns:cx1="http://schemas.microsoft.com/office/drawing/2015/9/8/chartex" xmlns:cx2="http://schemas.microsoft.com/office/drawing/2015/10/21/chartex" xmlns:cx3="http://schemas.microsoft.com/office/drawing/2016/5/9/chartex" xmlns:cx4="http://schemas.microsoft.com/office/drawing/2016/5/10/chartex" xmlns:cx5="http://schemas.microsoft.com/office/drawing/2016/5/11/chartex" xmlns:cx6="http://schemas.microsoft.com/office/drawing/2016/5/12/chartex" xmlns:cx7="http://schemas.microsoft.com/office/drawing/2016/5/13/chartex" xmlns:cx8="http://schemas.microsoft.com/office/drawing/2016/5/14/chartex" xmlns:mc="http://schemas.openxmlformats.org/markup-compatibility/2006" xmlns:aink="http://schemas.microsoft.com/office/drawing/2016/ink" xmlns:am3d="http://schemas.microsoft.com/office/drawing/2017/model3d" xmlns:o="urn:schemas-microsoft-com:office:office" xmlns:r="http://schemas.openxmlformats.org/officeDocument/2006/relationships" xmlns:m="http://schemas.openxmlformats.org/officeDocument/2006/math" xmlns:v="urn:schemas-microsoft-com:vml" xmlns:wp14="http://schemas.microsoft.com/office/word/2010/wordprocessingDrawing" xmlns:wp="http://schemas.openxmlformats.org/drawingml/2006/wordprocessingDrawing" xmlns:w10="urn:schemas-microsoft-com:office:word" xmlns:w="http://schemas.openxmlformats.org/wordprocessingml/2006/main" xmlns:w14="http://schemas.microsoft.com/office/word/2010/wordml" xmlns:w15="http://schemas.microsoft.com/office/word/2012/wordml" xmlns:w16cex="http://schemas.microsoft.com/office/word/2018/wordml/cex" xmlns:w16cid="http://schemas.microsoft.com/office/word/2016/wordml/cid" xmlns:w16="http://schemas.microsoft.com/office/word/2018/wordml" xmlns:w16sdtdh="http://schemas.microsoft.com/office/word/2020/wordml/sdtdatahash" xmlns:w16se="http://schemas.microsoft.com/office/word/2015/wordml/symex" xmlns:wpg="http://schemas.microsoft.com/office/word/2010/wordprocessingGroup" xmlns:wpi="http://schemas.microsoft.com/office/word/2010/wordprocessingInk" xmlns:wne="http://schemas.microsoft.com/office/word/2006/wordml" xmlns:wps="http://schemas.microsoft.com/office/word/2010/wordprocessingShape" mc:Ignorable="w14 w15 w16se w16cid w16 w16cex w16sdtdh wp14">
   <w:sdt>
     <w:sdtPr>
       <w:id w:val="-701017035"/>
@@ -9708,6 +9558,7 @@
         <w:docPartUnique/>
       </w:docPartObj>
     </w:sdtPr>
+    <w:sdtEndPr/>
     <w:sdtContent>
       <w:p>
         <w:pPr>
@@ -9726,7 +9577,7 @@
 </file>
 
 <file path=word/footer2.xml><?xml version="1.0" encoding="utf-8"?>
-<w:ftr xmlns:wpc="http://schemas.microsoft.com/office/word/2010/wordprocessingCanvas" xmlns:cx="http://schemas.microsoft.com/office/drawing/2014/chartex" xmlns:cx1="http://schemas.microsoft.com/office/drawing/2015/9/8/chartex" xmlns:cx2="http://schemas.microsoft.com/office/drawing/2015/10/21/chartex" xmlns:cx3="http://schemas.microsoft.com/office/drawing/2016/5/9/chartex" xmlns:cx4="http://schemas.microsoft.com/office/drawing/2016/5/10/chartex" xmlns:cx5="http://schemas.microsoft.com/office/drawing/2016/5/11/chartex" xmlns:cx6="http://schemas.microsoft.com/office/drawing/2016/5/12/chartex" xmlns:cx7="http://schemas.microsoft.com/office/drawing/2016/5/13/chartex" xmlns:cx8="http://schemas.microsoft.com/office/drawing/2016/5/14/chartex" xmlns:mc="http://schemas.openxmlformats.org/markup-compatibility/2006" xmlns:aink="http://schemas.microsoft.com/office/drawing/2016/ink" xmlns:am3d="http://schemas.microsoft.com/office/drawing/2017/model3d" xmlns:o="urn:schemas-microsoft-com:office:office" xmlns:oel="http://schemas.microsoft.com/office/2019/extlst" xmlns:r="http://schemas.openxmlformats.org/officeDocument/2006/relationships" xmlns:m="http://schemas.openxmlformats.org/officeDocument/2006/math" xmlns:v="urn:schemas-microsoft-com:vml" xmlns:wp14="http://schemas.microsoft.com/office/word/2010/wordprocessingDrawing" xmlns:wp="http://schemas.openxmlformats.org/drawingml/2006/wordprocessingDrawing" xmlns:w10="urn:schemas-microsoft-com:office:word" xmlns:w="http://schemas.openxmlformats.org/wordprocessingml/2006/main" xmlns:w14="http://schemas.microsoft.com/office/word/2010/wordml" xmlns:w15="http://schemas.microsoft.com/office/word/2012/wordml" xmlns:w16cex="http://schemas.microsoft.com/office/word/2018/wordml/cex" xmlns:w16cid="http://schemas.microsoft.com/office/word/2016/wordml/cid" xmlns:w16="http://schemas.microsoft.com/office/word/2018/wordml" xmlns:w16du="http://schemas.microsoft.com/office/word/2023/wordml/word16du" xmlns:w16sdtdh="http://schemas.microsoft.com/office/word/2020/wordml/sdtdatahash" xmlns:w16se="http://schemas.microsoft.com/office/word/2015/wordml/symex" xmlns:wpg="http://schemas.microsoft.com/office/word/2010/wordprocessingGroup" xmlns:wpi="http://schemas.microsoft.com/office/word/2010/wordprocessingInk" xmlns:wne="http://schemas.microsoft.com/office/word/2006/wordml" xmlns:wps="http://schemas.microsoft.com/office/word/2010/wordprocessingShape" mc:Ignorable="w14 w15 w16se w16cid w16 w16cex w16sdtdh w16du wp14">
+<w:ftr xmlns:wpc="http://schemas.microsoft.com/office/word/2010/wordprocessingCanvas" xmlns:cx="http://schemas.microsoft.com/office/drawing/2014/chartex" xmlns:cx1="http://schemas.microsoft.com/office/drawing/2015/9/8/chartex" xmlns:cx2="http://schemas.microsoft.com/office/drawing/2015/10/21/chartex" xmlns:cx3="http://schemas.microsoft.com/office/drawing/2016/5/9/chartex" xmlns:cx4="http://schemas.microsoft.com/office/drawing/2016/5/10/chartex" xmlns:cx5="http://schemas.microsoft.com/office/drawing/2016/5/11/chartex" xmlns:cx6="http://schemas.microsoft.com/office/drawing/2016/5/12/chartex" xmlns:cx7="http://schemas.microsoft.com/office/drawing/2016/5/13/chartex" xmlns:cx8="http://schemas.microsoft.com/office/drawing/2016/5/14/chartex" xmlns:mc="http://schemas.openxmlformats.org/markup-compatibility/2006" xmlns:aink="http://schemas.microsoft.com/office/drawing/2016/ink" xmlns:am3d="http://schemas.microsoft.com/office/drawing/2017/model3d" xmlns:o="urn:schemas-microsoft-com:office:office" xmlns:r="http://schemas.openxmlformats.org/officeDocument/2006/relationships" xmlns:m="http://schemas.openxmlformats.org/officeDocument/2006/math" xmlns:v="urn:schemas-microsoft-com:vml" xmlns:wp14="http://schemas.microsoft.com/office/word/2010/wordprocessingDrawing" xmlns:wp="http://schemas.openxmlformats.org/drawingml/2006/wordprocessingDrawing" xmlns:w10="urn:schemas-microsoft-com:office:word" xmlns:w="http://schemas.openxmlformats.org/wordprocessingml/2006/main" xmlns:w14="http://schemas.microsoft.com/office/word/2010/wordml" xmlns:w15="http://schemas.microsoft.com/office/word/2012/wordml" xmlns:w16cex="http://schemas.microsoft.com/office/word/2018/wordml/cex" xmlns:w16cid="http://schemas.microsoft.com/office/word/2016/wordml/cid" xmlns:w16="http://schemas.microsoft.com/office/word/2018/wordml" xmlns:w16sdtdh="http://schemas.microsoft.com/office/word/2020/wordml/sdtdatahash" xmlns:w16se="http://schemas.microsoft.com/office/word/2015/wordml/symex" xmlns:wpg="http://schemas.microsoft.com/office/word/2010/wordprocessingGroup" xmlns:wpi="http://schemas.microsoft.com/office/word/2010/wordprocessingInk" xmlns:wne="http://schemas.microsoft.com/office/word/2006/wordml" xmlns:wps="http://schemas.microsoft.com/office/word/2010/wordprocessingShape" mc:Ignorable="w14 w15 w16se w16cid w16 w16cex w16sdtdh wp14">
   <w:sdt>
     <w:sdtPr>
       <w:id w:val="-1465197936"/>
@@ -9735,6 +9586,7 @@
         <w:docPartUnique/>
       </w:docPartObj>
     </w:sdtPr>
+    <w:sdtEndPr/>
     <w:sdtContent>
       <w:p>
         <w:pPr>
@@ -9835,7 +9687,7 @@
                   <v:stroke joinstyle="miter"/>
                   <v:path gradientshapeok="t" o:connecttype="rect"/>
                 </v:shapetype>
-                <v:shape id="_x0000_s1027" type="#_x0000_t202" alt="&quot;&quot;" style="position:absolute;left:0;text-align:left;margin-left:16.1pt;margin-top:.65pt;width:455.15pt;height:41.4pt;z-index:251661312;visibility:visible;mso-wrap-style:square;mso-width-percent:0;mso-height-percent:0;mso-wrap-distance-left:9pt;mso-wrap-distance-top:3.6pt;mso-wrap-distance-right:9pt;mso-wrap-distance-bottom:3.6pt;mso-position-horizontal:absolute;mso-position-horizontal-relative:text;mso-position-vertical:absolute;mso-position-vertical-relative:text;mso-width-percent:0;mso-height-percent:0;mso-width-relative:margin;mso-height-relative:margin;v-text-anchor:top" o:gfxdata="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" stroked="f">
+                <v:shape id="_x0000_s1027" type="#_x0000_t202" alt="&quot;&quot;" style="position:absolute;left:0;text-align:left;margin-left:16.1pt;margin-top:.65pt;width:455.15pt;height:41.4pt;z-index:251661312;visibility:visible;mso-wrap-style:square;mso-width-percent:0;mso-height-percent:0;mso-wrap-distance-left:9pt;mso-wrap-distance-top:3.6pt;mso-wrap-distance-right:9pt;mso-wrap-distance-bottom:3.6pt;mso-position-horizontal:absolute;mso-position-horizontal-relative:text;mso-position-vertical:absolute;mso-position-vertical-relative:text;mso-width-percent:0;mso-height-percent:0;mso-width-relative:margin;mso-height-relative:margin;v-text-anchor:top" o:gfxdata="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" stroked="f">
                   <v:textbox>
                     <w:txbxContent>
                       <w:p>
@@ -9892,7 +9744,7 @@
 </file>
 
 <file path=word/footnotes.xml><?xml version="1.0" encoding="utf-8"?>
-<w:footnotes xmlns:wpc="http://schemas.microsoft.com/office/word/2010/wordprocessingCanvas" xmlns:cx="http://schemas.microsoft.com/office/drawing/2014/chartex" xmlns:cx1="http://schemas.microsoft.com/office/drawing/2015/9/8/chartex" xmlns:cx2="http://schemas.microsoft.com/office/drawing/2015/10/21/chartex" xmlns:cx3="http://schemas.microsoft.com/office/drawing/2016/5/9/chartex" xmlns:cx4="http://schemas.microsoft.com/office/drawing/2016/5/10/chartex" xmlns:cx5="http://schemas.microsoft.com/office/drawing/2016/5/11/chartex" xmlns:cx6="http://schemas.microsoft.com/office/drawing/2016/5/12/chartex" xmlns:cx7="http://schemas.microsoft.com/office/drawing/2016/5/13/chartex" xmlns:cx8="http://schemas.microsoft.com/office/drawing/2016/5/14/chartex" xmlns:mc="http://schemas.openxmlformats.org/markup-compatibility/2006" xmlns:aink="http://schemas.microsoft.com/office/drawing/2016/ink" xmlns:am3d="http://schemas.microsoft.com/office/drawing/2017/model3d" xmlns:o="urn:schemas-microsoft-com:office:office" xmlns:oel="http://schemas.microsoft.com/office/2019/extlst" xmlns:r="http://schemas.openxmlformats.org/officeDocument/2006/relationships" xmlns:m="http://schemas.openxmlformats.org/officeDocument/2006/math" xmlns:v="urn:schemas-microsoft-com:vml" xmlns:wp14="http://schemas.microsoft.com/office/word/2010/wordprocessingDrawing" xmlns:wp="http://schemas.openxmlformats.org/drawingml/2006/wordprocessingDrawing" xmlns:w10="urn:schemas-microsoft-com:office:word" xmlns:w="http://schemas.openxmlformats.org/wordprocessingml/2006/main" xmlns:w14="http://schemas.microsoft.com/office/word/2010/wordml" xmlns:w15="http://schemas.microsoft.com/office/word/2012/wordml" xmlns:w16cex="http://schemas.microsoft.com/office/word/2018/wordml/cex" xmlns:w16cid="http://schemas.microsoft.com/office/word/2016/wordml/cid" xmlns:w16="http://schemas.microsoft.com/office/word/2018/wordml" xmlns:w16du="http://schemas.microsoft.com/office/word/2023/wordml/word16du" xmlns:w16sdtdh="http://schemas.microsoft.com/office/word/2020/wordml/sdtdatahash" xmlns:w16se="http://schemas.microsoft.com/office/word/2015/wordml/symex" xmlns:wpg="http://schemas.microsoft.com/office/word/2010/wordprocessingGroup" xmlns:wpi="http://schemas.microsoft.com/office/word/2010/wordprocessingInk" xmlns:wne="http://schemas.microsoft.com/office/word/2006/wordml" xmlns:wps="http://schemas.microsoft.com/office/word/2010/wordprocessingShape" mc:Ignorable="w14 w15 w16se w16cid w16 w16cex w16sdtdh w16du wp14">
+<w:footnotes xmlns:wpc="http://schemas.microsoft.com/office/word/2010/wordprocessingCanvas" xmlns:cx="http://schemas.microsoft.com/office/drawing/2014/chartex" xmlns:cx1="http://schemas.microsoft.com/office/drawing/2015/9/8/chartex" xmlns:cx2="http://schemas.microsoft.com/office/drawing/2015/10/21/chartex" xmlns:cx3="http://schemas.microsoft.com/office/drawing/2016/5/9/chartex" xmlns:cx4="http://schemas.microsoft.com/office/drawing/2016/5/10/chartex" xmlns:cx5="http://schemas.microsoft.com/office/drawing/2016/5/11/chartex" xmlns:cx6="http://schemas.microsoft.com/office/drawing/2016/5/12/chartex" xmlns:cx7="http://schemas.microsoft.com/office/drawing/2016/5/13/chartex" xmlns:cx8="http://schemas.microsoft.com/office/drawing/2016/5/14/chartex" xmlns:mc="http://schemas.openxmlformats.org/markup-compatibility/2006" xmlns:aink="http://schemas.microsoft.com/office/drawing/2016/ink" xmlns:am3d="http://schemas.microsoft.com/office/drawing/2017/model3d" xmlns:o="urn:schemas-microsoft-com:office:office" xmlns:r="http://schemas.openxmlformats.org/officeDocument/2006/relationships" xmlns:m="http://schemas.openxmlformats.org/officeDocument/2006/math" xmlns:v="urn:schemas-microsoft-com:vml" xmlns:wp14="http://schemas.microsoft.com/office/word/2010/wordprocessingDrawing" xmlns:wp="http://schemas.openxmlformats.org/drawingml/2006/wordprocessingDrawing" xmlns:w10="urn:schemas-microsoft-com:office:word" xmlns:w="http://schemas.openxmlformats.org/wordprocessingml/2006/main" xmlns:w14="http://schemas.microsoft.com/office/word/2010/wordml" xmlns:w15="http://schemas.microsoft.com/office/word/2012/wordml" xmlns:w16cex="http://schemas.microsoft.com/office/word/2018/wordml/cex" xmlns:w16cid="http://schemas.microsoft.com/office/word/2016/wordml/cid" xmlns:w16="http://schemas.microsoft.com/office/word/2018/wordml" xmlns:w16sdtdh="http://schemas.microsoft.com/office/word/2020/wordml/sdtdatahash" xmlns:w16se="http://schemas.microsoft.com/office/word/2015/wordml/symex" xmlns:wpg="http://schemas.microsoft.com/office/word/2010/wordprocessingGroup" xmlns:wpi="http://schemas.microsoft.com/office/word/2010/wordprocessingInk" xmlns:wne="http://schemas.microsoft.com/office/word/2006/wordml" xmlns:wps="http://schemas.microsoft.com/office/word/2010/wordprocessingShape" mc:Ignorable="w14 w15 w16se w16cid w16 w16cex w16sdtdh wp14">
   <w:footnote w:type="separator" w:id="-1">
     <w:p>
       <w:pPr>
@@ -9917,7 +9769,7 @@
 </file>
 
 <file path=word/header1.xml><?xml version="1.0" encoding="utf-8"?>
-<w:hdr xmlns:wpc="http://schemas.microsoft.com/office/word/2010/wordprocessingCanvas" xmlns:cx="http://schemas.microsoft.com/office/drawing/2014/chartex" xmlns:cx1="http://schemas.microsoft.com/office/drawing/2015/9/8/chartex" xmlns:cx2="http://schemas.microsoft.com/office/drawing/2015/10/21/chartex" xmlns:cx3="http://schemas.microsoft.com/office/drawing/2016/5/9/chartex" xmlns:cx4="http://schemas.microsoft.com/office/drawing/2016/5/10/chartex" xmlns:cx5="http://schemas.microsoft.com/office/drawing/2016/5/11/chartex" xmlns:cx6="http://schemas.microsoft.com/office/drawing/2016/5/12/chartex" xmlns:cx7="http://schemas.microsoft.com/office/drawing/2016/5/13/chartex" xmlns:cx8="http://schemas.microsoft.com/office/drawing/2016/5/14/chartex" xmlns:mc="http://schemas.openxmlformats.org/markup-compatibility/2006" xmlns:aink="http://schemas.microsoft.com/office/drawing/2016/ink" xmlns:am3d="http://schemas.microsoft.com/office/drawing/2017/model3d" xmlns:o="urn:schemas-microsoft-com:office:office" xmlns:oel="http://schemas.microsoft.com/office/2019/extlst" xmlns:r="http://schemas.openxmlformats.org/officeDocument/2006/relationships" xmlns:m="http://schemas.openxmlformats.org/officeDocument/2006/math" xmlns:v="urn:schemas-microsoft-com:vml" xmlns:wp14="http://schemas.microsoft.com/office/word/2010/wordprocessingDrawing" xmlns:wp="http://schemas.openxmlformats.org/drawingml/2006/wordprocessingDrawing" xmlns:w10="urn:schemas-microsoft-com:office:word" xmlns:w="http://schemas.openxmlformats.org/wordprocessingml/2006/main" xmlns:w14="http://schemas.microsoft.com/office/word/2010/wordml" xmlns:w15="http://schemas.microsoft.com/office/word/2012/wordml" xmlns:w16cex="http://schemas.microsoft.com/office/word/2018/wordml/cex" xmlns:w16cid="http://schemas.microsoft.com/office/word/2016/wordml/cid" xmlns:w16="http://schemas.microsoft.com/office/word/2018/wordml" xmlns:w16du="http://schemas.microsoft.com/office/word/2023/wordml/word16du" xmlns:w16sdtdh="http://schemas.microsoft.com/office/word/2020/wordml/sdtdatahash" xmlns:w16se="http://schemas.microsoft.com/office/word/2015/wordml/symex" xmlns:wpg="http://schemas.microsoft.com/office/word/2010/wordprocessingGroup" xmlns:wpi="http://schemas.microsoft.com/office/word/2010/wordprocessingInk" xmlns:wne="http://schemas.microsoft.com/office/word/2006/wordml" xmlns:wps="http://schemas.microsoft.com/office/word/2010/wordprocessingShape" mc:Ignorable="w14 w15 w16se w16cid w16 w16cex w16sdtdh w16du wp14">
+<w:hdr xmlns:wpc="http://schemas.microsoft.com/office/word/2010/wordprocessingCanvas" xmlns:cx="http://schemas.microsoft.com/office/drawing/2014/chartex" xmlns:cx1="http://schemas.microsoft.com/office/drawing/2015/9/8/chartex" xmlns:cx2="http://schemas.microsoft.com/office/drawing/2015/10/21/chartex" xmlns:cx3="http://schemas.microsoft.com/office/drawing/2016/5/9/chartex" xmlns:cx4="http://schemas.microsoft.com/office/drawing/2016/5/10/chartex" xmlns:cx5="http://schemas.microsoft.com/office/drawing/2016/5/11/chartex" xmlns:cx6="http://schemas.microsoft.com/office/drawing/2016/5/12/chartex" xmlns:cx7="http://schemas.microsoft.com/office/drawing/2016/5/13/chartex" xmlns:cx8="http://schemas.microsoft.com/office/drawing/2016/5/14/chartex" xmlns:mc="http://schemas.openxmlformats.org/markup-compatibility/2006" xmlns:aink="http://schemas.microsoft.com/office/drawing/2016/ink" xmlns:am3d="http://schemas.microsoft.com/office/drawing/2017/model3d" xmlns:o="urn:schemas-microsoft-com:office:office" xmlns:r="http://schemas.openxmlformats.org/officeDocument/2006/relationships" xmlns:m="http://schemas.openxmlformats.org/officeDocument/2006/math" xmlns:v="urn:schemas-microsoft-com:vml" xmlns:wp14="http://schemas.microsoft.com/office/word/2010/wordprocessingDrawing" xmlns:wp="http://schemas.openxmlformats.org/drawingml/2006/wordprocessingDrawing" xmlns:w10="urn:schemas-microsoft-com:office:word" xmlns:w="http://schemas.openxmlformats.org/wordprocessingml/2006/main" xmlns:w14="http://schemas.microsoft.com/office/word/2010/wordml" xmlns:w15="http://schemas.microsoft.com/office/word/2012/wordml" xmlns:w16cex="http://schemas.microsoft.com/office/word/2018/wordml/cex" xmlns:w16cid="http://schemas.microsoft.com/office/word/2016/wordml/cid" xmlns:w16="http://schemas.microsoft.com/office/word/2018/wordml" xmlns:w16sdtdh="http://schemas.microsoft.com/office/word/2020/wordml/sdtdatahash" xmlns:w16se="http://schemas.microsoft.com/office/word/2015/wordml/symex" xmlns:wpg="http://schemas.microsoft.com/office/word/2010/wordprocessingGroup" xmlns:wpi="http://schemas.microsoft.com/office/word/2010/wordprocessingInk" xmlns:wne="http://schemas.microsoft.com/office/word/2006/wordml" xmlns:wps="http://schemas.microsoft.com/office/word/2010/wordprocessingShape" mc:Ignorable="w14 w15 w16se w16cid w16 w16cex w16sdtdh wp14">
   <w:p>
     <w:pPr>
       <w:pStyle w:val="Encabezado"/>
@@ -10002,7 +9854,7 @@
 </file>
 
 <file path=word/numbering.xml><?xml version="1.0" encoding="utf-8"?>
-<w:numbering xmlns:wpc="http://schemas.microsoft.com/office/word/2010/wordprocessingCanvas" xmlns:cx="http://schemas.microsoft.com/office/drawing/2014/chartex" xmlns:cx1="http://schemas.microsoft.com/office/drawing/2015/9/8/chartex" xmlns:cx2="http://schemas.microsoft.com/office/drawing/2015/10/21/chartex" xmlns:cx3="http://schemas.microsoft.com/office/drawing/2016/5/9/chartex" xmlns:cx4="http://schemas.microsoft.com/office/drawing/2016/5/10/chartex" xmlns:cx5="http://schemas.microsoft.com/office/drawing/2016/5/11/chartex" xmlns:cx6="http://schemas.microsoft.com/office/drawing/2016/5/12/chartex" xmlns:cx7="http://schemas.microsoft.com/office/drawing/2016/5/13/chartex" xmlns:cx8="http://schemas.microsoft.com/office/drawing/2016/5/14/chartex" xmlns:mc="http://schemas.openxmlformats.org/markup-compatibility/2006" xmlns:aink="http://schemas.microsoft.com/office/drawing/2016/ink" xmlns:am3d="http://schemas.microsoft.com/office/drawing/2017/model3d" xmlns:o="urn:schemas-microsoft-com:office:office" xmlns:oel="http://schemas.microsoft.com/office/2019/extlst" xmlns:r="http://schemas.openxmlformats.org/officeDocument/2006/relationships" xmlns:m="http://schemas.openxmlformats.org/officeDocument/2006/math" xmlns:v="urn:schemas-microsoft-com:vml" xmlns:wp14="http://schemas.microsoft.com/office/word/2010/wordprocessingDrawing" xmlns:wp="http://schemas.openxmlformats.org/drawingml/2006/wordprocessingDrawing" xmlns:w10="urn:schemas-microsoft-com:office:word" xmlns:w="http://schemas.openxmlformats.org/wordprocessingml/2006/main" xmlns:w14="http://schemas.microsoft.com/office/word/2010/wordml" xmlns:w15="http://schemas.microsoft.com/office/word/2012/wordml" xmlns:w16cex="http://schemas.microsoft.com/office/word/2018/wordml/cex" xmlns:w16cid="http://schemas.microsoft.com/office/word/2016/wordml/cid" xmlns:w16="http://schemas.microsoft.com/office/word/2018/wordml" xmlns:w16du="http://schemas.microsoft.com/office/word/2023/wordml/word16du" xmlns:w16sdtdh="http://schemas.microsoft.com/office/word/2020/wordml/sdtdatahash" xmlns:w16se="http://schemas.microsoft.com/office/word/2015/wordml/symex" xmlns:wpg="http://schemas.microsoft.com/office/word/2010/wordprocessingGroup" xmlns:wpi="http://schemas.microsoft.com/office/word/2010/wordprocessingInk" xmlns:wne="http://schemas.microsoft.com/office/word/2006/wordml" xmlns:wps="http://schemas.microsoft.com/office/word/2010/wordprocessingShape" mc:Ignorable="w14 w15 w16se w16cid w16 w16cex w16sdtdh w16du wp14">
+<w:numbering xmlns:wpc="http://schemas.microsoft.com/office/word/2010/wordprocessingCanvas" xmlns:cx="http://schemas.microsoft.com/office/drawing/2014/chartex" xmlns:cx1="http://schemas.microsoft.com/office/drawing/2015/9/8/chartex" xmlns:cx2="http://schemas.microsoft.com/office/drawing/2015/10/21/chartex" xmlns:cx3="http://schemas.microsoft.com/office/drawing/2016/5/9/chartex" xmlns:cx4="http://schemas.microsoft.com/office/drawing/2016/5/10/chartex" xmlns:cx5="http://schemas.microsoft.com/office/drawing/2016/5/11/chartex" xmlns:cx6="http://schemas.microsoft.com/office/drawing/2016/5/12/chartex" xmlns:cx7="http://schemas.microsoft.com/office/drawing/2016/5/13/chartex" xmlns:cx8="http://schemas.microsoft.com/office/drawing/2016/5/14/chartex" xmlns:mc="http://schemas.openxmlformats.org/markup-compatibility/2006" xmlns:aink="http://schemas.microsoft.com/office/drawing/2016/ink" xmlns:am3d="http://schemas.microsoft.com/office/drawing/2017/model3d" xmlns:o="urn:schemas-microsoft-com:office:office" xmlns:r="http://schemas.openxmlformats.org/officeDocument/2006/relationships" xmlns:m="http://schemas.openxmlformats.org/officeDocument/2006/math" xmlns:v="urn:schemas-microsoft-com:vml" xmlns:wp14="http://schemas.microsoft.com/office/word/2010/wordprocessingDrawing" xmlns:wp="http://schemas.openxmlformats.org/drawingml/2006/wordprocessingDrawing" xmlns:w10="urn:schemas-microsoft-com:office:word" xmlns:w="http://schemas.openxmlformats.org/wordprocessingml/2006/main" xmlns:w14="http://schemas.microsoft.com/office/word/2010/wordml" xmlns:w15="http://schemas.microsoft.com/office/word/2012/wordml" xmlns:w16cex="http://schemas.microsoft.com/office/word/2018/wordml/cex" xmlns:w16cid="http://schemas.microsoft.com/office/word/2016/wordml/cid" xmlns:w16="http://schemas.microsoft.com/office/word/2018/wordml" xmlns:w16sdtdh="http://schemas.microsoft.com/office/word/2020/wordml/sdtdatahash" xmlns:w16se="http://schemas.microsoft.com/office/word/2015/wordml/symex" xmlns:wpg="http://schemas.microsoft.com/office/word/2010/wordprocessingGroup" xmlns:wpi="http://schemas.microsoft.com/office/word/2010/wordprocessingInk" xmlns:wne="http://schemas.microsoft.com/office/word/2006/wordml" xmlns:wps="http://schemas.microsoft.com/office/word/2010/wordprocessingShape" mc:Ignorable="w14 w15 w16se w16cid w16 w16cex w16sdtdh wp14">
   <w:abstractNum w:abstractNumId="0" w15:restartNumberingAfterBreak="0">
     <w:nsid w:val="FFFFFF89"/>
     <w:multiLevelType w:val="singleLevel"/>
@@ -10025,6 +9877,119 @@
     </w:lvl>
   </w:abstractNum>
   <w:abstractNum w:abstractNumId="1" w15:restartNumberingAfterBreak="0">
+    <w:nsid w:val="0198636E"/>
+    <w:multiLevelType w:val="hybridMultilevel"/>
+    <w:tmpl w:val="7076C4D6"/>
+    <w:lvl w:ilvl="0" w:tplc="240A000D">
+      <w:start w:val="1"/>
+      <w:numFmt w:val="bullet"/>
+      <w:lvlText w:val=""/>
+      <w:lvlJc w:val="left"/>
+      <w:pPr>
+        <w:ind w:left="1429" w:hanging="360"/>
+      </w:pPr>
+      <w:rPr>
+        <w:rFonts w:ascii="Wingdings" w:hAnsi="Wingdings" w:hint="default"/>
+      </w:rPr>
+    </w:lvl>
+    <w:lvl w:ilvl="1" w:tplc="240A0003" w:tentative="1">
+      <w:start w:val="1"/>
+      <w:numFmt w:val="bullet"/>
+      <w:lvlText w:val="o"/>
+      <w:lvlJc w:val="left"/>
+      <w:pPr>
+        <w:ind w:left="2149" w:hanging="360"/>
+      </w:pPr>
+      <w:rPr>
+        <w:rFonts w:ascii="Courier New" w:hAnsi="Courier New" w:cs="Courier New" w:hint="default"/>
+      </w:rPr>
+    </w:lvl>
+    <w:lvl w:ilvl="2" w:tplc="240A0005" w:tentative="1">
+      <w:start w:val="1"/>
+      <w:numFmt w:val="bullet"/>
+      <w:lvlText w:val=""/>
+      <w:lvlJc w:val="left"/>
+      <w:pPr>
+        <w:ind w:left="2869" w:hanging="360"/>
+      </w:pPr>
+      <w:rPr>
+        <w:rFonts w:ascii="Wingdings" w:hAnsi="Wingdings" w:hint="default"/>
+      </w:rPr>
+    </w:lvl>
+    <w:lvl w:ilvl="3" w:tplc="240A0001" w:tentative="1">
+      <w:start w:val="1"/>
+      <w:numFmt w:val="bullet"/>
+      <w:lvlText w:val=""/>
+      <w:lvlJc w:val="left"/>
+      <w:pPr>
+        <w:ind w:left="3589" w:hanging="360"/>
+      </w:pPr>
+      <w:rPr>
+        <w:rFonts w:ascii="Symbol" w:hAnsi="Symbol" w:hint="default"/>
+      </w:rPr>
+    </w:lvl>
+    <w:lvl w:ilvl="4" w:tplc="240A0003" w:tentative="1">
+      <w:start w:val="1"/>
+      <w:numFmt w:val="bullet"/>
+      <w:lvlText w:val="o"/>
+      <w:lvlJc w:val="left"/>
+      <w:pPr>
+        <w:ind w:left="4309" w:hanging="360"/>
+      </w:pPr>
+      <w:rPr>
+        <w:rFonts w:ascii="Courier New" w:hAnsi="Courier New" w:cs="Courier New" w:hint="default"/>
+      </w:rPr>
+    </w:lvl>
+    <w:lvl w:ilvl="5" w:tplc="240A0005" w:tentative="1">
+      <w:start w:val="1"/>
+      <w:numFmt w:val="bullet"/>
+      <w:lvlText w:val=""/>
+      <w:lvlJc w:val="left"/>
+      <w:pPr>
+        <w:ind w:left="5029" w:hanging="360"/>
+      </w:pPr>
+      <w:rPr>
+        <w:rFonts w:ascii="Wingdings" w:hAnsi="Wingdings" w:hint="default"/>
+      </w:rPr>
+    </w:lvl>
+    <w:lvl w:ilvl="6" w:tplc="240A0001" w:tentative="1">
+      <w:start w:val="1"/>
+      <w:numFmt w:val="bullet"/>
+      <w:lvlText w:val=""/>
+      <w:lvlJc w:val="left"/>
+      <w:pPr>
+        <w:ind w:left="5749" w:hanging="360"/>
+      </w:pPr>
+      <w:rPr>
+        <w:rFonts w:ascii="Symbol" w:hAnsi="Symbol" w:hint="default"/>
+      </w:rPr>
+    </w:lvl>
+    <w:lvl w:ilvl="7" w:tplc="240A0003" w:tentative="1">
+      <w:start w:val="1"/>
+      <w:numFmt w:val="bullet"/>
+      <w:lvlText w:val="o"/>
+      <w:lvlJc w:val="left"/>
+      <w:pPr>
+        <w:ind w:left="6469" w:hanging="360"/>
+      </w:pPr>
+      <w:rPr>
+        <w:rFonts w:ascii="Courier New" w:hAnsi="Courier New" w:cs="Courier New" w:hint="default"/>
+      </w:rPr>
+    </w:lvl>
+    <w:lvl w:ilvl="8" w:tplc="240A0005" w:tentative="1">
+      <w:start w:val="1"/>
+      <w:numFmt w:val="bullet"/>
+      <w:lvlText w:val=""/>
+      <w:lvlJc w:val="left"/>
+      <w:pPr>
+        <w:ind w:left="7189" w:hanging="360"/>
+      </w:pPr>
+      <w:rPr>
+        <w:rFonts w:ascii="Wingdings" w:hAnsi="Wingdings" w:hint="default"/>
+      </w:rPr>
+    </w:lvl>
+  </w:abstractNum>
+  <w:abstractNum w:abstractNumId="2" w15:restartNumberingAfterBreak="0">
     <w:nsid w:val="06743FB8"/>
     <w:multiLevelType w:val="hybridMultilevel"/>
     <w:tmpl w:val="712897A6"/>
@@ -10137,7 +10102,7 @@
       </w:rPr>
     </w:lvl>
   </w:abstractNum>
-  <w:abstractNum w:abstractNumId="2" w15:restartNumberingAfterBreak="0">
+  <w:abstractNum w:abstractNumId="3" w15:restartNumberingAfterBreak="0">
     <w:nsid w:val="0EDD54B5"/>
     <w:multiLevelType w:val="hybridMultilevel"/>
     <w:tmpl w:val="F12CB132"/>
@@ -10250,7 +10215,7 @@
       </w:rPr>
     </w:lvl>
   </w:abstractNum>
-  <w:abstractNum w:abstractNumId="3" w15:restartNumberingAfterBreak="0">
+  <w:abstractNum w:abstractNumId="4" w15:restartNumberingAfterBreak="0">
     <w:nsid w:val="142C1F9F"/>
     <w:multiLevelType w:val="hybridMultilevel"/>
     <w:tmpl w:val="503C9FB4"/>
@@ -10363,7 +10328,7 @@
       </w:rPr>
     </w:lvl>
   </w:abstractNum>
-  <w:abstractNum w:abstractNumId="4" w15:restartNumberingAfterBreak="0">
+  <w:abstractNum w:abstractNumId="5" w15:restartNumberingAfterBreak="0">
     <w:nsid w:val="238E4A5E"/>
     <w:multiLevelType w:val="hybridMultilevel"/>
     <w:tmpl w:val="95847B0C"/>
@@ -10476,7 +10441,7 @@
       </w:rPr>
     </w:lvl>
   </w:abstractNum>
-  <w:abstractNum w:abstractNumId="5" w15:restartNumberingAfterBreak="0">
+  <w:abstractNum w:abstractNumId="6" w15:restartNumberingAfterBreak="0">
     <w:nsid w:val="27412B07"/>
     <w:multiLevelType w:val="hybridMultilevel"/>
     <w:tmpl w:val="2BDC25AA"/>
@@ -10566,7 +10531,7 @@
       </w:pPr>
     </w:lvl>
   </w:abstractNum>
-  <w:abstractNum w:abstractNumId="6" w15:restartNumberingAfterBreak="0">
+  <w:abstractNum w:abstractNumId="7" w15:restartNumberingAfterBreak="0">
     <w:nsid w:val="368E176E"/>
     <w:multiLevelType w:val="hybridMultilevel"/>
     <w:tmpl w:val="BDF054FE"/>
@@ -10660,10 +10625,10 @@
       </w:pPr>
     </w:lvl>
   </w:abstractNum>
-  <w:abstractNum w:abstractNumId="7" w15:restartNumberingAfterBreak="0">
+  <w:abstractNum w:abstractNumId="8" w15:restartNumberingAfterBreak="0">
     <w:nsid w:val="3E311876"/>
     <w:multiLevelType w:val="hybridMultilevel"/>
-    <w:tmpl w:val="46AED28C"/>
+    <w:tmpl w:val="66181FB4"/>
     <w:lvl w:ilvl="0" w:tplc="240A000D">
       <w:start w:val="1"/>
       <w:numFmt w:val="bullet"/>
@@ -10773,7 +10738,7 @@
       </w:rPr>
     </w:lvl>
   </w:abstractNum>
-  <w:abstractNum w:abstractNumId="8" w15:restartNumberingAfterBreak="0">
+  <w:abstractNum w:abstractNumId="9" w15:restartNumberingAfterBreak="0">
     <w:nsid w:val="40CA4A11"/>
     <w:multiLevelType w:val="hybridMultilevel"/>
     <w:tmpl w:val="5F64D9CA"/>
@@ -10886,7 +10851,7 @@
       </w:rPr>
     </w:lvl>
   </w:abstractNum>
-  <w:abstractNum w:abstractNumId="9" w15:restartNumberingAfterBreak="0">
+  <w:abstractNum w:abstractNumId="10" w15:restartNumberingAfterBreak="0">
     <w:nsid w:val="4E6A7614"/>
     <w:multiLevelType w:val="hybridMultilevel"/>
     <w:tmpl w:val="6EB69AF4"/>
@@ -10999,7 +10964,7 @@
       </w:rPr>
     </w:lvl>
   </w:abstractNum>
-  <w:abstractNum w:abstractNumId="10" w15:restartNumberingAfterBreak="0">
+  <w:abstractNum w:abstractNumId="11" w15:restartNumberingAfterBreak="0">
     <w:nsid w:val="4EBE1EF6"/>
     <w:multiLevelType w:val="hybridMultilevel"/>
     <w:tmpl w:val="F6A60586"/>
@@ -11092,7 +11057,7 @@
       </w:pPr>
     </w:lvl>
   </w:abstractNum>
-  <w:abstractNum w:abstractNumId="11" w15:restartNumberingAfterBreak="0">
+  <w:abstractNum w:abstractNumId="12" w15:restartNumberingAfterBreak="0">
     <w:nsid w:val="5F441068"/>
     <w:multiLevelType w:val="hybridMultilevel"/>
     <w:tmpl w:val="54CEF42A"/>
@@ -11205,7 +11170,7 @@
       </w:rPr>
     </w:lvl>
   </w:abstractNum>
-  <w:abstractNum w:abstractNumId="12" w15:restartNumberingAfterBreak="0">
+  <w:abstractNum w:abstractNumId="13" w15:restartNumberingAfterBreak="0">
     <w:nsid w:val="68320D03"/>
     <w:multiLevelType w:val="hybridMultilevel"/>
     <w:tmpl w:val="D1B45E98"/>
@@ -11318,7 +11283,7 @@
       </w:rPr>
     </w:lvl>
   </w:abstractNum>
-  <w:abstractNum w:abstractNumId="13" w15:restartNumberingAfterBreak="0">
+  <w:abstractNum w:abstractNumId="14" w15:restartNumberingAfterBreak="0">
     <w:nsid w:val="68F71EC6"/>
     <w:multiLevelType w:val="hybridMultilevel"/>
     <w:tmpl w:val="85E8A800"/>
@@ -11431,7 +11396,7 @@
       </w:rPr>
     </w:lvl>
   </w:abstractNum>
-  <w:abstractNum w:abstractNumId="14" w15:restartNumberingAfterBreak="0">
+  <w:abstractNum w:abstractNumId="15" w15:restartNumberingAfterBreak="0">
     <w:nsid w:val="73671482"/>
     <w:multiLevelType w:val="hybridMultilevel"/>
     <w:tmpl w:val="F91A2348"/>
@@ -11544,7 +11509,7 @@
       </w:rPr>
     </w:lvl>
   </w:abstractNum>
-  <w:abstractNum w:abstractNumId="15" w15:restartNumberingAfterBreak="0">
+  <w:abstractNum w:abstractNumId="16" w15:restartNumberingAfterBreak="0">
     <w:nsid w:val="7B680A07"/>
     <w:multiLevelType w:val="hybridMultilevel"/>
     <w:tmpl w:val="09741F24"/>
@@ -11657,7 +11622,120 @@
       </w:rPr>
     </w:lvl>
   </w:abstractNum>
-  <w:abstractNum w:abstractNumId="16" w15:restartNumberingAfterBreak="0">
+  <w:abstractNum w:abstractNumId="17" w15:restartNumberingAfterBreak="0">
+    <w:nsid w:val="7C02317B"/>
+    <w:multiLevelType w:val="hybridMultilevel"/>
+    <w:tmpl w:val="DBD8967A"/>
+    <w:lvl w:ilvl="0" w:tplc="240A000D">
+      <w:start w:val="1"/>
+      <w:numFmt w:val="bullet"/>
+      <w:lvlText w:val=""/>
+      <w:lvlJc w:val="left"/>
+      <w:pPr>
+        <w:ind w:left="1429" w:hanging="360"/>
+      </w:pPr>
+      <w:rPr>
+        <w:rFonts w:ascii="Wingdings" w:hAnsi="Wingdings" w:hint="default"/>
+      </w:rPr>
+    </w:lvl>
+    <w:lvl w:ilvl="1" w:tplc="240A0003" w:tentative="1">
+      <w:start w:val="1"/>
+      <w:numFmt w:val="bullet"/>
+      <w:lvlText w:val="o"/>
+      <w:lvlJc w:val="left"/>
+      <w:pPr>
+        <w:ind w:left="2149" w:hanging="360"/>
+      </w:pPr>
+      <w:rPr>
+        <w:rFonts w:ascii="Courier New" w:hAnsi="Courier New" w:cs="Courier New" w:hint="default"/>
+      </w:rPr>
+    </w:lvl>
+    <w:lvl w:ilvl="2" w:tplc="240A0005" w:tentative="1">
+      <w:start w:val="1"/>
+      <w:numFmt w:val="bullet"/>
+      <w:lvlText w:val=""/>
+      <w:lvlJc w:val="left"/>
+      <w:pPr>
+        <w:ind w:left="2869" w:hanging="360"/>
+      </w:pPr>
+      <w:rPr>
+        <w:rFonts w:ascii="Wingdings" w:hAnsi="Wingdings" w:hint="default"/>
+      </w:rPr>
+    </w:lvl>
+    <w:lvl w:ilvl="3" w:tplc="240A0001" w:tentative="1">
+      <w:start w:val="1"/>
+      <w:numFmt w:val="bullet"/>
+      <w:lvlText w:val=""/>
+      <w:lvlJc w:val="left"/>
+      <w:pPr>
+        <w:ind w:left="3589" w:hanging="360"/>
+      </w:pPr>
+      <w:rPr>
+        <w:rFonts w:ascii="Symbol" w:hAnsi="Symbol" w:hint="default"/>
+      </w:rPr>
+    </w:lvl>
+    <w:lvl w:ilvl="4" w:tplc="240A0003" w:tentative="1">
+      <w:start w:val="1"/>
+      <w:numFmt w:val="bullet"/>
+      <w:lvlText w:val="o"/>
+      <w:lvlJc w:val="left"/>
+      <w:pPr>
+        <w:ind w:left="4309" w:hanging="360"/>
+      </w:pPr>
+      <w:rPr>
+        <w:rFonts w:ascii="Courier New" w:hAnsi="Courier New" w:cs="Courier New" w:hint="default"/>
+      </w:rPr>
+    </w:lvl>
+    <w:lvl w:ilvl="5" w:tplc="240A0005" w:tentative="1">
+      <w:start w:val="1"/>
+      <w:numFmt w:val="bullet"/>
+      <w:lvlText w:val=""/>
+      <w:lvlJc w:val="left"/>
+      <w:pPr>
+        <w:ind w:left="5029" w:hanging="360"/>
+      </w:pPr>
+      <w:rPr>
+        <w:rFonts w:ascii="Wingdings" w:hAnsi="Wingdings" w:hint="default"/>
+      </w:rPr>
+    </w:lvl>
+    <w:lvl w:ilvl="6" w:tplc="240A0001" w:tentative="1">
+      <w:start w:val="1"/>
+      <w:numFmt w:val="bullet"/>
+      <w:lvlText w:val=""/>
+      <w:lvlJc w:val="left"/>
+      <w:pPr>
+        <w:ind w:left="5749" w:hanging="360"/>
+      </w:pPr>
+      <w:rPr>
+        <w:rFonts w:ascii="Symbol" w:hAnsi="Symbol" w:hint="default"/>
+      </w:rPr>
+    </w:lvl>
+    <w:lvl w:ilvl="7" w:tplc="240A0003" w:tentative="1">
+      <w:start w:val="1"/>
+      <w:numFmt w:val="bullet"/>
+      <w:lvlText w:val="o"/>
+      <w:lvlJc w:val="left"/>
+      <w:pPr>
+        <w:ind w:left="6469" w:hanging="360"/>
+      </w:pPr>
+      <w:rPr>
+        <w:rFonts w:ascii="Courier New" w:hAnsi="Courier New" w:cs="Courier New" w:hint="default"/>
+      </w:rPr>
+    </w:lvl>
+    <w:lvl w:ilvl="8" w:tplc="240A0005" w:tentative="1">
+      <w:start w:val="1"/>
+      <w:numFmt w:val="bullet"/>
+      <w:lvlText w:val=""/>
+      <w:lvlJc w:val="left"/>
+      <w:pPr>
+        <w:ind w:left="7189" w:hanging="360"/>
+      </w:pPr>
+      <w:rPr>
+        <w:rFonts w:ascii="Wingdings" w:hAnsi="Wingdings" w:hint="default"/>
+      </w:rPr>
+    </w:lvl>
+  </w:abstractNum>
+  <w:abstractNum w:abstractNumId="18" w15:restartNumberingAfterBreak="0">
     <w:nsid w:val="7C161D1C"/>
     <w:multiLevelType w:val="multilevel"/>
     <w:tmpl w:val="49F6EF52"/>
@@ -11745,63 +11823,69 @@
       </w:pPr>
     </w:lvl>
   </w:abstractNum>
-  <w:num w:numId="1" w16cid:durableId="1171220708">
+  <w:num w:numId="1">
+    <w:abstractNumId w:val="18"/>
+  </w:num>
+  <w:num w:numId="2">
+    <w:abstractNumId w:val="0"/>
+  </w:num>
+  <w:num w:numId="3">
+    <w:abstractNumId w:val="6"/>
+  </w:num>
+  <w:num w:numId="4">
+    <w:abstractNumId w:val="11"/>
+  </w:num>
+  <w:num w:numId="5">
+    <w:abstractNumId w:val="7"/>
+  </w:num>
+  <w:num w:numId="6">
+    <w:abstractNumId w:val="13"/>
+  </w:num>
+  <w:num w:numId="7">
+    <w:abstractNumId w:val="15"/>
+  </w:num>
+  <w:num w:numId="8">
+    <w:abstractNumId w:val="14"/>
+  </w:num>
+  <w:num w:numId="9">
+    <w:abstractNumId w:val="2"/>
+  </w:num>
+  <w:num w:numId="10">
+    <w:abstractNumId w:val="4"/>
+  </w:num>
+  <w:num w:numId="11">
     <w:abstractNumId w:val="16"/>
   </w:num>
-  <w:num w:numId="2" w16cid:durableId="1079790372">
-    <w:abstractNumId w:val="0"/>
-  </w:num>
-  <w:num w:numId="3" w16cid:durableId="795835814">
+  <w:num w:numId="12">
     <w:abstractNumId w:val="5"/>
   </w:num>
-  <w:num w:numId="4" w16cid:durableId="1471483255">
+  <w:num w:numId="13">
+    <w:abstractNumId w:val="8"/>
+  </w:num>
+  <w:num w:numId="14">
+    <w:abstractNumId w:val="12"/>
+  </w:num>
+  <w:num w:numId="15">
+    <w:abstractNumId w:val="9"/>
+  </w:num>
+  <w:num w:numId="16">
+    <w:abstractNumId w:val="3"/>
+  </w:num>
+  <w:num w:numId="17">
     <w:abstractNumId w:val="10"/>
   </w:num>
-  <w:num w:numId="5" w16cid:durableId="1873151962">
-    <w:abstractNumId w:val="6"/>
-  </w:num>
-  <w:num w:numId="6" w16cid:durableId="1430933214">
-    <w:abstractNumId w:val="12"/>
-  </w:num>
-  <w:num w:numId="7" w16cid:durableId="861482242">
-    <w:abstractNumId w:val="14"/>
-  </w:num>
-  <w:num w:numId="8" w16cid:durableId="1850674267">
-    <w:abstractNumId w:val="13"/>
-  </w:num>
-  <w:num w:numId="9" w16cid:durableId="176695281">
+  <w:num w:numId="18">
     <w:abstractNumId w:val="1"/>
   </w:num>
-  <w:num w:numId="10" w16cid:durableId="1530755566">
-    <w:abstractNumId w:val="3"/>
-  </w:num>
-  <w:num w:numId="11" w16cid:durableId="69230102">
-    <w:abstractNumId w:val="15"/>
-  </w:num>
-  <w:num w:numId="12" w16cid:durableId="885488604">
-    <w:abstractNumId w:val="4"/>
-  </w:num>
-  <w:num w:numId="13" w16cid:durableId="1541432534">
-    <w:abstractNumId w:val="7"/>
-  </w:num>
-  <w:num w:numId="14" w16cid:durableId="918054357">
-    <w:abstractNumId w:val="11"/>
-  </w:num>
-  <w:num w:numId="15" w16cid:durableId="1724719557">
-    <w:abstractNumId w:val="8"/>
-  </w:num>
-  <w:num w:numId="16" w16cid:durableId="1664968036">
-    <w:abstractNumId w:val="2"/>
-  </w:num>
-  <w:num w:numId="17" w16cid:durableId="1961645486">
-    <w:abstractNumId w:val="9"/>
+  <w:num w:numId="19">
+    <w:abstractNumId w:val="17"/>
   </w:num>
   <w:numIdMacAtCleanup w:val="10"/>
 </w:numbering>
 </file>
 
 <file path=word/styles.xml><?xml version="1.0" encoding="utf-8"?>
-<w:styles xmlns:mc="http://schemas.openxmlformats.org/markup-compatibility/2006" xmlns:r="http://schemas.openxmlformats.org/officeDocument/2006/relationships" xmlns:w="http://schemas.openxmlformats.org/wordprocessingml/2006/main" xmlns:w14="http://schemas.microsoft.com/office/word/2010/wordml" xmlns:w15="http://schemas.microsoft.com/office/word/2012/wordml" xmlns:w16cex="http://schemas.microsoft.com/office/word/2018/wordml/cex" xmlns:w16cid="http://schemas.microsoft.com/office/word/2016/wordml/cid" xmlns:w16="http://schemas.microsoft.com/office/word/2018/wordml" xmlns:w16du="http://schemas.microsoft.com/office/word/2023/wordml/word16du" xmlns:w16sdtdh="http://schemas.microsoft.com/office/word/2020/wordml/sdtdatahash" xmlns:w16se="http://schemas.microsoft.com/office/word/2015/wordml/symex" mc:Ignorable="w14 w15 w16se w16cid w16 w16cex w16sdtdh w16du">
+<w:styles xmlns:mc="http://schemas.openxmlformats.org/markup-compatibility/2006" xmlns:r="http://schemas.openxmlformats.org/officeDocument/2006/relationships" xmlns:w="http://schemas.openxmlformats.org/wordprocessingml/2006/main" xmlns:w14="http://schemas.microsoft.com/office/word/2010/wordml" xmlns:w15="http://schemas.microsoft.com/office/word/2012/wordml" xmlns:w16cex="http://schemas.microsoft.com/office/word/2018/wordml/cex" xmlns:w16cid="http://schemas.microsoft.com/office/word/2016/wordml/cid" xmlns:w16="http://schemas.microsoft.com/office/word/2018/wordml" xmlns:w16sdtdh="http://schemas.microsoft.com/office/word/2020/wordml/sdtdatahash" xmlns:w16se="http://schemas.microsoft.com/office/word/2015/wordml/symex" mc:Ignorable="w14 w15 w16se w16cid w16 w16cex w16sdtdh">
   <w:docDefaults>
     <w:rPrDefault>
       <w:rPr>
@@ -13360,10 +13444,6 @@
 </file>
 
 <file path=customXml/item1.xml><?xml version="1.0" encoding="utf-8"?>
-<b:Sources xmlns:b="http://schemas.openxmlformats.org/officeDocument/2006/bibliography" xmlns="http://schemas.openxmlformats.org/officeDocument/2006/bibliography" SelectedStyle="\APASixthEditionOfficeOnline.xsl" StyleName="APA" Version="6"/>
-</file>
-
-<file path=customXml/item2.xml><?xml version="1.0" encoding="utf-8"?>
 <?mso-contentType ?>
 <FormTemplates xmlns="http://schemas.microsoft.com/sharepoint/v3/contenttype/forms">
   <Display>DocumentLibraryForm</Display>
@@ -13372,18 +13452,11 @@
 </FormTemplates>
 </file>
 
-<file path=customXml/item3.xml><?xml version="1.0" encoding="utf-8"?>
-<p:properties xmlns:p="http://schemas.microsoft.com/office/2006/metadata/properties" xmlns:xsi="http://www.w3.org/2001/XMLSchema-instance" xmlns:pc="http://schemas.microsoft.com/office/infopath/2007/PartnerControls">
-  <documentManagement>
-    <TaxCatchAll xmlns="cb45339b-ced9-4d0d-8f64-77573914d53b" xsi:nil="true"/>
-    <lcf76f155ced4ddcb4097134ff3c332f xmlns="43a3ca16-9c26-4813-b83f-4aec9927b43f">
-      <Terms xmlns="http://schemas.microsoft.com/office/infopath/2007/PartnerControls"/>
-    </lcf76f155ced4ddcb4097134ff3c332f>
-  </documentManagement>
-</p:properties>
+<file path=customXml/item2.xml><?xml version="1.0" encoding="utf-8"?>
+<b:Sources xmlns:b="http://schemas.openxmlformats.org/officeDocument/2006/bibliography" xmlns="http://schemas.openxmlformats.org/officeDocument/2006/bibliography" SelectedStyle="\APASixthEditionOfficeOnline.xsl" StyleName="APA" Version="6"/>
 </file>
 
-<file path=customXml/item4.xml><?xml version="1.0" encoding="utf-8"?>
+<file path=customXml/item3.xml><?xml version="1.0" encoding="utf-8"?>
 <ct:contentTypeSchema xmlns:ct="http://schemas.microsoft.com/office/2006/metadata/contentType" xmlns:ma="http://schemas.microsoft.com/office/2006/metadata/properties/metaAttributes" ct:_="" ma:_="" ma:contentTypeName="Documento" ma:contentTypeID="0x01010049282E1EDBE9234EA9E6D38F720E265F" ma:contentTypeVersion="15" ma:contentTypeDescription="Crear nuevo documento." ma:contentTypeScope="" ma:versionID="b31c7aa9eaf043a08b87120b3c4916e3">
   <xsd:schema xmlns:xsd="http://www.w3.org/2001/XMLSchema" xmlns:xs="http://www.w3.org/2001/XMLSchema" xmlns:p="http://schemas.microsoft.com/office/2006/metadata/properties" xmlns:ns2="cb45339b-ced9-4d0d-8f64-77573914d53b" xmlns:ns3="43a3ca16-9c26-4813-b83f-4aec9927b43f" targetNamespace="http://schemas.microsoft.com/office/2006/metadata/properties" ma:root="true" ma:fieldsID="3533d065b04d75c457075bc55f1f5315" ns2:_="" ns3:_="">
     <xsd:import namespace="cb45339b-ced9-4d0d-8f64-77573914d53b"/>
@@ -13618,7 +13691,26 @@
 </ct:contentTypeSchema>
 </file>
 
+<file path=customXml/item4.xml><?xml version="1.0" encoding="utf-8"?>
+<p:properties xmlns:p="http://schemas.microsoft.com/office/2006/metadata/properties" xmlns:xsi="http://www.w3.org/2001/XMLSchema-instance" xmlns:pc="http://schemas.microsoft.com/office/infopath/2007/PartnerControls">
+  <documentManagement>
+    <TaxCatchAll xmlns="cb45339b-ced9-4d0d-8f64-77573914d53b" xsi:nil="true"/>
+    <lcf76f155ced4ddcb4097134ff3c332f xmlns="43a3ca16-9c26-4813-b83f-4aec9927b43f">
+      <Terms xmlns="http://schemas.microsoft.com/office/infopath/2007/PartnerControls"/>
+    </lcf76f155ced4ddcb4097134ff3c332f>
+  </documentManagement>
+</p:properties>
+</file>
+
 <file path=customXml/itemProps1.xml><?xml version="1.0" encoding="utf-8"?>
+<ds:datastoreItem xmlns:ds="http://schemas.openxmlformats.org/officeDocument/2006/customXml" ds:itemID="{81CBDEC1-3B00-44ED-AD36-0268077980BA}">
+  <ds:schemaRefs>
+    <ds:schemaRef ds:uri="http://schemas.microsoft.com/sharepoint/v3/contenttype/forms"/>
+  </ds:schemaRefs>
+</ds:datastoreItem>
+</file>
+
+<file path=customXml/itemProps2.xml><?xml version="1.0" encoding="utf-8"?>
 <ds:datastoreItem xmlns:ds="http://schemas.openxmlformats.org/officeDocument/2006/customXml" ds:itemID="{9072C9D3-7A62-4577-BF03-77C4F41797B5}">
   <ds:schemaRefs>
     <ds:schemaRef ds:uri="http://schemas.openxmlformats.org/officeDocument/2006/bibliography"/>
@@ -13626,26 +13718,7 @@
 </ds:datastoreItem>
 </file>
 
-<file path=customXml/itemProps2.xml><?xml version="1.0" encoding="utf-8"?>
-<ds:datastoreItem xmlns:ds="http://schemas.openxmlformats.org/officeDocument/2006/customXml" ds:itemID="{81CBDEC1-3B00-44ED-AD36-0268077980BA}">
-  <ds:schemaRefs>
-    <ds:schemaRef ds:uri="http://schemas.microsoft.com/sharepoint/v3/contenttype/forms"/>
-  </ds:schemaRefs>
-</ds:datastoreItem>
-</file>
-
 <file path=customXml/itemProps3.xml><?xml version="1.0" encoding="utf-8"?>
-<ds:datastoreItem xmlns:ds="http://schemas.openxmlformats.org/officeDocument/2006/customXml" ds:itemID="{6929C9FE-9F22-4B98-96EF-1B541B3BD0B2}">
-  <ds:schemaRefs>
-    <ds:schemaRef ds:uri="http://schemas.microsoft.com/office/2006/metadata/properties"/>
-    <ds:schemaRef ds:uri="http://schemas.microsoft.com/office/infopath/2007/PartnerControls"/>
-    <ds:schemaRef ds:uri="cb45339b-ced9-4d0d-8f64-77573914d53b"/>
-    <ds:schemaRef ds:uri="43a3ca16-9c26-4813-b83f-4aec9927b43f"/>
-  </ds:schemaRefs>
-</ds:datastoreItem>
-</file>
-
-<file path=customXml/itemProps4.xml><?xml version="1.0" encoding="utf-8"?>
 <ds:datastoreItem xmlns:ds="http://schemas.openxmlformats.org/officeDocument/2006/customXml" ds:itemID="{DF43E046-DB0C-42D1-8C73-AE38B52F1ED7}">
   <ds:schemaRefs>
     <ds:schemaRef ds:uri="http://schemas.microsoft.com/office/2006/metadata/contentType"/>
@@ -13662,4 +13735,15 @@
     <ds:schemaRef ds:uri="http://schemas.microsoft.com/internal/obd"/>
   </ds:schemaRefs>
 </ds:datastoreItem>
+</file>
+
+<file path=customXml/itemProps4.xml><?xml version="1.0" encoding="utf-8"?>
+<ds:datastoreItem xmlns:ds="http://schemas.openxmlformats.org/officeDocument/2006/customXml" ds:itemID="{6929C9FE-9F22-4B98-96EF-1B541B3BD0B2}">
+  <ds:schemaRefs>
+    <ds:schemaRef ds:uri="http://schemas.microsoft.com/office/2006/metadata/properties"/>
+    <ds:schemaRef ds:uri="http://schemas.microsoft.com/office/infopath/2007/PartnerControls"/>
+    <ds:schemaRef ds:uri="cb45339b-ced9-4d0d-8f64-77573914d53b"/>
+    <ds:schemaRef ds:uri="43a3ca16-9c26-4813-b83f-4aec9927b43f"/>
+  </ds:schemaRefs>
+</ds:datastoreItem>
 </file>
--- a/fuentes/722103_CF25_DU.docx
+++ b/fuentes/722103_CF25_DU.docx
@@ -203,7 +203,7 @@
               </wp:anchor>
             </w:drawing>
           </mc:Choice>
-          <mc:Fallback xmlns:w16du="http://schemas.microsoft.com/office/word/2023/wordml/word16du" xmlns:oel="http://schemas.microsoft.com/office/2019/extlst">
+          <mc:Fallback xmlns:oel="http://schemas.microsoft.com/office/2019/extlst" xmlns:w16du="http://schemas.microsoft.com/office/word/2023/wordml/word16du">
             <w:pict>
               <v:rect w14:anchorId="04BF2410" id="Rectángulo 3" o:spid="_x0000_s1026" alt="&quot;&quot;" style="position:absolute;margin-left:-55.7pt;margin-top:26.5pt;width:613.85pt;height:204pt;z-index:-251655168;visibility:visible;mso-wrap-style:square;mso-height-percent:0;mso-wrap-distance-left:9pt;mso-wrap-distance-top:0;mso-wrap-distance-right:9pt;mso-wrap-distance-bottom:0;mso-position-horizontal:absolute;mso-position-horizontal-relative:text;mso-position-vertical:absolute;mso-position-vertical-relative:text;mso-height-percent:0;mso-height-relative:margin;v-text-anchor:middle" o:gfxdata="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" fillcolor="#00314d" stroked="f" strokeweight="1pt"/>
             </w:pict>
@@ -1730,23 +1730,7 @@
             <w:b/>
             <w:lang w:val="es-419"/>
           </w:rPr>
-          <w:t>Enlace de repro</w:t>
-        </w:r>
-        <w:r>
-          <w:rPr>
-            <w:rStyle w:val="Hipervnculo"/>
-            <w:b/>
-            <w:lang w:val="es-419"/>
-          </w:rPr>
-          <w:t>d</w:t>
-        </w:r>
-        <w:r>
-          <w:rPr>
-            <w:rStyle w:val="Hipervnculo"/>
-            <w:b/>
-            <w:lang w:val="es-419"/>
-          </w:rPr>
-          <w:t>ucción del video</w:t>
+          <w:t>Enlace de reproducción del video</w:t>
         </w:r>
       </w:hyperlink>
     </w:p>
@@ -5752,21 +5736,7 @@
         <w:rPr>
           <w:lang w:val="es-419" w:eastAsia="es-CO"/>
         </w:rPr>
-        <w:t xml:space="preserve">Otra forma de calcular la </w:t>
-      </w:r>
-      <w:proofErr w:type="gramStart"/>
-      <w:r>
-        <w:rPr>
-          <w:lang w:val="es-419" w:eastAsia="es-CO"/>
-        </w:rPr>
-        <w:t>TIR</w:t>
-      </w:r>
-      <w:proofErr w:type="gramEnd"/>
-      <w:r>
-        <w:rPr>
-          <w:lang w:val="es-419" w:eastAsia="es-CO"/>
-        </w:rPr>
-        <w:t xml:space="preserve"> pero esta vez en Excel es la siguiente, para este caso se trabaja otro ejemplo:</w:t>
+        <w:t>Otra forma de calcular la TIR pero esta vez en Excel es la siguiente, para este caso se trabaja otro ejemplo:</w:t>
       </w:r>
     </w:p>
     <w:p>
@@ -6230,21 +6200,7 @@
         <w:rPr>
           <w:lang w:val="es-419" w:eastAsia="es-CO"/>
         </w:rPr>
-        <w:t xml:space="preserve">inalmente, se le da </w:t>
-      </w:r>
-      <w:proofErr w:type="spellStart"/>
-      <w:r>
-        <w:rPr>
-          <w:lang w:val="es-419" w:eastAsia="es-CO"/>
-        </w:rPr>
-        <w:t>enter</w:t>
-      </w:r>
-      <w:proofErr w:type="spellEnd"/>
-      <w:r>
-        <w:rPr>
-          <w:lang w:val="es-419" w:eastAsia="es-CO"/>
-        </w:rPr>
-        <w:t xml:space="preserve"> y se obtiene el resultado correspondiente a la TIR, como se muestra en la siguiente figura</w:t>
+        <w:t>inalmente, se le da enter y se obtiene el resultado correspondiente a la TIR, como se muestra en la siguiente figura</w:t>
       </w:r>
       <w:r>
         <w:rPr>
@@ -6500,15 +6456,7 @@
           <w:bCs/>
           <w:lang w:val="es-419" w:eastAsia="es-CO"/>
         </w:rPr>
-        <w:t>¿Cómo c</w:t>
-      </w:r>
-      <w:r>
-        <w:rPr>
-          <w:b/>
-          <w:bCs/>
-          <w:lang w:val="es-419" w:eastAsia="es-CO"/>
-        </w:rPr>
-        <w:t xml:space="preserve">aso </w:t>
+        <w:t xml:space="preserve">¿Cómo </w:t>
       </w:r>
       <w:r>
         <w:rPr>
@@ -6748,21 +6696,7 @@
         <w:rPr>
           <w:lang w:val="es-419" w:eastAsia="es-CO"/>
         </w:rPr>
-        <w:t xml:space="preserve">e oprime la celda </w:t>
-      </w:r>
-      <w:proofErr w:type="spellStart"/>
-      <w:r>
-        <w:rPr>
-          <w:lang w:val="es-419" w:eastAsia="es-CO"/>
-        </w:rPr>
-        <w:t>enter</w:t>
-      </w:r>
-      <w:proofErr w:type="spellEnd"/>
-      <w:r>
-        <w:rPr>
-          <w:lang w:val="es-419" w:eastAsia="es-CO"/>
-        </w:rPr>
-        <w:t xml:space="preserve"> y se obtiene el resultado respectivo</w:t>
+        <w:t>e oprime la celda enter y se obtiene el resultado respectivo</w:t>
       </w:r>
       <w:r>
         <w:rPr>
@@ -6960,21 +6894,7 @@
         <w:rPr>
           <w:lang w:val="es-419" w:eastAsia="es-CO"/>
         </w:rPr>
-        <w:t xml:space="preserve">l darle </w:t>
-      </w:r>
-      <w:proofErr w:type="spellStart"/>
-      <w:r>
-        <w:rPr>
-          <w:lang w:val="es-419" w:eastAsia="es-CO"/>
-        </w:rPr>
-        <w:t>enter</w:t>
-      </w:r>
-      <w:proofErr w:type="spellEnd"/>
-      <w:r>
-        <w:rPr>
-          <w:lang w:val="es-419" w:eastAsia="es-CO"/>
-        </w:rPr>
-        <w:t xml:space="preserve"> se obtiene el valor del VNA de los </w:t>
+        <w:t xml:space="preserve">l darle enter se obtiene el valor del VNA de los </w:t>
       </w:r>
       <w:r>
         <w:rPr>
@@ -8909,19 +8829,9 @@
             <w:pPr>
               <w:pStyle w:val="TextoTablas"/>
             </w:pPr>
-            <w:proofErr w:type="spellStart"/>
-            <w:r>
-              <w:t>Leyson</w:t>
-            </w:r>
-            <w:proofErr w:type="spellEnd"/>
-            <w:r>
-              <w:t xml:space="preserve"> Fabian Castaño </w:t>
-            </w:r>
-            <w:proofErr w:type="spellStart"/>
-            <w:r>
-              <w:t>Perez</w:t>
-            </w:r>
-            <w:proofErr w:type="spellEnd"/>
+            <w:r>
+              <w:t>Leyson Fabian Castaño Perez</w:t>
+            </w:r>
           </w:p>
         </w:tc>
         <w:tc>
@@ -9209,7 +9119,6 @@
               </w:rPr>
               <w:t xml:space="preserve">Desarrollo </w:t>
             </w:r>
-            <w:proofErr w:type="spellStart"/>
             <w:r>
               <w:rPr>
                 <w:rStyle w:val="normaltextrun"/>
@@ -9232,7 +9141,6 @@
               </w:rPr>
               <w:t>ullstack</w:t>
             </w:r>
-            <w:proofErr w:type="spellEnd"/>
           </w:p>
         </w:tc>
         <w:tc>
@@ -9333,15 +9241,7 @@
               <w:pStyle w:val="TextoTablas"/>
             </w:pPr>
             <w:r>
-              <w:t xml:space="preserve">Luz </w:t>
-            </w:r>
-            <w:proofErr w:type="spellStart"/>
-            <w:r>
-              <w:t>Karime</w:t>
-            </w:r>
-            <w:proofErr w:type="spellEnd"/>
-            <w:r>
-              <w:t xml:space="preserve"> Amaya</w:t>
+              <w:t>Luz Karime Amaya</w:t>
             </w:r>
           </w:p>
         </w:tc>
@@ -9418,19 +9318,8 @@
                 <w:sz w:val="20"/>
                 <w:szCs w:val="20"/>
               </w:rPr>
-              <w:t xml:space="preserve">Jairo Valencia </w:t>
-            </w:r>
-            <w:proofErr w:type="spellStart"/>
-            <w:r>
-              <w:rPr>
-                <w:rFonts w:ascii="Arial" w:hAnsi="Arial" w:cs="Arial"/>
-                <w:color w:val="000000" w:themeColor="text1"/>
-                <w:sz w:val="20"/>
-                <w:szCs w:val="20"/>
-              </w:rPr>
-              <w:t>Ebrat</w:t>
-            </w:r>
-            <w:proofErr w:type="spellEnd"/>
+              <w:t>Jairo Valencia Ebrat</w:t>
+            </w:r>
           </w:p>
           <w:p>
             <w:pPr>
@@ -13444,6 +13333,10 @@
 </file>
 
 <file path=customXml/item1.xml><?xml version="1.0" encoding="utf-8"?>
+<b:Sources xmlns:b="http://schemas.openxmlformats.org/officeDocument/2006/bibliography" xmlns="http://schemas.openxmlformats.org/officeDocument/2006/bibliography" SelectedStyle="\APASixthEditionOfficeOnline.xsl" StyleName="APA" Version="6"/>
+</file>
+
+<file path=customXml/item2.xml><?xml version="1.0" encoding="utf-8"?>
 <?mso-contentType ?>
 <FormTemplates xmlns="http://schemas.microsoft.com/sharepoint/v3/contenttype/forms">
   <Display>DocumentLibraryForm</Display>
@@ -13452,11 +13345,18 @@
 </FormTemplates>
 </file>
 
-<file path=customXml/item2.xml><?xml version="1.0" encoding="utf-8"?>
-<b:Sources xmlns:b="http://schemas.openxmlformats.org/officeDocument/2006/bibliography" xmlns="http://schemas.openxmlformats.org/officeDocument/2006/bibliography" SelectedStyle="\APASixthEditionOfficeOnline.xsl" StyleName="APA" Version="6"/>
+<file path=customXml/item3.xml><?xml version="1.0" encoding="utf-8"?>
+<p:properties xmlns:p="http://schemas.microsoft.com/office/2006/metadata/properties" xmlns:xsi="http://www.w3.org/2001/XMLSchema-instance" xmlns:pc="http://schemas.microsoft.com/office/infopath/2007/PartnerControls">
+  <documentManagement>
+    <TaxCatchAll xmlns="cb45339b-ced9-4d0d-8f64-77573914d53b" xsi:nil="true"/>
+    <lcf76f155ced4ddcb4097134ff3c332f xmlns="43a3ca16-9c26-4813-b83f-4aec9927b43f">
+      <Terms xmlns="http://schemas.microsoft.com/office/infopath/2007/PartnerControls"/>
+    </lcf76f155ced4ddcb4097134ff3c332f>
+  </documentManagement>
+</p:properties>
 </file>
 
-<file path=customXml/item3.xml><?xml version="1.0" encoding="utf-8"?>
+<file path=customXml/item4.xml><?xml version="1.0" encoding="utf-8"?>
 <ct:contentTypeSchema xmlns:ct="http://schemas.microsoft.com/office/2006/metadata/contentType" xmlns:ma="http://schemas.microsoft.com/office/2006/metadata/properties/metaAttributes" ct:_="" ma:_="" ma:contentTypeName="Documento" ma:contentTypeID="0x01010049282E1EDBE9234EA9E6D38F720E265F" ma:contentTypeVersion="15" ma:contentTypeDescription="Crear nuevo documento." ma:contentTypeScope="" ma:versionID="b31c7aa9eaf043a08b87120b3c4916e3">
   <xsd:schema xmlns:xsd="http://www.w3.org/2001/XMLSchema" xmlns:xs="http://www.w3.org/2001/XMLSchema" xmlns:p="http://schemas.microsoft.com/office/2006/metadata/properties" xmlns:ns2="cb45339b-ced9-4d0d-8f64-77573914d53b" xmlns:ns3="43a3ca16-9c26-4813-b83f-4aec9927b43f" targetNamespace="http://schemas.microsoft.com/office/2006/metadata/properties" ma:root="true" ma:fieldsID="3533d065b04d75c457075bc55f1f5315" ns2:_="" ns3:_="">
     <xsd:import namespace="cb45339b-ced9-4d0d-8f64-77573914d53b"/>
@@ -13691,18 +13591,15 @@
 </ct:contentTypeSchema>
 </file>
 
-<file path=customXml/item4.xml><?xml version="1.0" encoding="utf-8"?>
-<p:properties xmlns:p="http://schemas.microsoft.com/office/2006/metadata/properties" xmlns:xsi="http://www.w3.org/2001/XMLSchema-instance" xmlns:pc="http://schemas.microsoft.com/office/infopath/2007/PartnerControls">
-  <documentManagement>
-    <TaxCatchAll xmlns="cb45339b-ced9-4d0d-8f64-77573914d53b" xsi:nil="true"/>
-    <lcf76f155ced4ddcb4097134ff3c332f xmlns="43a3ca16-9c26-4813-b83f-4aec9927b43f">
-      <Terms xmlns="http://schemas.microsoft.com/office/infopath/2007/PartnerControls"/>
-    </lcf76f155ced4ddcb4097134ff3c332f>
-  </documentManagement>
-</p:properties>
+<file path=customXml/itemProps1.xml><?xml version="1.0" encoding="utf-8"?>
+<ds:datastoreItem xmlns:ds="http://schemas.openxmlformats.org/officeDocument/2006/customXml" ds:itemID="{9072C9D3-7A62-4577-BF03-77C4F41797B5}">
+  <ds:schemaRefs>
+    <ds:schemaRef ds:uri="http://schemas.openxmlformats.org/officeDocument/2006/bibliography"/>
+  </ds:schemaRefs>
+</ds:datastoreItem>
 </file>
 
-<file path=customXml/itemProps1.xml><?xml version="1.0" encoding="utf-8"?>
+<file path=customXml/itemProps2.xml><?xml version="1.0" encoding="utf-8"?>
 <ds:datastoreItem xmlns:ds="http://schemas.openxmlformats.org/officeDocument/2006/customXml" ds:itemID="{81CBDEC1-3B00-44ED-AD36-0268077980BA}">
   <ds:schemaRefs>
     <ds:schemaRef ds:uri="http://schemas.microsoft.com/sharepoint/v3/contenttype/forms"/>
@@ -13710,15 +13607,18 @@
 </ds:datastoreItem>
 </file>
 
-<file path=customXml/itemProps2.xml><?xml version="1.0" encoding="utf-8"?>
-<ds:datastoreItem xmlns:ds="http://schemas.openxmlformats.org/officeDocument/2006/customXml" ds:itemID="{9072C9D3-7A62-4577-BF03-77C4F41797B5}">
+<file path=customXml/itemProps3.xml><?xml version="1.0" encoding="utf-8"?>
+<ds:datastoreItem xmlns:ds="http://schemas.openxmlformats.org/officeDocument/2006/customXml" ds:itemID="{6929C9FE-9F22-4B98-96EF-1B541B3BD0B2}">
   <ds:schemaRefs>
-    <ds:schemaRef ds:uri="http://schemas.openxmlformats.org/officeDocument/2006/bibliography"/>
+    <ds:schemaRef ds:uri="http://schemas.microsoft.com/office/2006/metadata/properties"/>
+    <ds:schemaRef ds:uri="http://schemas.microsoft.com/office/infopath/2007/PartnerControls"/>
+    <ds:schemaRef ds:uri="cb45339b-ced9-4d0d-8f64-77573914d53b"/>
+    <ds:schemaRef ds:uri="43a3ca16-9c26-4813-b83f-4aec9927b43f"/>
   </ds:schemaRefs>
 </ds:datastoreItem>
 </file>
 
-<file path=customXml/itemProps3.xml><?xml version="1.0" encoding="utf-8"?>
+<file path=customXml/itemProps4.xml><?xml version="1.0" encoding="utf-8"?>
 <ds:datastoreItem xmlns:ds="http://schemas.openxmlformats.org/officeDocument/2006/customXml" ds:itemID="{DF43E046-DB0C-42D1-8C73-AE38B52F1ED7}">
   <ds:schemaRefs>
     <ds:schemaRef ds:uri="http://schemas.microsoft.com/office/2006/metadata/contentType"/>
@@ -13735,15 +13635,4 @@
     <ds:schemaRef ds:uri="http://schemas.microsoft.com/internal/obd"/>
   </ds:schemaRefs>
 </ds:datastoreItem>
-</file>
-
-<file path=customXml/itemProps4.xml><?xml version="1.0" encoding="utf-8"?>
-<ds:datastoreItem xmlns:ds="http://schemas.openxmlformats.org/officeDocument/2006/customXml" ds:itemID="{6929C9FE-9F22-4B98-96EF-1B541B3BD0B2}">
-  <ds:schemaRefs>
-    <ds:schemaRef ds:uri="http://schemas.microsoft.com/office/2006/metadata/properties"/>
-    <ds:schemaRef ds:uri="http://schemas.microsoft.com/office/infopath/2007/PartnerControls"/>
-    <ds:schemaRef ds:uri="cb45339b-ced9-4d0d-8f64-77573914d53b"/>
-    <ds:schemaRef ds:uri="43a3ca16-9c26-4813-b83f-4aec9927b43f"/>
-  </ds:schemaRefs>
-</ds:datastoreItem>
 </file>